--- a/Docs/business_usecase_v41.docx
+++ b/Docs/business_usecase_v41.docx
@@ -4,44 +4,96 @@
   <w:body>
     <w:p>
       <w:pPr>
+        <w:pStyle w:val="Title"/>
+        <w:spacing w:after="200"/>
         <w:jc w:val="center"/>
       </w:pPr>
       <w:r>
         <w:rPr>
+          <w:rFonts w:ascii="Times New Roman" w:hAnsi="Times New Roman" w:eastAsia="Times New Roman"/>
           <w:b/>
+          <w:color w:val="000000"/>
           <w:sz w:val="32"/>
         </w:rPr>
-        <w:t>ĐẶC TẢ NGHIỆP VỤ THỰC TẾ (BUSINESS USE CASES)</w:t>
+        <w:t>ĐẶC TẢ NGHIỆP VỤ HỆ THỐNG THƯ VIỆN HUIT</w:t>
       </w:r>
     </w:p>
     <w:p>
       <w:pPr>
-        <w:jc w:val="center"/>
+        <w:spacing w:after="200"/>
+        <w:jc w:val="both"/>
       </w:pPr>
       <w:r>
         <w:rPr>
-          <w:i/>
+          <w:rFonts w:ascii="Times New Roman" w:hAnsi="Times New Roman" w:eastAsia="Times New Roman"/>
+          <w:color w:val="000000"/>
+          <w:sz w:val="22"/>
         </w:rPr>
-        <w:t>Bảng 1: Bảng đặc tả yêu cầu chức năng Đăng ký làm thẻ và sử dụng thư viện</w:t>
+        <w:t>Tài liệu này mô tả phạm vi nghiệp vụ chính thức của đồ án. Chức năng đặt phòng học và xử lý vi phạm phòng đã được loại khỏi phạm vi. Quét mã QR tại quầy do thủ thư thực hiện là yêu cầu bắt buộc của nghiệp vụ mượn trả. Các mã BUC được giữ nguyên để bảo toàn truy vết lịch sử, vì vậy tài liệu có thể không liên tục về số hiệu.</w:t>
+      </w:r>
+    </w:p>
+    <w:p>
+      <w:pPr>
+        <w:keepNext/>
+        <w:spacing w:before="200" w:after="80"/>
+        <w:jc w:val="left"/>
+      </w:pPr>
+      <w:r>
+        <w:rPr>
+          <w:rFonts w:ascii="Times New Roman" w:hAnsi="Times New Roman" w:eastAsia="Times New Roman"/>
+          <w:b/>
+          <w:color w:val="000000"/>
+          <w:sz w:val="22"/>
+        </w:rPr>
+        <w:t>Bảng 1  Đặc tả yêu cầu chức năng Đăng ký làm thẻ và sử dụng thư viện</w:t>
       </w:r>
     </w:p>
     <w:tbl>
       <w:tblPr>
         <w:tblStyle w:val="TableGrid"/>
         <w:tblW w:type="auto" w:w="0"/>
+        <w:tblLayout w:type="autofit"/>
         <w:tblLook w:firstColumn="1" w:firstRow="1" w:lastColumn="0" w:lastRow="0" w:noHBand="0" w:noVBand="1" w:val="04A0"/>
+        <w:tblBorders>
+          <w:top w:val="single" w:sz="6" w:color="D9D9D9"/>
+          <w:left w:val="single" w:sz="6" w:color="D9D9D9"/>
+          <w:bottom w:val="single" w:sz="6" w:color="D9D9D9"/>
+          <w:right w:val="single" w:sz="6" w:color="D9D9D9"/>
+          <w:insideH w:val="single" w:sz="6" w:color="D9D9D9"/>
+          <w:insideV w:val="single" w:sz="6" w:color="D9D9D9"/>
+        </w:tblBorders>
       </w:tblPr>
       <w:tblGrid>
         <w:gridCol w:w="4320"/>
         <w:gridCol w:w="4320"/>
       </w:tblGrid>
       <w:tr>
+        <w:trPr>
+          <w:tblHeader w:val="true"/>
+        </w:trPr>
         <w:tc>
           <w:tcPr>
             <w:tcW w:type="dxa" w:w="4320"/>
+            <w:vAlign w:val="center"/>
+            <w:tcMar>
+              <w:top w:w="90" w:type="dxa"/>
+              <w:start w:w="110" w:type="dxa"/>
+              <w:bottom w:w="90" w:type="dxa"/>
+              <w:end w:w="110" w:type="dxa"/>
+            </w:tcMar>
+            <w:shd w:fill="D9EAF7"/>
           </w:tcPr>
           <w:p>
+            <w:pPr>
+              <w:spacing w:after="0" w:line="259" w:lineRule="auto"/>
+            </w:pPr>
             <w:r>
+              <w:rPr>
+                <w:rFonts w:ascii="Times New Roman" w:hAnsi="Times New Roman" w:eastAsia="Times New Roman"/>
+                <w:b/>
+                <w:color w:val="000000"/>
+                <w:sz w:val="21"/>
+              </w:rPr>
               <w:t>Mã yêu cầu</w:t>
             </w:r>
           </w:p>
@@ -49,9 +101,25 @@
         <w:tc>
           <w:tcPr>
             <w:tcW w:type="dxa" w:w="4320"/>
+            <w:vAlign w:val="center"/>
+            <w:tcMar>
+              <w:top w:w="90" w:type="dxa"/>
+              <w:start w:w="110" w:type="dxa"/>
+              <w:bottom w:w="90" w:type="dxa"/>
+              <w:end w:w="110" w:type="dxa"/>
+            </w:tcMar>
           </w:tcPr>
           <w:p>
+            <w:pPr>
+              <w:spacing w:after="0" w:line="259" w:lineRule="auto"/>
+            </w:pPr>
             <w:r>
+              <w:rPr>
+                <w:rFonts w:ascii="Times New Roman" w:hAnsi="Times New Roman" w:eastAsia="Times New Roman"/>
+                <w:b w:val="0"/>
+                <w:color w:val="000000"/>
+                <w:sz w:val="21"/>
+              </w:rPr>
               <w:t>BUC01</w:t>
             </w:r>
           </w:p>
@@ -61,9 +129,26 @@
         <w:tc>
           <w:tcPr>
             <w:tcW w:type="dxa" w:w="4320"/>
+            <w:vAlign w:val="center"/>
+            <w:tcMar>
+              <w:top w:w="90" w:type="dxa"/>
+              <w:start w:w="110" w:type="dxa"/>
+              <w:bottom w:w="90" w:type="dxa"/>
+              <w:end w:w="110" w:type="dxa"/>
+            </w:tcMar>
+            <w:shd w:fill="D9EAF7"/>
           </w:tcPr>
           <w:p>
+            <w:pPr>
+              <w:spacing w:after="0" w:line="259" w:lineRule="auto"/>
+            </w:pPr>
             <w:r>
+              <w:rPr>
+                <w:rFonts w:ascii="Times New Roman" w:hAnsi="Times New Roman" w:eastAsia="Times New Roman"/>
+                <w:b/>
+                <w:color w:val="000000"/>
+                <w:sz w:val="21"/>
+              </w:rPr>
               <w:t>Tên yêu cầu</w:t>
             </w:r>
           </w:p>
@@ -71,9 +156,26 @@
         <w:tc>
           <w:tcPr>
             <w:tcW w:type="dxa" w:w="4320"/>
+            <w:vAlign w:val="center"/>
+            <w:tcMar>
+              <w:top w:w="90" w:type="dxa"/>
+              <w:start w:w="110" w:type="dxa"/>
+              <w:bottom w:w="90" w:type="dxa"/>
+              <w:end w:w="110" w:type="dxa"/>
+            </w:tcMar>
+            <w:shd w:fill="F7FAFC"/>
           </w:tcPr>
           <w:p>
+            <w:pPr>
+              <w:spacing w:after="0" w:line="259" w:lineRule="auto"/>
+            </w:pPr>
             <w:r>
+              <w:rPr>
+                <w:rFonts w:ascii="Times New Roman" w:hAnsi="Times New Roman" w:eastAsia="Times New Roman"/>
+                <w:b w:val="0"/>
+                <w:color w:val="000000"/>
+                <w:sz w:val="21"/>
+              </w:rPr>
               <w:t>Đăng ký làm thẻ và sử dụng thư viện</w:t>
             </w:r>
           </w:p>
@@ -83,9 +185,26 @@
         <w:tc>
           <w:tcPr>
             <w:tcW w:type="dxa" w:w="4320"/>
+            <w:vAlign w:val="center"/>
+            <w:tcMar>
+              <w:top w:w="90" w:type="dxa"/>
+              <w:start w:w="110" w:type="dxa"/>
+              <w:bottom w:w="90" w:type="dxa"/>
+              <w:end w:w="110" w:type="dxa"/>
+            </w:tcMar>
+            <w:shd w:fill="D9EAF7"/>
           </w:tcPr>
           <w:p>
+            <w:pPr>
+              <w:spacing w:after="0" w:line="259" w:lineRule="auto"/>
+            </w:pPr>
             <w:r>
+              <w:rPr>
+                <w:rFonts w:ascii="Times New Roman" w:hAnsi="Times New Roman" w:eastAsia="Times New Roman"/>
+                <w:b/>
+                <w:color w:val="000000"/>
+                <w:sz w:val="21"/>
+              </w:rPr>
               <w:t>Mức độ ưu tiên</w:t>
             </w:r>
           </w:p>
@@ -93,9 +212,25 @@
         <w:tc>
           <w:tcPr>
             <w:tcW w:type="dxa" w:w="4320"/>
+            <w:vAlign w:val="center"/>
+            <w:tcMar>
+              <w:top w:w="90" w:type="dxa"/>
+              <w:start w:w="110" w:type="dxa"/>
+              <w:bottom w:w="90" w:type="dxa"/>
+              <w:end w:w="110" w:type="dxa"/>
+            </w:tcMar>
           </w:tcPr>
           <w:p>
+            <w:pPr>
+              <w:spacing w:after="0" w:line="259" w:lineRule="auto"/>
+            </w:pPr>
             <w:r>
+              <w:rPr>
+                <w:rFonts w:ascii="Times New Roman" w:hAnsi="Times New Roman" w:eastAsia="Times New Roman"/>
+                <w:b w:val="0"/>
+                <w:color w:val="000000"/>
+                <w:sz w:val="21"/>
+              </w:rPr>
               <w:t>Cao</w:t>
             </w:r>
           </w:p>
@@ -105,9 +240,26 @@
         <w:tc>
           <w:tcPr>
             <w:tcW w:type="dxa" w:w="4320"/>
+            <w:vAlign w:val="center"/>
+            <w:tcMar>
+              <w:top w:w="90" w:type="dxa"/>
+              <w:start w:w="110" w:type="dxa"/>
+              <w:bottom w:w="90" w:type="dxa"/>
+              <w:end w:w="110" w:type="dxa"/>
+            </w:tcMar>
+            <w:shd w:fill="D9EAF7"/>
           </w:tcPr>
           <w:p>
+            <w:pPr>
+              <w:spacing w:after="0" w:line="259" w:lineRule="auto"/>
+            </w:pPr>
             <w:r>
+              <w:rPr>
+                <w:rFonts w:ascii="Times New Roman" w:hAnsi="Times New Roman" w:eastAsia="Times New Roman"/>
+                <w:b/>
+                <w:color w:val="000000"/>
+                <w:sz w:val="21"/>
+              </w:rPr>
               <w:t>Mô tả</w:t>
             </w:r>
           </w:p>
@@ -115,10 +267,27 @@
         <w:tc>
           <w:tcPr>
             <w:tcW w:type="dxa" w:w="4320"/>
+            <w:vAlign w:val="center"/>
+            <w:tcMar>
+              <w:top w:w="90" w:type="dxa"/>
+              <w:start w:w="110" w:type="dxa"/>
+              <w:bottom w:w="90" w:type="dxa"/>
+              <w:end w:w="110" w:type="dxa"/>
+            </w:tcMar>
+            <w:shd w:fill="F7FAFC"/>
           </w:tcPr>
           <w:p>
+            <w:pPr>
+              <w:spacing w:after="0" w:line="259" w:lineRule="auto"/>
+            </w:pPr>
             <w:r>
-              <w:t>Cấp quyền cho người sử dụng vào thư viện và mượn tài liệu.</w:t>
+              <w:rPr>
+                <w:rFonts w:ascii="Times New Roman" w:hAnsi="Times New Roman" w:eastAsia="Times New Roman"/>
+                <w:b w:val="0"/>
+                <w:color w:val="000000"/>
+                <w:sz w:val="21"/>
+              </w:rPr>
+              <w:t>Cấp và quản lý quyền sử dụng thư viện cho sinh viên và cán bộ theo tài khoản, thẻ thư viện và vai trò.</w:t>
             </w:r>
           </w:p>
         </w:tc>
@@ -127,9 +296,26 @@
         <w:tc>
           <w:tcPr>
             <w:tcW w:type="dxa" w:w="4320"/>
+            <w:vAlign w:val="center"/>
+            <w:tcMar>
+              <w:top w:w="90" w:type="dxa"/>
+              <w:start w:w="110" w:type="dxa"/>
+              <w:bottom w:w="90" w:type="dxa"/>
+              <w:end w:w="110" w:type="dxa"/>
+            </w:tcMar>
+            <w:shd w:fill="D9EAF7"/>
           </w:tcPr>
           <w:p>
+            <w:pPr>
+              <w:spacing w:after="0" w:line="259" w:lineRule="auto"/>
+            </w:pPr>
             <w:r>
+              <w:rPr>
+                <w:rFonts w:ascii="Times New Roman" w:hAnsi="Times New Roman" w:eastAsia="Times New Roman"/>
+                <w:b/>
+                <w:color w:val="000000"/>
+                <w:sz w:val="21"/>
+              </w:rPr>
               <w:t>Tác nhân</w:t>
             </w:r>
           </w:p>
@@ -137,9 +323,25 @@
         <w:tc>
           <w:tcPr>
             <w:tcW w:type="dxa" w:w="4320"/>
+            <w:vAlign w:val="center"/>
+            <w:tcMar>
+              <w:top w:w="90" w:type="dxa"/>
+              <w:start w:w="110" w:type="dxa"/>
+              <w:bottom w:w="90" w:type="dxa"/>
+              <w:end w:w="110" w:type="dxa"/>
+            </w:tcMar>
           </w:tcPr>
           <w:p>
+            <w:pPr>
+              <w:spacing w:after="0" w:line="259" w:lineRule="auto"/>
+            </w:pPr>
             <w:r>
+              <w:rPr>
+                <w:rFonts w:ascii="Times New Roman" w:hAnsi="Times New Roman" w:eastAsia="Times New Roman"/>
+                <w:b w:val="0"/>
+                <w:color w:val="000000"/>
+                <w:sz w:val="21"/>
+              </w:rPr>
               <w:t>Người sử dụng, Tổ công tác</w:t>
             </w:r>
           </w:p>
@@ -149,9 +351,26 @@
         <w:tc>
           <w:tcPr>
             <w:tcW w:type="dxa" w:w="4320"/>
+            <w:vAlign w:val="center"/>
+            <w:tcMar>
+              <w:top w:w="90" w:type="dxa"/>
+              <w:start w:w="110" w:type="dxa"/>
+              <w:bottom w:w="90" w:type="dxa"/>
+              <w:end w:w="110" w:type="dxa"/>
+            </w:tcMar>
+            <w:shd w:fill="D9EAF7"/>
           </w:tcPr>
           <w:p>
+            <w:pPr>
+              <w:spacing w:after="0" w:line="259" w:lineRule="auto"/>
+            </w:pPr>
             <w:r>
+              <w:rPr>
+                <w:rFonts w:ascii="Times New Roman" w:hAnsi="Times New Roman" w:eastAsia="Times New Roman"/>
+                <w:b/>
+                <w:color w:val="000000"/>
+                <w:sz w:val="21"/>
+              </w:rPr>
               <w:t>Điều kiện trước</w:t>
             </w:r>
           </w:p>
@@ -159,9 +378,26 @@
         <w:tc>
           <w:tcPr>
             <w:tcW w:type="dxa" w:w="4320"/>
+            <w:vAlign w:val="center"/>
+            <w:tcMar>
+              <w:top w:w="90" w:type="dxa"/>
+              <w:start w:w="110" w:type="dxa"/>
+              <w:bottom w:w="90" w:type="dxa"/>
+              <w:end w:w="110" w:type="dxa"/>
+            </w:tcMar>
+            <w:shd w:fill="F7FAFC"/>
           </w:tcPr>
           <w:p>
+            <w:pPr>
+              <w:spacing w:after="0" w:line="259" w:lineRule="auto"/>
+            </w:pPr>
             <w:r>
+              <w:rPr>
+                <w:rFonts w:ascii="Times New Roman" w:hAnsi="Times New Roman" w:eastAsia="Times New Roman"/>
+                <w:b w:val="0"/>
+                <w:color w:val="000000"/>
+                <w:sz w:val="21"/>
+              </w:rPr>
               <w:t>Người sử dụng chưa có thẻ thư viện.</w:t>
             </w:r>
           </w:p>
@@ -171,9 +407,26 @@
         <w:tc>
           <w:tcPr>
             <w:tcW w:type="dxa" w:w="4320"/>
+            <w:vAlign w:val="center"/>
+            <w:tcMar>
+              <w:top w:w="90" w:type="dxa"/>
+              <w:start w:w="110" w:type="dxa"/>
+              <w:bottom w:w="90" w:type="dxa"/>
+              <w:end w:w="110" w:type="dxa"/>
+            </w:tcMar>
+            <w:shd w:fill="D9EAF7"/>
           </w:tcPr>
           <w:p>
+            <w:pPr>
+              <w:spacing w:after="0" w:line="259" w:lineRule="auto"/>
+            </w:pPr>
             <w:r>
+              <w:rPr>
+                <w:rFonts w:ascii="Times New Roman" w:hAnsi="Times New Roman" w:eastAsia="Times New Roman"/>
+                <w:b/>
+                <w:color w:val="000000"/>
+                <w:sz w:val="21"/>
+              </w:rPr>
               <w:t>Các thao tác xử lý</w:t>
             </w:r>
           </w:p>
@@ -181,45 +434,32 @@
         <w:tc>
           <w:tcPr>
             <w:tcW w:type="dxa" w:w="4320"/>
+            <w:vAlign w:val="center"/>
+            <w:tcMar>
+              <w:top w:w="90" w:type="dxa"/>
+              <w:start w:w="110" w:type="dxa"/>
+              <w:bottom w:w="90" w:type="dxa"/>
+              <w:end w:w="110" w:type="dxa"/>
+            </w:tcMar>
           </w:tcPr>
           <w:p>
             <w:pPr>
-              <w:spacing w:after="40"/>
+              <w:spacing w:after="0" w:line="259" w:lineRule="auto"/>
             </w:pPr>
             <w:r>
-              <w:t>1. Người sử dụng xuất trình thông tin cá nhân và đăng ký phân loại nhóm.</w:t>
-            </w:r>
-          </w:p>
-          <w:p>
-            <w:pPr>
-              <w:spacing w:after="40"/>
-            </w:pPr>
-            <w:r>
-              <w:t>2. Đóng lệ phí làm thẻ và thu tiền thế chân tối thiểu 100.000 VNĐ đối với Sinh viên, Học viên, Người ngoài trường; miễn thu thế chân đối với Giảng viên và Viên chức.</w:t>
-            </w:r>
-          </w:p>
-          <w:p>
-            <w:pPr>
-              <w:spacing w:after="40"/>
-            </w:pPr>
-            <w:r>
-              <w:t>3. Tổ công tác in thẻ với thời hạn sử dụng 1 năm. Khi gia hạn thẻ ở các năm sau, chỉ đóng lại lệ phí, giữ nguyên tiền thế chân.</w:t>
-            </w:r>
-          </w:p>
-          <w:p>
-            <w:pPr>
-              <w:spacing w:after="40"/>
-            </w:pPr>
-            <w:r>
-              <w:t>4. Đối với Sinh viên và Học viên: Phải tham gia lớp hướng dẫn sử dụng thư viện để được hệ thống tự động kích hoạt thẻ.</w:t>
-            </w:r>
-          </w:p>
-          <w:p>
-            <w:pPr>
-              <w:spacing w:after="40"/>
-            </w:pPr>
-            <w:r>
-              <w:t>5. Đối với Giảng viên, Viên chức, Người ngoài trường: Không bắt buộc học lớp hướng dẫn, hệ thống tự động kích hoạt thẻ ngay sau khi hoàn tất thủ tục.</w:t>
+              <w:rPr>
+                <w:rFonts w:ascii="Times New Roman" w:hAnsi="Times New Roman" w:eastAsia="Times New Roman"/>
+                <w:b w:val="0"/>
+                <w:color w:val="000000"/>
+                <w:sz w:val="21"/>
+              </w:rPr>
+              <w:t>1. Quản trị viên hoặc cán bộ có quyền ghi nhận hồ sơ người dùng và vai trò.</w:t>
+              <w:br/>
+              <w:t>2. Hệ thống kiểm tra dữ liệu bắt buộc, trạng thái thẻ và thời hạn sử dụng.</w:t>
+              <w:br/>
+              <w:t>3. Người dùng đăng nhập, đổi mật khẩu, khôi phục mật khẩu và cập nhật hồ sơ cá nhân.</w:t>
+              <w:br/>
+              <w:t>4. Các nghiệp vụ nộp hoặc hoàn tiền thế chân nâng cao được tạm hoãn cho đến khi có xác nhận của giảng viên hướng dẫn.</w:t>
             </w:r>
           </w:p>
         </w:tc>
@@ -228,9 +468,26 @@
         <w:tc>
           <w:tcPr>
             <w:tcW w:type="dxa" w:w="4320"/>
+            <w:vAlign w:val="center"/>
+            <w:tcMar>
+              <w:top w:w="90" w:type="dxa"/>
+              <w:start w:w="110" w:type="dxa"/>
+              <w:bottom w:w="90" w:type="dxa"/>
+              <w:end w:w="110" w:type="dxa"/>
+            </w:tcMar>
+            <w:shd w:fill="D9EAF7"/>
           </w:tcPr>
           <w:p>
+            <w:pPr>
+              <w:spacing w:after="0" w:line="259" w:lineRule="auto"/>
+            </w:pPr>
             <w:r>
+              <w:rPr>
+                <w:rFonts w:ascii="Times New Roman" w:hAnsi="Times New Roman" w:eastAsia="Times New Roman"/>
+                <w:b/>
+                <w:color w:val="000000"/>
+                <w:sz w:val="21"/>
+              </w:rPr>
               <w:t>Kết quả</w:t>
             </w:r>
           </w:p>
@@ -238,9 +495,26 @@
         <w:tc>
           <w:tcPr>
             <w:tcW w:type="dxa" w:w="4320"/>
+            <w:vAlign w:val="center"/>
+            <w:tcMar>
+              <w:top w:w="90" w:type="dxa"/>
+              <w:start w:w="110" w:type="dxa"/>
+              <w:bottom w:w="90" w:type="dxa"/>
+              <w:end w:w="110" w:type="dxa"/>
+            </w:tcMar>
+            <w:shd w:fill="F7FAFC"/>
           </w:tcPr>
           <w:p>
+            <w:pPr>
+              <w:spacing w:after="0" w:line="259" w:lineRule="auto"/>
+            </w:pPr>
             <w:r>
+              <w:rPr>
+                <w:rFonts w:ascii="Times New Roman" w:hAnsi="Times New Roman" w:eastAsia="Times New Roman"/>
+                <w:b w:val="0"/>
+                <w:color w:val="000000"/>
+                <w:sz w:val="21"/>
+              </w:rPr>
               <w:t>Người sử dụng được cấp thẻ có thời hạn 1 năm và kích hoạt quyền mượn.</w:t>
             </w:r>
           </w:p>
@@ -250,32 +524,66 @@
     <w:p/>
     <w:p>
       <w:pPr>
-        <w:jc w:val="center"/>
+        <w:keepNext/>
+        <w:spacing w:before="200" w:after="80"/>
+        <w:jc w:val="left"/>
       </w:pPr>
       <w:r>
         <w:rPr>
-          <w:i/>
+          <w:rFonts w:ascii="Times New Roman" w:hAnsi="Times New Roman" w:eastAsia="Times New Roman"/>
+          <w:b/>
+          <w:color w:val="000000"/>
+          <w:sz w:val="22"/>
         </w:rPr>
-        <w:t>Bảng 2: Bảng đặc tả yêu cầu chức năng Phục vụ mượn tài liệu về nhà hoặc Đọc tại chỗ</w:t>
+        <w:t>Bảng 2  Đặc tả yêu cầu chức năng Phục vụ mượn tài liệu về nhà hoặc Đọc tại chỗ</w:t>
       </w:r>
     </w:p>
     <w:tbl>
       <w:tblPr>
         <w:tblStyle w:val="TableGrid"/>
         <w:tblW w:type="auto" w:w="0"/>
+        <w:tblLayout w:type="autofit"/>
         <w:tblLook w:firstColumn="1" w:firstRow="1" w:lastColumn="0" w:lastRow="0" w:noHBand="0" w:noVBand="1" w:val="04A0"/>
+        <w:tblBorders>
+          <w:top w:val="single" w:sz="6" w:color="D9D9D9"/>
+          <w:left w:val="single" w:sz="6" w:color="D9D9D9"/>
+          <w:bottom w:val="single" w:sz="6" w:color="D9D9D9"/>
+          <w:right w:val="single" w:sz="6" w:color="D9D9D9"/>
+          <w:insideH w:val="single" w:sz="6" w:color="D9D9D9"/>
+          <w:insideV w:val="single" w:sz="6" w:color="D9D9D9"/>
+        </w:tblBorders>
       </w:tblPr>
       <w:tblGrid>
         <w:gridCol w:w="4320"/>
         <w:gridCol w:w="4320"/>
       </w:tblGrid>
       <w:tr>
+        <w:trPr>
+          <w:tblHeader w:val="true"/>
+        </w:trPr>
         <w:tc>
           <w:tcPr>
             <w:tcW w:type="dxa" w:w="4320"/>
+            <w:vAlign w:val="center"/>
+            <w:tcMar>
+              <w:top w:w="90" w:type="dxa"/>
+              <w:start w:w="110" w:type="dxa"/>
+              <w:bottom w:w="90" w:type="dxa"/>
+              <w:end w:w="110" w:type="dxa"/>
+            </w:tcMar>
+            <w:shd w:fill="D9EAF7"/>
           </w:tcPr>
           <w:p>
+            <w:pPr>
+              <w:spacing w:after="0" w:line="259" w:lineRule="auto"/>
+            </w:pPr>
             <w:r>
+              <w:rPr>
+                <w:rFonts w:ascii="Times New Roman" w:hAnsi="Times New Roman" w:eastAsia="Times New Roman"/>
+                <w:b/>
+                <w:color w:val="000000"/>
+                <w:sz w:val="21"/>
+              </w:rPr>
               <w:t>Mã yêu cầu</w:t>
             </w:r>
           </w:p>
@@ -283,9 +591,25 @@
         <w:tc>
           <w:tcPr>
             <w:tcW w:type="dxa" w:w="4320"/>
+            <w:vAlign w:val="center"/>
+            <w:tcMar>
+              <w:top w:w="90" w:type="dxa"/>
+              <w:start w:w="110" w:type="dxa"/>
+              <w:bottom w:w="90" w:type="dxa"/>
+              <w:end w:w="110" w:type="dxa"/>
+            </w:tcMar>
           </w:tcPr>
           <w:p>
+            <w:pPr>
+              <w:spacing w:after="0" w:line="259" w:lineRule="auto"/>
+            </w:pPr>
             <w:r>
+              <w:rPr>
+                <w:rFonts w:ascii="Times New Roman" w:hAnsi="Times New Roman" w:eastAsia="Times New Roman"/>
+                <w:b w:val="0"/>
+                <w:color w:val="000000"/>
+                <w:sz w:val="21"/>
+              </w:rPr>
               <w:t>BUC02</w:t>
             </w:r>
           </w:p>
@@ -295,9 +619,26 @@
         <w:tc>
           <w:tcPr>
             <w:tcW w:type="dxa" w:w="4320"/>
+            <w:vAlign w:val="center"/>
+            <w:tcMar>
+              <w:top w:w="90" w:type="dxa"/>
+              <w:start w:w="110" w:type="dxa"/>
+              <w:bottom w:w="90" w:type="dxa"/>
+              <w:end w:w="110" w:type="dxa"/>
+            </w:tcMar>
+            <w:shd w:fill="D9EAF7"/>
           </w:tcPr>
           <w:p>
+            <w:pPr>
+              <w:spacing w:after="0" w:line="259" w:lineRule="auto"/>
+            </w:pPr>
             <w:r>
+              <w:rPr>
+                <w:rFonts w:ascii="Times New Roman" w:hAnsi="Times New Roman" w:eastAsia="Times New Roman"/>
+                <w:b/>
+                <w:color w:val="000000"/>
+                <w:sz w:val="21"/>
+              </w:rPr>
               <w:t>Tên yêu cầu</w:t>
             </w:r>
           </w:p>
@@ -305,9 +646,26 @@
         <w:tc>
           <w:tcPr>
             <w:tcW w:type="dxa" w:w="4320"/>
+            <w:vAlign w:val="center"/>
+            <w:tcMar>
+              <w:top w:w="90" w:type="dxa"/>
+              <w:start w:w="110" w:type="dxa"/>
+              <w:bottom w:w="90" w:type="dxa"/>
+              <w:end w:w="110" w:type="dxa"/>
+            </w:tcMar>
+            <w:shd w:fill="F7FAFC"/>
           </w:tcPr>
           <w:p>
+            <w:pPr>
+              <w:spacing w:after="0" w:line="259" w:lineRule="auto"/>
+            </w:pPr>
             <w:r>
+              <w:rPr>
+                <w:rFonts w:ascii="Times New Roman" w:hAnsi="Times New Roman" w:eastAsia="Times New Roman"/>
+                <w:b w:val="0"/>
+                <w:color w:val="000000"/>
+                <w:sz w:val="21"/>
+              </w:rPr>
               <w:t>Phục vụ mượn tài liệu về nhà hoặc Đọc tại chỗ</w:t>
             </w:r>
           </w:p>
@@ -317,9 +675,26 @@
         <w:tc>
           <w:tcPr>
             <w:tcW w:type="dxa" w:w="4320"/>
+            <w:vAlign w:val="center"/>
+            <w:tcMar>
+              <w:top w:w="90" w:type="dxa"/>
+              <w:start w:w="110" w:type="dxa"/>
+              <w:bottom w:w="90" w:type="dxa"/>
+              <w:end w:w="110" w:type="dxa"/>
+            </w:tcMar>
+            <w:shd w:fill="D9EAF7"/>
           </w:tcPr>
           <w:p>
+            <w:pPr>
+              <w:spacing w:after="0" w:line="259" w:lineRule="auto"/>
+            </w:pPr>
             <w:r>
+              <w:rPr>
+                <w:rFonts w:ascii="Times New Roman" w:hAnsi="Times New Roman" w:eastAsia="Times New Roman"/>
+                <w:b/>
+                <w:color w:val="000000"/>
+                <w:sz w:val="21"/>
+              </w:rPr>
               <w:t>Mức độ ưu tiên</w:t>
             </w:r>
           </w:p>
@@ -327,9 +702,25 @@
         <w:tc>
           <w:tcPr>
             <w:tcW w:type="dxa" w:w="4320"/>
+            <w:vAlign w:val="center"/>
+            <w:tcMar>
+              <w:top w:w="90" w:type="dxa"/>
+              <w:start w:w="110" w:type="dxa"/>
+              <w:bottom w:w="90" w:type="dxa"/>
+              <w:end w:w="110" w:type="dxa"/>
+            </w:tcMar>
           </w:tcPr>
           <w:p>
+            <w:pPr>
+              <w:spacing w:after="0" w:line="259" w:lineRule="auto"/>
+            </w:pPr>
             <w:r>
+              <w:rPr>
+                <w:rFonts w:ascii="Times New Roman" w:hAnsi="Times New Roman" w:eastAsia="Times New Roman"/>
+                <w:b w:val="0"/>
+                <w:color w:val="000000"/>
+                <w:sz w:val="21"/>
+              </w:rPr>
               <w:t>Cao</w:t>
             </w:r>
           </w:p>
@@ -339,9 +730,26 @@
         <w:tc>
           <w:tcPr>
             <w:tcW w:type="dxa" w:w="4320"/>
+            <w:vAlign w:val="center"/>
+            <w:tcMar>
+              <w:top w:w="90" w:type="dxa"/>
+              <w:start w:w="110" w:type="dxa"/>
+              <w:bottom w:w="90" w:type="dxa"/>
+              <w:end w:w="110" w:type="dxa"/>
+            </w:tcMar>
+            <w:shd w:fill="D9EAF7"/>
           </w:tcPr>
           <w:p>
+            <w:pPr>
+              <w:spacing w:after="0" w:line="259" w:lineRule="auto"/>
+            </w:pPr>
             <w:r>
+              <w:rPr>
+                <w:rFonts w:ascii="Times New Roman" w:hAnsi="Times New Roman" w:eastAsia="Times New Roman"/>
+                <w:b/>
+                <w:color w:val="000000"/>
+                <w:sz w:val="21"/>
+              </w:rPr>
               <w:t>Mô tả</w:t>
             </w:r>
           </w:p>
@@ -349,9 +757,26 @@
         <w:tc>
           <w:tcPr>
             <w:tcW w:type="dxa" w:w="4320"/>
+            <w:vAlign w:val="center"/>
+            <w:tcMar>
+              <w:top w:w="90" w:type="dxa"/>
+              <w:start w:w="110" w:type="dxa"/>
+              <w:bottom w:w="90" w:type="dxa"/>
+              <w:end w:w="110" w:type="dxa"/>
+            </w:tcMar>
+            <w:shd w:fill="F7FAFC"/>
           </w:tcPr>
           <w:p>
+            <w:pPr>
+              <w:spacing w:after="0" w:line="259" w:lineRule="auto"/>
+            </w:pPr>
             <w:r>
+              <w:rPr>
+                <w:rFonts w:ascii="Times New Roman" w:hAnsi="Times New Roman" w:eastAsia="Times New Roman"/>
+                <w:b w:val="0"/>
+                <w:color w:val="000000"/>
+                <w:sz w:val="21"/>
+              </w:rPr>
               <w:t>Lập phiếu mượn mang tài liệu ra khỏi thư viện hoặc đọc tại phòng.</w:t>
             </w:r>
           </w:p>
@@ -361,9 +786,26 @@
         <w:tc>
           <w:tcPr>
             <w:tcW w:type="dxa" w:w="4320"/>
+            <w:vAlign w:val="center"/>
+            <w:tcMar>
+              <w:top w:w="90" w:type="dxa"/>
+              <w:start w:w="110" w:type="dxa"/>
+              <w:bottom w:w="90" w:type="dxa"/>
+              <w:end w:w="110" w:type="dxa"/>
+            </w:tcMar>
+            <w:shd w:fill="D9EAF7"/>
           </w:tcPr>
           <w:p>
+            <w:pPr>
+              <w:spacing w:after="0" w:line="259" w:lineRule="auto"/>
+            </w:pPr>
             <w:r>
+              <w:rPr>
+                <w:rFonts w:ascii="Times New Roman" w:hAnsi="Times New Roman" w:eastAsia="Times New Roman"/>
+                <w:b/>
+                <w:color w:val="000000"/>
+                <w:sz w:val="21"/>
+              </w:rPr>
               <w:t>Tác nhân</w:t>
             </w:r>
           </w:p>
@@ -371,9 +813,25 @@
         <w:tc>
           <w:tcPr>
             <w:tcW w:type="dxa" w:w="4320"/>
+            <w:vAlign w:val="center"/>
+            <w:tcMar>
+              <w:top w:w="90" w:type="dxa"/>
+              <w:start w:w="110" w:type="dxa"/>
+              <w:bottom w:w="90" w:type="dxa"/>
+              <w:end w:w="110" w:type="dxa"/>
+            </w:tcMar>
           </w:tcPr>
           <w:p>
+            <w:pPr>
+              <w:spacing w:after="0" w:line="259" w:lineRule="auto"/>
+            </w:pPr>
             <w:r>
+              <w:rPr>
+                <w:rFonts w:ascii="Times New Roman" w:hAnsi="Times New Roman" w:eastAsia="Times New Roman"/>
+                <w:b w:val="0"/>
+                <w:color w:val="000000"/>
+                <w:sz w:val="21"/>
+              </w:rPr>
               <w:t>Người sử dụng, Cán bộ thư viện</w:t>
             </w:r>
           </w:p>
@@ -383,9 +841,26 @@
         <w:tc>
           <w:tcPr>
             <w:tcW w:type="dxa" w:w="4320"/>
+            <w:vAlign w:val="center"/>
+            <w:tcMar>
+              <w:top w:w="90" w:type="dxa"/>
+              <w:start w:w="110" w:type="dxa"/>
+              <w:bottom w:w="90" w:type="dxa"/>
+              <w:end w:w="110" w:type="dxa"/>
+            </w:tcMar>
+            <w:shd w:fill="D9EAF7"/>
           </w:tcPr>
           <w:p>
+            <w:pPr>
+              <w:spacing w:after="0" w:line="259" w:lineRule="auto"/>
+            </w:pPr>
             <w:r>
+              <w:rPr>
+                <w:rFonts w:ascii="Times New Roman" w:hAnsi="Times New Roman" w:eastAsia="Times New Roman"/>
+                <w:b/>
+                <w:color w:val="000000"/>
+                <w:sz w:val="21"/>
+              </w:rPr>
               <w:t>Điều kiện trước</w:t>
             </w:r>
           </w:p>
@@ -393,9 +868,26 @@
         <w:tc>
           <w:tcPr>
             <w:tcW w:type="dxa" w:w="4320"/>
+            <w:vAlign w:val="center"/>
+            <w:tcMar>
+              <w:top w:w="90" w:type="dxa"/>
+              <w:start w:w="110" w:type="dxa"/>
+              <w:bottom w:w="90" w:type="dxa"/>
+              <w:end w:w="110" w:type="dxa"/>
+            </w:tcMar>
+            <w:shd w:fill="F7FAFC"/>
           </w:tcPr>
           <w:p>
+            <w:pPr>
+              <w:spacing w:after="0" w:line="259" w:lineRule="auto"/>
+            </w:pPr>
             <w:r>
+              <w:rPr>
+                <w:rFonts w:ascii="Times New Roman" w:hAnsi="Times New Roman" w:eastAsia="Times New Roman"/>
+                <w:b w:val="0"/>
+                <w:color w:val="000000"/>
+                <w:sz w:val="21"/>
+              </w:rPr>
               <w:t>Người sử dụng có thẻ thư viện hợp lệ đã được kích hoạt.</w:t>
             </w:r>
           </w:p>
@@ -405,9 +897,26 @@
         <w:tc>
           <w:tcPr>
             <w:tcW w:type="dxa" w:w="4320"/>
+            <w:vAlign w:val="center"/>
+            <w:tcMar>
+              <w:top w:w="90" w:type="dxa"/>
+              <w:start w:w="110" w:type="dxa"/>
+              <w:bottom w:w="90" w:type="dxa"/>
+              <w:end w:w="110" w:type="dxa"/>
+            </w:tcMar>
+            <w:shd w:fill="D9EAF7"/>
           </w:tcPr>
           <w:p>
+            <w:pPr>
+              <w:spacing w:after="0" w:line="259" w:lineRule="auto"/>
+            </w:pPr>
             <w:r>
+              <w:rPr>
+                <w:rFonts w:ascii="Times New Roman" w:hAnsi="Times New Roman" w:eastAsia="Times New Roman"/>
+                <w:b/>
+                <w:color w:val="000000"/>
+                <w:sz w:val="21"/>
+              </w:rPr>
               <w:t>Các thao tác xử lý</w:t>
             </w:r>
           </w:p>
@@ -415,22 +924,36 @@
         <w:tc>
           <w:tcPr>
             <w:tcW w:type="dxa" w:w="4320"/>
+            <w:vAlign w:val="center"/>
+            <w:tcMar>
+              <w:top w:w="90" w:type="dxa"/>
+              <w:start w:w="110" w:type="dxa"/>
+              <w:bottom w:w="90" w:type="dxa"/>
+              <w:end w:w="110" w:type="dxa"/>
+            </w:tcMar>
           </w:tcPr>
           <w:p>
+            <w:pPr>
+              <w:spacing w:after="0" w:line="259" w:lineRule="auto"/>
+            </w:pPr>
             <w:r>
-              <w:t>1. Mượn mang về: Chỉ được mượn tài liệu có nhãn màu trắng, tổng số tài liệu nhãn trắng đang mượn tại một thời điểm không quá ba cuốn với thời hạn mượn mặc định là mười ngày. Mỗi đầu sách chỉ được mượn một bản duy nhất để tránh độc quyền tài liệu. Đối với nhóm Sinh viên, Học viên và Người ngoài trường, tổng giá trị tài liệu đang mượn và chọn mới tính theo giá bìa không được vượt quá tổng của số dư tiền thế chân cộng thêm 50.000 VNĐ. Giảng viên và Viên chức không bị giới hạn về giá trị.</w:t>
+              <w:rPr>
+                <w:rFonts w:ascii="Times New Roman" w:hAnsi="Times New Roman" w:eastAsia="Times New Roman"/>
+                <w:b w:val="0"/>
+                <w:color w:val="000000"/>
+                <w:sz w:val="21"/>
+              </w:rPr>
+              <w:t>1. Người dùng tra cứu và đặt giữ tài liệu còn bản sẵn sàng.</w:t>
               <w:br/>
-              <w:t>2. Mượn đọc tại chỗ: Tài liệu nhãn cam, xanh, NCKH, luận án, luận văn, báo cáo TN chỉ được đọc tại chỗ, không quá hai tài liệu trong một lần.</w:t>
+              <w:t>2. Khi mượn tại quầy, thủ thư đăng nhập bằng vai trò LIBRARIAN và quét QR thẻ sinh viên hoặc QR phiếu mượn để nhận diện hồ sơ.</w:t>
               <w:br/>
-              <w:t>3. Lập phiếu mượn được thực hiện tại quầy thủ thư hoặc Kiosk tự động. Người sử dụng cũng có thể tự lập phiếu giữ chỗ trực tuyến. Khi lập phiếu mượn, hệ thống kiểm tra số lượng tồn kho theo thời gian thực và khóa tạm sách tối đa mười lăm phút trong lúc độc giả thao tác để tránh tranh chấp.</w:t>
+              <w:t>3. Hệ thống kiểm tra trạng thái thẻ, sách quá hạn, khoản nợ, giới hạn tối đa ba tài liệu và điều kiện mỗi đầu sách chỉ có một bản đang mượn.</w:t>
               <w:br/>
-              <w:t>4. Tài liệu mượn về có thể được gia hạn trực tuyến tối đa hai lần, mỗi lần kéo dài thêm mười ngày, với điều kiện sách không bị quá hạn và không có lệnh thu hồi đột xuất.</w:t>
+              <w:t>4. Thủ thư quét barcode bản sao và xác nhận checkout. Hệ thống cập nhật phiếu, chi tiết mượn và trạng thái bản sao trong cùng một giao dịch.</w:t>
               <w:br/>
-              <w:t>5. Quy định về ngày đến hạn: Nếu ngày hết hạn trả sách rơi vào ngày nghỉ lễ, Tết hoặc ngày thư viện không hoạt động theo lịch, hệ thống tự động dời ngày hết hạn sang ngày làm việc chính thức đầu tiên ngay sau kỳ nghỉ.</w:t>
+              <w:t>5. Thời hạn mượn mặc định là mười ngày. Người dùng được gia hạn tối đa hai lần, mỗi lần mười ngày, khi tài liệu chưa quá hạn và không có người chờ.</w:t>
               <w:br/>
-              <w:t>6. Hệ thống sẽ chặn luồng lập phiếu mượn nếu người dùng đang có sách quá hạn chưa trả hoặc có khoản phạt chưa thanh toán.</w:t>
-              <w:br/>
-              <w:t>7. Mượn tại Kiosk: Tích hợp cân điện tử đối chiếu trọng lượng sách để chống tráo mã vạch (Weight-based validation).</w:t>
+              <w:t>6. Kiosk tự phục vụ không thuộc phạm vi bắt buộc.</w:t>
             </w:r>
           </w:p>
         </w:tc>
@@ -439,9 +962,26 @@
         <w:tc>
           <w:tcPr>
             <w:tcW w:type="dxa" w:w="4320"/>
+            <w:vAlign w:val="center"/>
+            <w:tcMar>
+              <w:top w:w="90" w:type="dxa"/>
+              <w:start w:w="110" w:type="dxa"/>
+              <w:bottom w:w="90" w:type="dxa"/>
+              <w:end w:w="110" w:type="dxa"/>
+            </w:tcMar>
+            <w:shd w:fill="D9EAF7"/>
           </w:tcPr>
           <w:p>
+            <w:pPr>
+              <w:spacing w:after="0" w:line="259" w:lineRule="auto"/>
+            </w:pPr>
             <w:r>
+              <w:rPr>
+                <w:rFonts w:ascii="Times New Roman" w:hAnsi="Times New Roman" w:eastAsia="Times New Roman"/>
+                <w:b/>
+                <w:color w:val="000000"/>
+                <w:sz w:val="21"/>
+              </w:rPr>
               <w:t>Kết quả</w:t>
             </w:r>
           </w:p>
@@ -449,10 +989,27 @@
         <w:tc>
           <w:tcPr>
             <w:tcW w:type="dxa" w:w="4320"/>
+            <w:vAlign w:val="center"/>
+            <w:tcMar>
+              <w:top w:w="90" w:type="dxa"/>
+              <w:start w:w="110" w:type="dxa"/>
+              <w:bottom w:w="90" w:type="dxa"/>
+              <w:end w:w="110" w:type="dxa"/>
+            </w:tcMar>
+            <w:shd w:fill="F7FAFC"/>
           </w:tcPr>
           <w:p>
+            <w:pPr>
+              <w:spacing w:after="0" w:line="259" w:lineRule="auto"/>
+            </w:pPr>
             <w:r>
-              <w:t>Phiếu mượn được lập thành công, đảm bảo số lượng, loại nhãn và hạn mức giá trị.</w:t>
+              <w:rPr>
+                <w:rFonts w:ascii="Times New Roman" w:hAnsi="Times New Roman" w:eastAsia="Times New Roman"/>
+                <w:b w:val="0"/>
+                <w:color w:val="000000"/>
+                <w:sz w:val="21"/>
+              </w:rPr>
+              <w:t>Phiếu mượn được tạo đúng người dùng, đúng bản sao và đúng giới hạn nghiệp vụ.</w:t>
             </w:r>
           </w:p>
         </w:tc>
@@ -461,32 +1018,66 @@
     <w:p/>
     <w:p>
       <w:pPr>
-        <w:jc w:val="center"/>
+        <w:keepNext/>
+        <w:spacing w:before="200" w:after="80"/>
+        <w:jc w:val="left"/>
       </w:pPr>
       <w:r>
         <w:rPr>
-          <w:i/>
+          <w:rFonts w:ascii="Times New Roman" w:hAnsi="Times New Roman" w:eastAsia="Times New Roman"/>
+          <w:b/>
+          <w:color w:val="000000"/>
+          <w:sz w:val="22"/>
         </w:rPr>
-        <w:t>Bảng 3: Bảng đặc tả yêu cầu chức năng Phục vụ trả tài liệu và xử lý vi phạm</w:t>
+        <w:t>Bảng 3  Đặc tả yêu cầu chức năng Phục vụ trả tài liệu và xử lý vi phạm</w:t>
       </w:r>
     </w:p>
     <w:tbl>
       <w:tblPr>
         <w:tblStyle w:val="TableGrid"/>
         <w:tblW w:type="auto" w:w="0"/>
+        <w:tblLayout w:type="autofit"/>
         <w:tblLook w:firstColumn="1" w:firstRow="1" w:lastColumn="0" w:lastRow="0" w:noHBand="0" w:noVBand="1" w:val="04A0"/>
+        <w:tblBorders>
+          <w:top w:val="single" w:sz="6" w:color="D9D9D9"/>
+          <w:left w:val="single" w:sz="6" w:color="D9D9D9"/>
+          <w:bottom w:val="single" w:sz="6" w:color="D9D9D9"/>
+          <w:right w:val="single" w:sz="6" w:color="D9D9D9"/>
+          <w:insideH w:val="single" w:sz="6" w:color="D9D9D9"/>
+          <w:insideV w:val="single" w:sz="6" w:color="D9D9D9"/>
+        </w:tblBorders>
       </w:tblPr>
       <w:tblGrid>
         <w:gridCol w:w="4320"/>
         <w:gridCol w:w="4320"/>
       </w:tblGrid>
       <w:tr>
+        <w:trPr>
+          <w:tblHeader w:val="true"/>
+        </w:trPr>
         <w:tc>
           <w:tcPr>
             <w:tcW w:type="dxa" w:w="4320"/>
+            <w:vAlign w:val="center"/>
+            <w:tcMar>
+              <w:top w:w="90" w:type="dxa"/>
+              <w:start w:w="110" w:type="dxa"/>
+              <w:bottom w:w="90" w:type="dxa"/>
+              <w:end w:w="110" w:type="dxa"/>
+            </w:tcMar>
+            <w:shd w:fill="D9EAF7"/>
           </w:tcPr>
           <w:p>
+            <w:pPr>
+              <w:spacing w:after="0" w:line="259" w:lineRule="auto"/>
+            </w:pPr>
             <w:r>
+              <w:rPr>
+                <w:rFonts w:ascii="Times New Roman" w:hAnsi="Times New Roman" w:eastAsia="Times New Roman"/>
+                <w:b/>
+                <w:color w:val="000000"/>
+                <w:sz w:val="21"/>
+              </w:rPr>
               <w:t>Mã yêu cầu</w:t>
             </w:r>
           </w:p>
@@ -494,9 +1085,25 @@
         <w:tc>
           <w:tcPr>
             <w:tcW w:type="dxa" w:w="4320"/>
+            <w:vAlign w:val="center"/>
+            <w:tcMar>
+              <w:top w:w="90" w:type="dxa"/>
+              <w:start w:w="110" w:type="dxa"/>
+              <w:bottom w:w="90" w:type="dxa"/>
+              <w:end w:w="110" w:type="dxa"/>
+            </w:tcMar>
           </w:tcPr>
           <w:p>
+            <w:pPr>
+              <w:spacing w:after="0" w:line="259" w:lineRule="auto"/>
+            </w:pPr>
             <w:r>
+              <w:rPr>
+                <w:rFonts w:ascii="Times New Roman" w:hAnsi="Times New Roman" w:eastAsia="Times New Roman"/>
+                <w:b w:val="0"/>
+                <w:color w:val="000000"/>
+                <w:sz w:val="21"/>
+              </w:rPr>
               <w:t>BUC03</w:t>
             </w:r>
           </w:p>
@@ -506,9 +1113,26 @@
         <w:tc>
           <w:tcPr>
             <w:tcW w:type="dxa" w:w="4320"/>
+            <w:vAlign w:val="center"/>
+            <w:tcMar>
+              <w:top w:w="90" w:type="dxa"/>
+              <w:start w:w="110" w:type="dxa"/>
+              <w:bottom w:w="90" w:type="dxa"/>
+              <w:end w:w="110" w:type="dxa"/>
+            </w:tcMar>
+            <w:shd w:fill="D9EAF7"/>
           </w:tcPr>
           <w:p>
+            <w:pPr>
+              <w:spacing w:after="0" w:line="259" w:lineRule="auto"/>
+            </w:pPr>
             <w:r>
+              <w:rPr>
+                <w:rFonts w:ascii="Times New Roman" w:hAnsi="Times New Roman" w:eastAsia="Times New Roman"/>
+                <w:b/>
+                <w:color w:val="000000"/>
+                <w:sz w:val="21"/>
+              </w:rPr>
               <w:t>Tên yêu cầu</w:t>
             </w:r>
           </w:p>
@@ -516,9 +1140,26 @@
         <w:tc>
           <w:tcPr>
             <w:tcW w:type="dxa" w:w="4320"/>
+            <w:vAlign w:val="center"/>
+            <w:tcMar>
+              <w:top w:w="90" w:type="dxa"/>
+              <w:start w:w="110" w:type="dxa"/>
+              <w:bottom w:w="90" w:type="dxa"/>
+              <w:end w:w="110" w:type="dxa"/>
+            </w:tcMar>
+            <w:shd w:fill="F7FAFC"/>
           </w:tcPr>
           <w:p>
+            <w:pPr>
+              <w:spacing w:after="0" w:line="259" w:lineRule="auto"/>
+            </w:pPr>
             <w:r>
+              <w:rPr>
+                <w:rFonts w:ascii="Times New Roman" w:hAnsi="Times New Roman" w:eastAsia="Times New Roman"/>
+                <w:b w:val="0"/>
+                <w:color w:val="000000"/>
+                <w:sz w:val="21"/>
+              </w:rPr>
               <w:t>Phục vụ trả tài liệu và xử lý vi phạm</w:t>
             </w:r>
           </w:p>
@@ -528,9 +1169,26 @@
         <w:tc>
           <w:tcPr>
             <w:tcW w:type="dxa" w:w="4320"/>
+            <w:vAlign w:val="center"/>
+            <w:tcMar>
+              <w:top w:w="90" w:type="dxa"/>
+              <w:start w:w="110" w:type="dxa"/>
+              <w:bottom w:w="90" w:type="dxa"/>
+              <w:end w:w="110" w:type="dxa"/>
+            </w:tcMar>
+            <w:shd w:fill="D9EAF7"/>
           </w:tcPr>
           <w:p>
+            <w:pPr>
+              <w:spacing w:after="0" w:line="259" w:lineRule="auto"/>
+            </w:pPr>
             <w:r>
+              <w:rPr>
+                <w:rFonts w:ascii="Times New Roman" w:hAnsi="Times New Roman" w:eastAsia="Times New Roman"/>
+                <w:b/>
+                <w:color w:val="000000"/>
+                <w:sz w:val="21"/>
+              </w:rPr>
               <w:t>Mức độ ưu tiên</w:t>
             </w:r>
           </w:p>
@@ -538,9 +1196,25 @@
         <w:tc>
           <w:tcPr>
             <w:tcW w:type="dxa" w:w="4320"/>
+            <w:vAlign w:val="center"/>
+            <w:tcMar>
+              <w:top w:w="90" w:type="dxa"/>
+              <w:start w:w="110" w:type="dxa"/>
+              <w:bottom w:w="90" w:type="dxa"/>
+              <w:end w:w="110" w:type="dxa"/>
+            </w:tcMar>
           </w:tcPr>
           <w:p>
+            <w:pPr>
+              <w:spacing w:after="0" w:line="259" w:lineRule="auto"/>
+            </w:pPr>
             <w:r>
+              <w:rPr>
+                <w:rFonts w:ascii="Times New Roman" w:hAnsi="Times New Roman" w:eastAsia="Times New Roman"/>
+                <w:b w:val="0"/>
+                <w:color w:val="000000"/>
+                <w:sz w:val="21"/>
+              </w:rPr>
               <w:t>Cao</w:t>
             </w:r>
           </w:p>
@@ -550,9 +1224,26 @@
         <w:tc>
           <w:tcPr>
             <w:tcW w:type="dxa" w:w="4320"/>
+            <w:vAlign w:val="center"/>
+            <w:tcMar>
+              <w:top w:w="90" w:type="dxa"/>
+              <w:start w:w="110" w:type="dxa"/>
+              <w:bottom w:w="90" w:type="dxa"/>
+              <w:end w:w="110" w:type="dxa"/>
+            </w:tcMar>
+            <w:shd w:fill="D9EAF7"/>
           </w:tcPr>
           <w:p>
+            <w:pPr>
+              <w:spacing w:after="0" w:line="259" w:lineRule="auto"/>
+            </w:pPr>
             <w:r>
+              <w:rPr>
+                <w:rFonts w:ascii="Times New Roman" w:hAnsi="Times New Roman" w:eastAsia="Times New Roman"/>
+                <w:b/>
+                <w:color w:val="000000"/>
+                <w:sz w:val="21"/>
+              </w:rPr>
               <w:t>Mô tả</w:t>
             </w:r>
           </w:p>
@@ -560,9 +1251,26 @@
         <w:tc>
           <w:tcPr>
             <w:tcW w:type="dxa" w:w="4320"/>
+            <w:vAlign w:val="center"/>
+            <w:tcMar>
+              <w:top w:w="90" w:type="dxa"/>
+              <w:start w:w="110" w:type="dxa"/>
+              <w:bottom w:w="90" w:type="dxa"/>
+              <w:end w:w="110" w:type="dxa"/>
+            </w:tcMar>
+            <w:shd w:fill="F7FAFC"/>
           </w:tcPr>
           <w:p>
+            <w:pPr>
+              <w:spacing w:after="0" w:line="259" w:lineRule="auto"/>
+            </w:pPr>
             <w:r>
+              <w:rPr>
+                <w:rFonts w:ascii="Times New Roman" w:hAnsi="Times New Roman" w:eastAsia="Times New Roman"/>
+                <w:b w:val="0"/>
+                <w:color w:val="000000"/>
+                <w:sz w:val="21"/>
+              </w:rPr>
               <w:t>Thu hồi tài liệu và xử lý các trường hợp quá hạn, hư hỏng, mất mát.</w:t>
             </w:r>
           </w:p>
@@ -572,9 +1280,26 @@
         <w:tc>
           <w:tcPr>
             <w:tcW w:type="dxa" w:w="4320"/>
+            <w:vAlign w:val="center"/>
+            <w:tcMar>
+              <w:top w:w="90" w:type="dxa"/>
+              <w:start w:w="110" w:type="dxa"/>
+              <w:bottom w:w="90" w:type="dxa"/>
+              <w:end w:w="110" w:type="dxa"/>
+            </w:tcMar>
+            <w:shd w:fill="D9EAF7"/>
           </w:tcPr>
           <w:p>
+            <w:pPr>
+              <w:spacing w:after="0" w:line="259" w:lineRule="auto"/>
+            </w:pPr>
             <w:r>
+              <w:rPr>
+                <w:rFonts w:ascii="Times New Roman" w:hAnsi="Times New Roman" w:eastAsia="Times New Roman"/>
+                <w:b/>
+                <w:color w:val="000000"/>
+                <w:sz w:val="21"/>
+              </w:rPr>
               <w:t>Tác nhân</w:t>
             </w:r>
           </w:p>
@@ -582,9 +1307,25 @@
         <w:tc>
           <w:tcPr>
             <w:tcW w:type="dxa" w:w="4320"/>
+            <w:vAlign w:val="center"/>
+            <w:tcMar>
+              <w:top w:w="90" w:type="dxa"/>
+              <w:start w:w="110" w:type="dxa"/>
+              <w:bottom w:w="90" w:type="dxa"/>
+              <w:end w:w="110" w:type="dxa"/>
+            </w:tcMar>
           </w:tcPr>
           <w:p>
+            <w:pPr>
+              <w:spacing w:after="0" w:line="259" w:lineRule="auto"/>
+            </w:pPr>
             <w:r>
+              <w:rPr>
+                <w:rFonts w:ascii="Times New Roman" w:hAnsi="Times New Roman" w:eastAsia="Times New Roman"/>
+                <w:b w:val="0"/>
+                <w:color w:val="000000"/>
+                <w:sz w:val="21"/>
+              </w:rPr>
               <w:t>Người sử dụng, Tổ công tác</w:t>
             </w:r>
           </w:p>
@@ -594,9 +1335,26 @@
         <w:tc>
           <w:tcPr>
             <w:tcW w:type="dxa" w:w="4320"/>
+            <w:vAlign w:val="center"/>
+            <w:tcMar>
+              <w:top w:w="90" w:type="dxa"/>
+              <w:start w:w="110" w:type="dxa"/>
+              <w:bottom w:w="90" w:type="dxa"/>
+              <w:end w:w="110" w:type="dxa"/>
+            </w:tcMar>
+            <w:shd w:fill="D9EAF7"/>
           </w:tcPr>
           <w:p>
+            <w:pPr>
+              <w:spacing w:after="0" w:line="259" w:lineRule="auto"/>
+            </w:pPr>
             <w:r>
+              <w:rPr>
+                <w:rFonts w:ascii="Times New Roman" w:hAnsi="Times New Roman" w:eastAsia="Times New Roman"/>
+                <w:b/>
+                <w:color w:val="000000"/>
+                <w:sz w:val="21"/>
+              </w:rPr>
               <w:t>Điều kiện trước</w:t>
             </w:r>
           </w:p>
@@ -604,9 +1362,26 @@
         <w:tc>
           <w:tcPr>
             <w:tcW w:type="dxa" w:w="4320"/>
+            <w:vAlign w:val="center"/>
+            <w:tcMar>
+              <w:top w:w="90" w:type="dxa"/>
+              <w:start w:w="110" w:type="dxa"/>
+              <w:bottom w:w="90" w:type="dxa"/>
+              <w:end w:w="110" w:type="dxa"/>
+            </w:tcMar>
+            <w:shd w:fill="F7FAFC"/>
           </w:tcPr>
           <w:p>
+            <w:pPr>
+              <w:spacing w:after="0" w:line="259" w:lineRule="auto"/>
+            </w:pPr>
             <w:r>
+              <w:rPr>
+                <w:rFonts w:ascii="Times New Roman" w:hAnsi="Times New Roman" w:eastAsia="Times New Roman"/>
+                <w:b w:val="0"/>
+                <w:color w:val="000000"/>
+                <w:sz w:val="21"/>
+              </w:rPr>
               <w:t>Người sử dụng đang mượn tài liệu.</w:t>
             </w:r>
           </w:p>
@@ -616,9 +1391,26 @@
         <w:tc>
           <w:tcPr>
             <w:tcW w:type="dxa" w:w="4320"/>
+            <w:vAlign w:val="center"/>
+            <w:tcMar>
+              <w:top w:w="90" w:type="dxa"/>
+              <w:start w:w="110" w:type="dxa"/>
+              <w:bottom w:w="90" w:type="dxa"/>
+              <w:end w:w="110" w:type="dxa"/>
+            </w:tcMar>
+            <w:shd w:fill="D9EAF7"/>
           </w:tcPr>
           <w:p>
+            <w:pPr>
+              <w:spacing w:after="0" w:line="259" w:lineRule="auto"/>
+            </w:pPr>
             <w:r>
+              <w:rPr>
+                <w:rFonts w:ascii="Times New Roman" w:hAnsi="Times New Roman" w:eastAsia="Times New Roman"/>
+                <w:b/>
+                <w:color w:val="000000"/>
+                <w:sz w:val="21"/>
+              </w:rPr>
               <w:t>Các thao tác xử lý</w:t>
             </w:r>
           </w:p>
@@ -626,32 +1418,36 @@
         <w:tc>
           <w:tcPr>
             <w:tcW w:type="dxa" w:w="4320"/>
+            <w:vAlign w:val="center"/>
+            <w:tcMar>
+              <w:top w:w="90" w:type="dxa"/>
+              <w:start w:w="110" w:type="dxa"/>
+              <w:bottom w:w="90" w:type="dxa"/>
+              <w:end w:w="110" w:type="dxa"/>
+            </w:tcMar>
           </w:tcPr>
           <w:p>
+            <w:pPr>
+              <w:spacing w:after="0" w:line="259" w:lineRule="auto"/>
+            </w:pPr>
             <w:r>
-              <w:t>1. Người sử dụng mang trả tài liệu theo thời hạn hoặc trong vòng bảy ngày nếu nhận yêu cầu thu hồi đột xuất. Nếu trả sách trễ hạn dưới ba mươi ngày, độc giả phải đóng khoản tiền phạt trễ hạn tính theo từng ngày với mức một nghìn đồng mỗi ngày cho một tài liệu (tự động loại trừ các ngày nghỉ lễ, Tết theo lịch của trường).</w:t>
+              <w:rPr>
+                <w:rFonts w:ascii="Times New Roman" w:hAnsi="Times New Roman" w:eastAsia="Times New Roman"/>
+                <w:b w:val="0"/>
+                <w:color w:val="000000"/>
+                <w:sz w:val="21"/>
+              </w:rPr>
+              <w:t>1. Thủ thư quét QR thẻ sinh viên hoặc phiếu mượn để mở đúng hồ sơ đang mượn, sau đó quét barcode tài liệu trả.</w:t>
               <w:br/>
-              <w:t>2. Hư hỏng nhẹ từ một đến mười trang: Đóng khoản tiền sửa chữa. Khi phát hiện tài liệu có vi phạm, hệ thống tạm khóa giao dịch tài chính để ngăn rút tiền cọc cho đến khi hoàn tất phiếu phạt. Nếu sau hai mươi bốn giờ mà cán bộ chưa hoàn tất phiếu phạt, hệ thống tự động gửi cảnh báo đến Quản trị viên.</w:t>
+              <w:t>2. Hệ thống đối chiếu ngày trả, ngày đến hạn và trạng thái chi tiết mượn.</w:t>
               <w:br/>
-              <w:t>3. Hư hỏng nặng hoặc Mất: Người sử dụng phải tự mua đền sách y hệt, hoặc đền tiền với mức phạt gấp năm lần giá bìa sách tiếng Việt hoặc gấp ba lần sách tiếng nước ngoài, kèm phí xử lý.</w:t>
+              <w:t>3. Nếu quá hạn, hệ thống tính tiền phạt tối thiểu 1.000 đồng mỗi ngày cho mỗi tài liệu theo quy định đã chốt.</w:t>
               <w:br/>
-              <w:t>4. Thời hạn mua đền hoặc nộp tiền đền bù không quá ba mươi ngày kể từ lúc báo mất. Trường hợp độc giả có minh chứng đang chờ mua sách hiện vật, thủ thư có thể gia hạn thêm tối đa mười lăm ngày, ghi nhận lý do và tạm ngưng tiến trình quét nợ xấu. Nếu quá thời hạn mà chưa đền bù, hệ thống tự động chuyển hồ sơ sang trạng thái nợ xấu để xử lý vi phạm.</w:t>
+              <w:t>4. Thủ thư ghi nhận tình trạng tài liệu khi trả. Tài liệu hư hỏng được chuyển sang bảo trì; tài liệu bình thường trở về trạng thái sẵn sàng.</w:t>
               <w:br/>
-              <w:t>5. Nếu trễ hạn quá ba mươi ngày mà chưa trả sách, hệ thống tự động coi như sách đã mất và áp dụng mức phạt mất sách. Đối với nhóm Sinh viên, Học viên và Người ngoài trường, tự động trừ tiền nợ vào tiền thế chân; nếu không đủ thì chuyển hồ sơ kỷ luật cho Phòng Công tác sinh viên đối với Sinh viên, Phòng Đào tạo Sau Đại học đối với Học viên, hoặc khóa thẻ vĩnh viễn và đưa vào danh sách đen đối với Người ngoài trường. Giảng viên và Viên chức sẽ bị khóa thẻ và báo cáo về Phòng Tổ chức.</w:t>
+              <w:t>5. Trường hợp mất hoặc hư hỏng nặng được lập khoản bồi thường và lưu bằng chứng xử lý.</w:t>
               <w:br/>
-              <w:t>6. Đối với trường hợp mất hoặc hư hỏng tài liệu do thiên tai, hỏa hoạn ngoài ý muốn, độc giả nộp giấy tờ chứng minh. Căn cứ quyết định miễn giảm của Giám đốc thư viện hoặc Ban giám hiệu, Quản trị viên cấp cao sẽ thực hiện xóa nợ tiền phạt trên hệ thống.</w:t>
-              <w:br/>
-              <w:t>7. Ân hạn bảo trì: Trong trường hợp hệ thống gặp sự cố (downtime), tự động lùi thời hạn trả sách thêm 24h.</w:t>
-            </w:r>
-          </w:p>
-          <w:p>
-            <w:r>
-              <w:t>35. Hệ thống bắt buộc lưu vết tình trạng vật lý của sách ngay tại thời điểm xuất kho (checkout_condition_note) và lúc nhập kho (return_condition_note) để làm bằng chứng pháp lý giải quyết tranh chấp với sinh viên.</w:t>
-            </w:r>
-          </w:p>
-          <w:p>
-            <w:r>
-              <w:t>36. Trường hợp sinh viên nộp giấy xác nhận thiên tai, hệ thống bắt buộc lưu trữ đường dẫn tệp (proof_document_url) gắn liền với giao dịch để Ban Giám Hiệu có căn cứ xét duyệt miễn giảm.</w:t>
+              <w:t>6. Hệ thống cập nhật phiếu mượn, bản sao, khoản phạt và thông báo trong cùng một luồng nghiệp vụ có thể truy vết.</w:t>
             </w:r>
           </w:p>
         </w:tc>
@@ -660,9 +1456,26 @@
         <w:tc>
           <w:tcPr>
             <w:tcW w:type="dxa" w:w="4320"/>
+            <w:vAlign w:val="center"/>
+            <w:tcMar>
+              <w:top w:w="90" w:type="dxa"/>
+              <w:start w:w="110" w:type="dxa"/>
+              <w:bottom w:w="90" w:type="dxa"/>
+              <w:end w:w="110" w:type="dxa"/>
+            </w:tcMar>
+            <w:shd w:fill="D9EAF7"/>
           </w:tcPr>
           <w:p>
+            <w:pPr>
+              <w:spacing w:after="0" w:line="259" w:lineRule="auto"/>
+            </w:pPr>
             <w:r>
+              <w:rPr>
+                <w:rFonts w:ascii="Times New Roman" w:hAnsi="Times New Roman" w:eastAsia="Times New Roman"/>
+                <w:b/>
+                <w:color w:val="000000"/>
+                <w:sz w:val="21"/>
+              </w:rPr>
               <w:t>Kết quả</w:t>
             </w:r>
           </w:p>
@@ -670,10 +1483,27 @@
         <w:tc>
           <w:tcPr>
             <w:tcW w:type="dxa" w:w="4320"/>
+            <w:vAlign w:val="center"/>
+            <w:tcMar>
+              <w:top w:w="90" w:type="dxa"/>
+              <w:start w:w="110" w:type="dxa"/>
+              <w:bottom w:w="90" w:type="dxa"/>
+              <w:end w:w="110" w:type="dxa"/>
+            </w:tcMar>
+            <w:shd w:fill="F7FAFC"/>
           </w:tcPr>
           <w:p>
+            <w:pPr>
+              <w:spacing w:after="0" w:line="259" w:lineRule="auto"/>
+            </w:pPr>
             <w:r>
-              <w:t>Tài liệu được thu hồi, vi phạm được xử lý đúng quy định.</w:t>
+              <w:rPr>
+                <w:rFonts w:ascii="Times New Roman" w:hAnsi="Times New Roman" w:eastAsia="Times New Roman"/>
+                <w:b w:val="0"/>
+                <w:color w:val="000000"/>
+                <w:sz w:val="21"/>
+              </w:rPr>
+              <w:t>Tài liệu được thu hồi, trạng thái kho và khoản phạt được cập nhật nhất quán.</w:t>
             </w:r>
           </w:p>
         </w:tc>
@@ -682,32 +1512,66 @@
     <w:p/>
     <w:p>
       <w:pPr>
-        <w:jc w:val="center"/>
+        <w:keepNext/>
+        <w:spacing w:before="200" w:after="80"/>
+        <w:jc w:val="left"/>
       </w:pPr>
       <w:r>
         <w:rPr>
-          <w:i/>
+          <w:rFonts w:ascii="Times New Roman" w:hAnsi="Times New Roman" w:eastAsia="Times New Roman"/>
+          <w:b/>
+          <w:color w:val="000000"/>
+          <w:sz w:val="22"/>
         </w:rPr>
-        <w:t>Bảng 4: Bảng đặc tả yêu cầu chức năng Đăng ký và sử dụng không gian tiện ích</w:t>
+        <w:t>Bảng 4  Đặc tả yêu cầu chức năng Thu và hoàn tiền thế chân</w:t>
       </w:r>
     </w:p>
     <w:tbl>
       <w:tblPr>
         <w:tblStyle w:val="TableGrid"/>
         <w:tblW w:type="auto" w:w="0"/>
+        <w:tblLayout w:type="autofit"/>
         <w:tblLook w:firstColumn="1" w:firstRow="1" w:lastColumn="0" w:lastRow="0" w:noHBand="0" w:noVBand="1" w:val="04A0"/>
+        <w:tblBorders>
+          <w:top w:val="single" w:sz="6" w:color="D9D9D9"/>
+          <w:left w:val="single" w:sz="6" w:color="D9D9D9"/>
+          <w:bottom w:val="single" w:sz="6" w:color="D9D9D9"/>
+          <w:right w:val="single" w:sz="6" w:color="D9D9D9"/>
+          <w:insideH w:val="single" w:sz="6" w:color="D9D9D9"/>
+          <w:insideV w:val="single" w:sz="6" w:color="D9D9D9"/>
+        </w:tblBorders>
       </w:tblPr>
       <w:tblGrid>
         <w:gridCol w:w="4320"/>
         <w:gridCol w:w="4320"/>
       </w:tblGrid>
       <w:tr>
+        <w:trPr>
+          <w:tblHeader w:val="true"/>
+        </w:trPr>
         <w:tc>
           <w:tcPr>
             <w:tcW w:type="dxa" w:w="4320"/>
+            <w:vAlign w:val="center"/>
+            <w:tcMar>
+              <w:top w:w="90" w:type="dxa"/>
+              <w:start w:w="110" w:type="dxa"/>
+              <w:bottom w:w="90" w:type="dxa"/>
+              <w:end w:w="110" w:type="dxa"/>
+            </w:tcMar>
+            <w:shd w:fill="D9EAF7"/>
           </w:tcPr>
           <w:p>
+            <w:pPr>
+              <w:spacing w:after="0" w:line="259" w:lineRule="auto"/>
+            </w:pPr>
             <w:r>
+              <w:rPr>
+                <w:rFonts w:ascii="Times New Roman" w:hAnsi="Times New Roman" w:eastAsia="Times New Roman"/>
+                <w:b/>
+                <w:color w:val="000000"/>
+                <w:sz w:val="21"/>
+              </w:rPr>
               <w:t>Mã yêu cầu</w:t>
             </w:r>
           </w:p>
@@ -715,216 +1579,25 @@
         <w:tc>
           <w:tcPr>
             <w:tcW w:type="dxa" w:w="4320"/>
+            <w:vAlign w:val="center"/>
+            <w:tcMar>
+              <w:top w:w="90" w:type="dxa"/>
+              <w:start w:w="110" w:type="dxa"/>
+              <w:bottom w:w="90" w:type="dxa"/>
+              <w:end w:w="110" w:type="dxa"/>
+            </w:tcMar>
           </w:tcPr>
           <w:p>
+            <w:pPr>
+              <w:spacing w:after="0" w:line="259" w:lineRule="auto"/>
+            </w:pPr>
             <w:r>
-              <w:t>BUC04</w:t>
-            </w:r>
-          </w:p>
-        </w:tc>
-      </w:tr>
-      <w:tr>
-        <w:tc>
-          <w:tcPr>
-            <w:tcW w:type="dxa" w:w="4320"/>
-          </w:tcPr>
-          <w:p>
-            <w:r>
-              <w:t>Tên yêu cầu</w:t>
-            </w:r>
-          </w:p>
-        </w:tc>
-        <w:tc>
-          <w:tcPr>
-            <w:tcW w:type="dxa" w:w="4320"/>
-          </w:tcPr>
-          <w:p>
-            <w:r>
-              <w:t>Đăng ký và sử dụng không gian tiện ích</w:t>
-            </w:r>
-          </w:p>
-        </w:tc>
-      </w:tr>
-      <w:tr>
-        <w:tc>
-          <w:tcPr>
-            <w:tcW w:type="dxa" w:w="4320"/>
-          </w:tcPr>
-          <w:p>
-            <w:r>
-              <w:t>Mức độ ưu tiên</w:t>
-            </w:r>
-          </w:p>
-        </w:tc>
-        <w:tc>
-          <w:tcPr>
-            <w:tcW w:type="dxa" w:w="4320"/>
-          </w:tcPr>
-          <w:p>
-            <w:r>
-              <w:t>Cao</w:t>
-            </w:r>
-          </w:p>
-        </w:tc>
-      </w:tr>
-      <w:tr>
-        <w:tc>
-          <w:tcPr>
-            <w:tcW w:type="dxa" w:w="4320"/>
-          </w:tcPr>
-          <w:p>
-            <w:r>
-              <w:t>Mô tả</w:t>
-            </w:r>
-          </w:p>
-        </w:tc>
-        <w:tc>
-          <w:tcPr>
-            <w:tcW w:type="dxa" w:w="4320"/>
-          </w:tcPr>
-          <w:p>
-            <w:r>
-              <w:t>Quản lý việc sử dụng phòng học nhóm.</w:t>
-            </w:r>
-          </w:p>
-        </w:tc>
-      </w:tr>
-      <w:tr>
-        <w:tc>
-          <w:tcPr>
-            <w:tcW w:type="dxa" w:w="4320"/>
-          </w:tcPr>
-          <w:p>
-            <w:r>
-              <w:t>Tác nhân</w:t>
-            </w:r>
-          </w:p>
-        </w:tc>
-        <w:tc>
-          <w:tcPr>
-            <w:tcW w:type="dxa" w:w="4320"/>
-          </w:tcPr>
-          <w:p>
-            <w:r>
-              <w:t>Độc giả</w:t>
-            </w:r>
-          </w:p>
-        </w:tc>
-      </w:tr>
-      <w:tr>
-        <w:tc>
-          <w:tcPr>
-            <w:tcW w:type="dxa" w:w="4320"/>
-          </w:tcPr>
-          <w:p>
-            <w:r>
-              <w:t>Điều kiện trước</w:t>
-            </w:r>
-          </w:p>
-        </w:tc>
-        <w:tc>
-          <w:tcPr>
-            <w:tcW w:type="dxa" w:w="4320"/>
-          </w:tcPr>
-          <w:p>
-            <w:r>
-              <w:t>Độc giả có tài khoản hợp lệ.</w:t>
-            </w:r>
-          </w:p>
-        </w:tc>
-      </w:tr>
-      <w:tr>
-        <w:tc>
-          <w:tcPr>
-            <w:tcW w:type="dxa" w:w="4320"/>
-          </w:tcPr>
-          <w:p>
-            <w:r>
-              <w:t>Các thao tác xử lý</w:t>
-            </w:r>
-          </w:p>
-        </w:tc>
-        <w:tc>
-          <w:tcPr>
-            <w:tcW w:type="dxa" w:w="4320"/>
-          </w:tcPr>
-          <w:p>
-            <w:r>
-              <w:t>1. Độc giả đăng ký trực tuyến trên trang thông tin (yêu cầu không có sách quá hạn hoặc nợ phạt chưa thanh toán), nhận kết quả đặt phòng sau mười lăm phút.</w:t>
-              <w:br/>
-              <w:t>2. Thời gian sử dụng quy định là một trăm hai mươi phút mỗi lượt. Được phép gia hạn nếu không có người khác chờ.</w:t>
-              <w:br/>
-              <w:t>3. Nếu người đặt đến trễ mười lăm phút so với thời gian đăng ký mà không xác nhận nhận phòng bằng cách quét mã tại cửa phòng hoặc Kiosk, kết quả sẽ bị hủy. Độc giả có thể tự hủy trên giao diện hoặc thông báo cho cán bộ qua email thuvienhufi@gmail.com. Nếu độc giả vi phạm quá ba lần trong một học kỳ, hệ thống sẽ tạm khóa quyền đặt phòng nhóm trong bảy ngày.</w:t>
-              <w:br/>
-              <w:t>4. Độc giả có trách nhiệm thực hiện thao tác trả phòng sớm trên ứng dụng và tắt máy lạnh, đèn trước khi rời khỏi. Nếu không thao tác, hệ thống tự động giải phóng phòng khi hết thời gian đặt.</w:t>
-              <w:br/>
-              <w:t>5. Đóng băng phòng: Giữa 2 ca đặt phòng bắt buộc có 15 phút cooldown để dọn vệ sinh. Một nhóm không được đặt 2 ca liên tiếp.</w:t>
-            </w:r>
-          </w:p>
-        </w:tc>
-      </w:tr>
-      <w:tr>
-        <w:tc>
-          <w:tcPr>
-            <w:tcW w:type="dxa" w:w="4320"/>
-          </w:tcPr>
-          <w:p>
-            <w:r>
-              <w:t>Kết quả</w:t>
-            </w:r>
-          </w:p>
-        </w:tc>
-        <w:tc>
-          <w:tcPr>
-            <w:tcW w:type="dxa" w:w="4320"/>
-          </w:tcPr>
-          <w:p>
-            <w:r>
-              <w:t>Không gian tiện ích được sử dụng tối ưu.</w:t>
-            </w:r>
-          </w:p>
-        </w:tc>
-      </w:tr>
-    </w:tbl>
-    <w:p/>
-    <w:p>
-      <w:pPr>
-        <w:jc w:val="center"/>
-      </w:pPr>
-      <w:r>
-        <w:rPr>
-          <w:i/>
-        </w:rPr>
-        <w:t>Bảng 5: Bảng đặc tả yêu cầu chức năng Thu và hoàn tiền thế chân</w:t>
-      </w:r>
-    </w:p>
-    <w:tbl>
-      <w:tblPr>
-        <w:tblStyle w:val="TableGrid"/>
-        <w:tblW w:type="auto" w:w="0"/>
-        <w:tblLook w:firstColumn="1" w:firstRow="1" w:lastColumn="0" w:lastRow="0" w:noHBand="0" w:noVBand="1" w:val="04A0"/>
-      </w:tblPr>
-      <w:tblGrid>
-        <w:gridCol w:w="4320"/>
-        <w:gridCol w:w="4320"/>
-      </w:tblGrid>
-      <w:tr>
-        <w:tc>
-          <w:tcPr>
-            <w:tcW w:type="dxa" w:w="4320"/>
-          </w:tcPr>
-          <w:p>
-            <w:r>
-              <w:t>Mã yêu cầu</w:t>
-            </w:r>
-          </w:p>
-        </w:tc>
-        <w:tc>
-          <w:tcPr>
-            <w:tcW w:type="dxa" w:w="4320"/>
-          </w:tcPr>
-          <w:p>
-            <w:r>
+              <w:rPr>
+                <w:rFonts w:ascii="Times New Roman" w:hAnsi="Times New Roman" w:eastAsia="Times New Roman"/>
+                <w:b w:val="0"/>
+                <w:color w:val="000000"/>
+                <w:sz w:val="21"/>
+              </w:rPr>
               <w:t>BUC05</w:t>
             </w:r>
           </w:p>
@@ -934,9 +1607,26 @@
         <w:tc>
           <w:tcPr>
             <w:tcW w:type="dxa" w:w="4320"/>
+            <w:vAlign w:val="center"/>
+            <w:tcMar>
+              <w:top w:w="90" w:type="dxa"/>
+              <w:start w:w="110" w:type="dxa"/>
+              <w:bottom w:w="90" w:type="dxa"/>
+              <w:end w:w="110" w:type="dxa"/>
+            </w:tcMar>
+            <w:shd w:fill="D9EAF7"/>
           </w:tcPr>
           <w:p>
+            <w:pPr>
+              <w:spacing w:after="0" w:line="259" w:lineRule="auto"/>
+            </w:pPr>
             <w:r>
+              <w:rPr>
+                <w:rFonts w:ascii="Times New Roman" w:hAnsi="Times New Roman" w:eastAsia="Times New Roman"/>
+                <w:b/>
+                <w:color w:val="000000"/>
+                <w:sz w:val="21"/>
+              </w:rPr>
               <w:t>Tên yêu cầu</w:t>
             </w:r>
           </w:p>
@@ -944,9 +1634,26 @@
         <w:tc>
           <w:tcPr>
             <w:tcW w:type="dxa" w:w="4320"/>
+            <w:vAlign w:val="center"/>
+            <w:tcMar>
+              <w:top w:w="90" w:type="dxa"/>
+              <w:start w:w="110" w:type="dxa"/>
+              <w:bottom w:w="90" w:type="dxa"/>
+              <w:end w:w="110" w:type="dxa"/>
+            </w:tcMar>
+            <w:shd w:fill="F7FAFC"/>
           </w:tcPr>
           <w:p>
+            <w:pPr>
+              <w:spacing w:after="0" w:line="259" w:lineRule="auto"/>
+            </w:pPr>
             <w:r>
+              <w:rPr>
+                <w:rFonts w:ascii="Times New Roman" w:hAnsi="Times New Roman" w:eastAsia="Times New Roman"/>
+                <w:b w:val="0"/>
+                <w:color w:val="000000"/>
+                <w:sz w:val="21"/>
+              </w:rPr>
               <w:t>Thu và hoàn tiền thế chân</w:t>
             </w:r>
           </w:p>
@@ -956,9 +1663,26 @@
         <w:tc>
           <w:tcPr>
             <w:tcW w:type="dxa" w:w="4320"/>
+            <w:vAlign w:val="center"/>
+            <w:tcMar>
+              <w:top w:w="90" w:type="dxa"/>
+              <w:start w:w="110" w:type="dxa"/>
+              <w:bottom w:w="90" w:type="dxa"/>
+              <w:end w:w="110" w:type="dxa"/>
+            </w:tcMar>
+            <w:shd w:fill="D9EAF7"/>
           </w:tcPr>
           <w:p>
+            <w:pPr>
+              <w:spacing w:after="0" w:line="259" w:lineRule="auto"/>
+            </w:pPr>
             <w:r>
+              <w:rPr>
+                <w:rFonts w:ascii="Times New Roman" w:hAnsi="Times New Roman" w:eastAsia="Times New Roman"/>
+                <w:b/>
+                <w:color w:val="000000"/>
+                <w:sz w:val="21"/>
+              </w:rPr>
               <w:t>Mức độ ưu tiên</w:t>
             </w:r>
           </w:p>
@@ -966,10 +1690,26 @@
         <w:tc>
           <w:tcPr>
             <w:tcW w:type="dxa" w:w="4320"/>
+            <w:vAlign w:val="center"/>
+            <w:tcMar>
+              <w:top w:w="90" w:type="dxa"/>
+              <w:start w:w="110" w:type="dxa"/>
+              <w:bottom w:w="90" w:type="dxa"/>
+              <w:end w:w="110" w:type="dxa"/>
+            </w:tcMar>
           </w:tcPr>
           <w:p>
+            <w:pPr>
+              <w:spacing w:after="0" w:line="259" w:lineRule="auto"/>
+            </w:pPr>
             <w:r>
-              <w:t>Cao</w:t>
+              <w:rPr>
+                <w:rFonts w:ascii="Times New Roman" w:hAnsi="Times New Roman" w:eastAsia="Times New Roman"/>
+                <w:b w:val="0"/>
+                <w:color w:val="000000"/>
+                <w:sz w:val="21"/>
+              </w:rPr>
+              <w:t>Tạm hoãn</w:t>
             </w:r>
           </w:p>
         </w:tc>
@@ -978,9 +1718,26 @@
         <w:tc>
           <w:tcPr>
             <w:tcW w:type="dxa" w:w="4320"/>
+            <w:vAlign w:val="center"/>
+            <w:tcMar>
+              <w:top w:w="90" w:type="dxa"/>
+              <w:start w:w="110" w:type="dxa"/>
+              <w:bottom w:w="90" w:type="dxa"/>
+              <w:end w:w="110" w:type="dxa"/>
+            </w:tcMar>
+            <w:shd w:fill="D9EAF7"/>
           </w:tcPr>
           <w:p>
+            <w:pPr>
+              <w:spacing w:after="0" w:line="259" w:lineRule="auto"/>
+            </w:pPr>
             <w:r>
+              <w:rPr>
+                <w:rFonts w:ascii="Times New Roman" w:hAnsi="Times New Roman" w:eastAsia="Times New Roman"/>
+                <w:b/>
+                <w:color w:val="000000"/>
+                <w:sz w:val="21"/>
+              </w:rPr>
               <w:t>Mô tả</w:t>
             </w:r>
           </w:p>
@@ -988,9 +1745,26 @@
         <w:tc>
           <w:tcPr>
             <w:tcW w:type="dxa" w:w="4320"/>
+            <w:vAlign w:val="center"/>
+            <w:tcMar>
+              <w:top w:w="90" w:type="dxa"/>
+              <w:start w:w="110" w:type="dxa"/>
+              <w:bottom w:w="90" w:type="dxa"/>
+              <w:end w:w="110" w:type="dxa"/>
+            </w:tcMar>
+            <w:shd w:fill="F7FAFC"/>
           </w:tcPr>
           <w:p>
+            <w:pPr>
+              <w:spacing w:after="0" w:line="259" w:lineRule="auto"/>
+            </w:pPr>
             <w:r>
+              <w:rPr>
+                <w:rFonts w:ascii="Times New Roman" w:hAnsi="Times New Roman" w:eastAsia="Times New Roman"/>
+                <w:b w:val="0"/>
+                <w:color w:val="000000"/>
+                <w:sz w:val="21"/>
+              </w:rPr>
               <w:t>Quản lý dòng tiền đặt cọc tối thiểu 100.000 VNĐ của người sử dụng.</w:t>
             </w:r>
           </w:p>
@@ -1000,9 +1774,26 @@
         <w:tc>
           <w:tcPr>
             <w:tcW w:type="dxa" w:w="4320"/>
+            <w:vAlign w:val="center"/>
+            <w:tcMar>
+              <w:top w:w="90" w:type="dxa"/>
+              <w:start w:w="110" w:type="dxa"/>
+              <w:bottom w:w="90" w:type="dxa"/>
+              <w:end w:w="110" w:type="dxa"/>
+            </w:tcMar>
+            <w:shd w:fill="D9EAF7"/>
           </w:tcPr>
           <w:p>
+            <w:pPr>
+              <w:spacing w:after="0" w:line="259" w:lineRule="auto"/>
+            </w:pPr>
             <w:r>
+              <w:rPr>
+                <w:rFonts w:ascii="Times New Roman" w:hAnsi="Times New Roman" w:eastAsia="Times New Roman"/>
+                <w:b/>
+                <w:color w:val="000000"/>
+                <w:sz w:val="21"/>
+              </w:rPr>
               <w:t>Tác nhân</w:t>
             </w:r>
           </w:p>
@@ -1010,9 +1801,25 @@
         <w:tc>
           <w:tcPr>
             <w:tcW w:type="dxa" w:w="4320"/>
+            <w:vAlign w:val="center"/>
+            <w:tcMar>
+              <w:top w:w="90" w:type="dxa"/>
+              <w:start w:w="110" w:type="dxa"/>
+              <w:bottom w:w="90" w:type="dxa"/>
+              <w:end w:w="110" w:type="dxa"/>
+            </w:tcMar>
           </w:tcPr>
           <w:p>
+            <w:pPr>
+              <w:spacing w:after="0" w:line="259" w:lineRule="auto"/>
+            </w:pPr>
             <w:r>
+              <w:rPr>
+                <w:rFonts w:ascii="Times New Roman" w:hAnsi="Times New Roman" w:eastAsia="Times New Roman"/>
+                <w:b w:val="0"/>
+                <w:color w:val="000000"/>
+                <w:sz w:val="21"/>
+              </w:rPr>
               <w:t>Người sử dụng, Kế toán, Thủ quỹ</w:t>
             </w:r>
           </w:p>
@@ -1022,9 +1829,26 @@
         <w:tc>
           <w:tcPr>
             <w:tcW w:type="dxa" w:w="4320"/>
+            <w:vAlign w:val="center"/>
+            <w:tcMar>
+              <w:top w:w="90" w:type="dxa"/>
+              <w:start w:w="110" w:type="dxa"/>
+              <w:bottom w:w="90" w:type="dxa"/>
+              <w:end w:w="110" w:type="dxa"/>
+            </w:tcMar>
+            <w:shd w:fill="D9EAF7"/>
           </w:tcPr>
           <w:p>
+            <w:pPr>
+              <w:spacing w:after="0" w:line="259" w:lineRule="auto"/>
+            </w:pPr>
             <w:r>
+              <w:rPr>
+                <w:rFonts w:ascii="Times New Roman" w:hAnsi="Times New Roman" w:eastAsia="Times New Roman"/>
+                <w:b/>
+                <w:color w:val="000000"/>
+                <w:sz w:val="21"/>
+              </w:rPr>
               <w:t>Điều kiện trước</w:t>
             </w:r>
           </w:p>
@@ -1032,9 +1856,26 @@
         <w:tc>
           <w:tcPr>
             <w:tcW w:type="dxa" w:w="4320"/>
+            <w:vAlign w:val="center"/>
+            <w:tcMar>
+              <w:top w:w="90" w:type="dxa"/>
+              <w:start w:w="110" w:type="dxa"/>
+              <w:bottom w:w="90" w:type="dxa"/>
+              <w:end w:w="110" w:type="dxa"/>
+            </w:tcMar>
+            <w:shd w:fill="F7FAFC"/>
           </w:tcPr>
           <w:p>
+            <w:pPr>
+              <w:spacing w:after="0" w:line="259" w:lineRule="auto"/>
+            </w:pPr>
             <w:r>
+              <w:rPr>
+                <w:rFonts w:ascii="Times New Roman" w:hAnsi="Times New Roman" w:eastAsia="Times New Roman"/>
+                <w:b w:val="0"/>
+                <w:color w:val="000000"/>
+                <w:sz w:val="21"/>
+              </w:rPr>
               <w:t>Người sử dụng có yêu cầu hoàn tiền hoặc đóng tiền thế chân.</w:t>
             </w:r>
           </w:p>
@@ -1044,9 +1885,26 @@
         <w:tc>
           <w:tcPr>
             <w:tcW w:type="dxa" w:w="4320"/>
+            <w:vAlign w:val="center"/>
+            <w:tcMar>
+              <w:top w:w="90" w:type="dxa"/>
+              <w:start w:w="110" w:type="dxa"/>
+              <w:bottom w:w="90" w:type="dxa"/>
+              <w:end w:w="110" w:type="dxa"/>
+            </w:tcMar>
+            <w:shd w:fill="D9EAF7"/>
           </w:tcPr>
           <w:p>
+            <w:pPr>
+              <w:spacing w:after="0" w:line="259" w:lineRule="auto"/>
+            </w:pPr>
             <w:r>
+              <w:rPr>
+                <w:rFonts w:ascii="Times New Roman" w:hAnsi="Times New Roman" w:eastAsia="Times New Roman"/>
+                <w:b/>
+                <w:color w:val="000000"/>
+                <w:sz w:val="21"/>
+              </w:rPr>
               <w:t>Các thao tác xử lý</w:t>
             </w:r>
           </w:p>
@@ -1054,9 +1912,25 @@
         <w:tc>
           <w:tcPr>
             <w:tcW w:type="dxa" w:w="4320"/>
+            <w:vAlign w:val="center"/>
+            <w:tcMar>
+              <w:top w:w="90" w:type="dxa"/>
+              <w:start w:w="110" w:type="dxa"/>
+              <w:bottom w:w="90" w:type="dxa"/>
+              <w:end w:w="110" w:type="dxa"/>
+            </w:tcMar>
           </w:tcPr>
           <w:p>
+            <w:pPr>
+              <w:spacing w:after="0" w:line="259" w:lineRule="auto"/>
+            </w:pPr>
             <w:r>
+              <w:rPr>
+                <w:rFonts w:ascii="Times New Roman" w:hAnsi="Times New Roman" w:eastAsia="Times New Roman"/>
+                <w:b w:val="0"/>
+                <w:color w:val="000000"/>
+                <w:sz w:val="21"/>
+              </w:rPr>
               <w:t>1. Kế toán thu tiền thế chân theo mức tối thiểu hoặc theo nhu cầu mượn sách của độc giả và xuất biên lai. Độc giả có thể nộp thêm tiền thế chân để tăng hạn mức mượn sách, tuy nhiên tổng số dư tiền thế chân không được vượt quá mức trần do thư viện quy định.</w:t>
               <w:br/>
               <w:t>2. Nếu hoàn tiền thế chân, Người sử dụng xuất trình biên lai gốc.</w:t>
@@ -1069,7 +1943,16 @@
             </w:r>
           </w:p>
           <w:p>
+            <w:pPr>
+              <w:spacing w:after="0" w:line="259" w:lineRule="auto"/>
+            </w:pPr>
             <w:r>
+              <w:rPr>
+                <w:rFonts w:ascii="Times New Roman" w:hAnsi="Times New Roman" w:eastAsia="Times New Roman"/>
+                <w:b w:val="0"/>
+                <w:color w:val="000000"/>
+                <w:sz w:val="21"/>
+              </w:rPr>
               <w:t>37. Hệ thống tự động liên kết giao dịch hoàn tiền (Refund) bằng khóa ngoại tự chiếu về đúng giao dịch nộp tiền (Deposit) gốc để ngăn chặn vĩnh viễn hành vi dùng một biên lai gốc rút tiền nhiều lần.</w:t>
             </w:r>
           </w:p>
@@ -1079,9 +1962,26 @@
         <w:tc>
           <w:tcPr>
             <w:tcW w:type="dxa" w:w="4320"/>
+            <w:vAlign w:val="center"/>
+            <w:tcMar>
+              <w:top w:w="90" w:type="dxa"/>
+              <w:start w:w="110" w:type="dxa"/>
+              <w:bottom w:w="90" w:type="dxa"/>
+              <w:end w:w="110" w:type="dxa"/>
+            </w:tcMar>
+            <w:shd w:fill="D9EAF7"/>
           </w:tcPr>
           <w:p>
+            <w:pPr>
+              <w:spacing w:after="0" w:line="259" w:lineRule="auto"/>
+            </w:pPr>
             <w:r>
+              <w:rPr>
+                <w:rFonts w:ascii="Times New Roman" w:hAnsi="Times New Roman" w:eastAsia="Times New Roman"/>
+                <w:b/>
+                <w:color w:val="000000"/>
+                <w:sz w:val="21"/>
+              </w:rPr>
               <w:t>Kết quả</w:t>
             </w:r>
           </w:p>
@@ -1089,9 +1989,26 @@
         <w:tc>
           <w:tcPr>
             <w:tcW w:type="dxa" w:w="4320"/>
+            <w:vAlign w:val="center"/>
+            <w:tcMar>
+              <w:top w:w="90" w:type="dxa"/>
+              <w:start w:w="110" w:type="dxa"/>
+              <w:bottom w:w="90" w:type="dxa"/>
+              <w:end w:w="110" w:type="dxa"/>
+            </w:tcMar>
+            <w:shd w:fill="F7FAFC"/>
           </w:tcPr>
           <w:p>
+            <w:pPr>
+              <w:spacing w:after="0" w:line="259" w:lineRule="auto"/>
+            </w:pPr>
             <w:r>
+              <w:rPr>
+                <w:rFonts w:ascii="Times New Roman" w:hAnsi="Times New Roman" w:eastAsia="Times New Roman"/>
+                <w:b w:val="0"/>
+                <w:color w:val="000000"/>
+                <w:sz w:val="21"/>
+              </w:rPr>
               <w:t>Tiền thế chân được thu và hoàn với sự kiểm soát kép.</w:t>
             </w:r>
           </w:p>
@@ -1101,32 +2018,66 @@
     <w:p/>
     <w:p>
       <w:pPr>
-        <w:jc w:val="center"/>
+        <w:keepNext/>
+        <w:spacing w:before="200" w:after="80"/>
+        <w:jc w:val="left"/>
       </w:pPr>
       <w:r>
         <w:rPr>
-          <w:i/>
+          <w:rFonts w:ascii="Times New Roman" w:hAnsi="Times New Roman" w:eastAsia="Times New Roman"/>
+          <w:b/>
+          <w:color w:val="000000"/>
+          <w:sz w:val="22"/>
         </w:rPr>
-        <w:t>Bảng 6: Bảng đặc tả yêu cầu chức năng Quản lý nhập sách và Phiếu nhập kho</w:t>
+        <w:t>Bảng 5  Đặc tả yêu cầu chức năng Quản lý nhập sách và Phiếu nhập kho</w:t>
       </w:r>
     </w:p>
     <w:tbl>
       <w:tblPr>
         <w:tblStyle w:val="TableGrid"/>
         <w:tblW w:type="auto" w:w="0"/>
+        <w:tblLayout w:type="autofit"/>
         <w:tblLook w:firstColumn="1" w:firstRow="1" w:lastColumn="0" w:lastRow="0" w:noHBand="0" w:noVBand="1" w:val="04A0"/>
+        <w:tblBorders>
+          <w:top w:val="single" w:sz="6" w:color="D9D9D9"/>
+          <w:left w:val="single" w:sz="6" w:color="D9D9D9"/>
+          <w:bottom w:val="single" w:sz="6" w:color="D9D9D9"/>
+          <w:right w:val="single" w:sz="6" w:color="D9D9D9"/>
+          <w:insideH w:val="single" w:sz="6" w:color="D9D9D9"/>
+          <w:insideV w:val="single" w:sz="6" w:color="D9D9D9"/>
+        </w:tblBorders>
       </w:tblPr>
       <w:tblGrid>
         <w:gridCol w:w="4320"/>
         <w:gridCol w:w="4320"/>
       </w:tblGrid>
       <w:tr>
+        <w:trPr>
+          <w:tblHeader w:val="true"/>
+        </w:trPr>
         <w:tc>
           <w:tcPr>
             <w:tcW w:type="dxa" w:w="4320"/>
+            <w:vAlign w:val="center"/>
+            <w:tcMar>
+              <w:top w:w="90" w:type="dxa"/>
+              <w:start w:w="110" w:type="dxa"/>
+              <w:bottom w:w="90" w:type="dxa"/>
+              <w:end w:w="110" w:type="dxa"/>
+            </w:tcMar>
+            <w:shd w:fill="D9EAF7"/>
           </w:tcPr>
           <w:p>
+            <w:pPr>
+              <w:spacing w:after="0" w:line="259" w:lineRule="auto"/>
+            </w:pPr>
             <w:r>
+              <w:rPr>
+                <w:rFonts w:ascii="Times New Roman" w:hAnsi="Times New Roman" w:eastAsia="Times New Roman"/>
+                <w:b/>
+                <w:color w:val="000000"/>
+                <w:sz w:val="21"/>
+              </w:rPr>
               <w:t>Mã yêu cầu</w:t>
             </w:r>
           </w:p>
@@ -1134,9 +2085,25 @@
         <w:tc>
           <w:tcPr>
             <w:tcW w:type="dxa" w:w="4320"/>
+            <w:vAlign w:val="center"/>
+            <w:tcMar>
+              <w:top w:w="90" w:type="dxa"/>
+              <w:start w:w="110" w:type="dxa"/>
+              <w:bottom w:w="90" w:type="dxa"/>
+              <w:end w:w="110" w:type="dxa"/>
+            </w:tcMar>
           </w:tcPr>
           <w:p>
+            <w:pPr>
+              <w:spacing w:after="0" w:line="259" w:lineRule="auto"/>
+            </w:pPr>
             <w:r>
+              <w:rPr>
+                <w:rFonts w:ascii="Times New Roman" w:hAnsi="Times New Roman" w:eastAsia="Times New Roman"/>
+                <w:b w:val="0"/>
+                <w:color w:val="000000"/>
+                <w:sz w:val="21"/>
+              </w:rPr>
               <w:t>BUC06</w:t>
             </w:r>
           </w:p>
@@ -1146,9 +2113,26 @@
         <w:tc>
           <w:tcPr>
             <w:tcW w:type="dxa" w:w="4320"/>
+            <w:vAlign w:val="center"/>
+            <w:tcMar>
+              <w:top w:w="90" w:type="dxa"/>
+              <w:start w:w="110" w:type="dxa"/>
+              <w:bottom w:w="90" w:type="dxa"/>
+              <w:end w:w="110" w:type="dxa"/>
+            </w:tcMar>
+            <w:shd w:fill="D9EAF7"/>
           </w:tcPr>
           <w:p>
+            <w:pPr>
+              <w:spacing w:after="0" w:line="259" w:lineRule="auto"/>
+            </w:pPr>
             <w:r>
+              <w:rPr>
+                <w:rFonts w:ascii="Times New Roman" w:hAnsi="Times New Roman" w:eastAsia="Times New Roman"/>
+                <w:b/>
+                <w:color w:val="000000"/>
+                <w:sz w:val="21"/>
+              </w:rPr>
               <w:t>Tên yêu cầu</w:t>
             </w:r>
           </w:p>
@@ -1156,9 +2140,26 @@
         <w:tc>
           <w:tcPr>
             <w:tcW w:type="dxa" w:w="4320"/>
+            <w:vAlign w:val="center"/>
+            <w:tcMar>
+              <w:top w:w="90" w:type="dxa"/>
+              <w:start w:w="110" w:type="dxa"/>
+              <w:bottom w:w="90" w:type="dxa"/>
+              <w:end w:w="110" w:type="dxa"/>
+            </w:tcMar>
+            <w:shd w:fill="F7FAFC"/>
           </w:tcPr>
           <w:p>
+            <w:pPr>
+              <w:spacing w:after="0" w:line="259" w:lineRule="auto"/>
+            </w:pPr>
             <w:r>
+              <w:rPr>
+                <w:rFonts w:ascii="Times New Roman" w:hAnsi="Times New Roman" w:eastAsia="Times New Roman"/>
+                <w:b w:val="0"/>
+                <w:color w:val="000000"/>
+                <w:sz w:val="21"/>
+              </w:rPr>
               <w:t>Quản lý nhập sách và Phiếu nhập kho</w:t>
             </w:r>
           </w:p>
@@ -1168,9 +2169,26 @@
         <w:tc>
           <w:tcPr>
             <w:tcW w:type="dxa" w:w="4320"/>
+            <w:vAlign w:val="center"/>
+            <w:tcMar>
+              <w:top w:w="90" w:type="dxa"/>
+              <w:start w:w="110" w:type="dxa"/>
+              <w:bottom w:w="90" w:type="dxa"/>
+              <w:end w:w="110" w:type="dxa"/>
+            </w:tcMar>
+            <w:shd w:fill="D9EAF7"/>
           </w:tcPr>
           <w:p>
+            <w:pPr>
+              <w:spacing w:after="0" w:line="259" w:lineRule="auto"/>
+            </w:pPr>
             <w:r>
+              <w:rPr>
+                <w:rFonts w:ascii="Times New Roman" w:hAnsi="Times New Roman" w:eastAsia="Times New Roman"/>
+                <w:b/>
+                <w:color w:val="000000"/>
+                <w:sz w:val="21"/>
+              </w:rPr>
               <w:t>Mức độ ưu tiên</w:t>
             </w:r>
           </w:p>
@@ -1178,9 +2196,25 @@
         <w:tc>
           <w:tcPr>
             <w:tcW w:type="dxa" w:w="4320"/>
+            <w:vAlign w:val="center"/>
+            <w:tcMar>
+              <w:top w:w="90" w:type="dxa"/>
+              <w:start w:w="110" w:type="dxa"/>
+              <w:bottom w:w="90" w:type="dxa"/>
+              <w:end w:w="110" w:type="dxa"/>
+            </w:tcMar>
           </w:tcPr>
           <w:p>
+            <w:pPr>
+              <w:spacing w:after="0" w:line="259" w:lineRule="auto"/>
+            </w:pPr>
             <w:r>
+              <w:rPr>
+                <w:rFonts w:ascii="Times New Roman" w:hAnsi="Times New Roman" w:eastAsia="Times New Roman"/>
+                <w:b w:val="0"/>
+                <w:color w:val="000000"/>
+                <w:sz w:val="21"/>
+              </w:rPr>
               <w:t>Cao</w:t>
             </w:r>
           </w:p>
@@ -1190,9 +2224,26 @@
         <w:tc>
           <w:tcPr>
             <w:tcW w:type="dxa" w:w="4320"/>
+            <w:vAlign w:val="center"/>
+            <w:tcMar>
+              <w:top w:w="90" w:type="dxa"/>
+              <w:start w:w="110" w:type="dxa"/>
+              <w:bottom w:w="90" w:type="dxa"/>
+              <w:end w:w="110" w:type="dxa"/>
+            </w:tcMar>
+            <w:shd w:fill="D9EAF7"/>
           </w:tcPr>
           <w:p>
+            <w:pPr>
+              <w:spacing w:after="0" w:line="259" w:lineRule="auto"/>
+            </w:pPr>
             <w:r>
+              <w:rPr>
+                <w:rFonts w:ascii="Times New Roman" w:hAnsi="Times New Roman" w:eastAsia="Times New Roman"/>
+                <w:b/>
+                <w:color w:val="000000"/>
+                <w:sz w:val="21"/>
+              </w:rPr>
               <w:t>Mô tả</w:t>
             </w:r>
           </w:p>
@@ -1200,9 +2251,26 @@
         <w:tc>
           <w:tcPr>
             <w:tcW w:type="dxa" w:w="4320"/>
+            <w:vAlign w:val="center"/>
+            <w:tcMar>
+              <w:top w:w="90" w:type="dxa"/>
+              <w:start w:w="110" w:type="dxa"/>
+              <w:bottom w:w="90" w:type="dxa"/>
+              <w:end w:w="110" w:type="dxa"/>
+            </w:tcMar>
+            <w:shd w:fill="F7FAFC"/>
           </w:tcPr>
           <w:p>
+            <w:pPr>
+              <w:spacing w:after="0" w:line="259" w:lineRule="auto"/>
+            </w:pPr>
             <w:r>
+              <w:rPr>
+                <w:rFonts w:ascii="Times New Roman" w:hAnsi="Times New Roman" w:eastAsia="Times New Roman"/>
+                <w:b w:val="0"/>
+                <w:color w:val="000000"/>
+                <w:sz w:val="21"/>
+              </w:rPr>
               <w:t>Lập phiếu nhập, quản lý nhà cung cấp và thông tin sách mới.</w:t>
             </w:r>
           </w:p>
@@ -1212,9 +2280,26 @@
         <w:tc>
           <w:tcPr>
             <w:tcW w:type="dxa" w:w="4320"/>
+            <w:vAlign w:val="center"/>
+            <w:tcMar>
+              <w:top w:w="90" w:type="dxa"/>
+              <w:start w:w="110" w:type="dxa"/>
+              <w:bottom w:w="90" w:type="dxa"/>
+              <w:end w:w="110" w:type="dxa"/>
+            </w:tcMar>
+            <w:shd w:fill="D9EAF7"/>
           </w:tcPr>
           <w:p>
+            <w:pPr>
+              <w:spacing w:after="0" w:line="259" w:lineRule="auto"/>
+            </w:pPr>
             <w:r>
+              <w:rPr>
+                <w:rFonts w:ascii="Times New Roman" w:hAnsi="Times New Roman" w:eastAsia="Times New Roman"/>
+                <w:b/>
+                <w:color w:val="000000"/>
+                <w:sz w:val="21"/>
+              </w:rPr>
               <w:t>Tác nhân</w:t>
             </w:r>
           </w:p>
@@ -1222,9 +2307,25 @@
         <w:tc>
           <w:tcPr>
             <w:tcW w:type="dxa" w:w="4320"/>
+            <w:vAlign w:val="center"/>
+            <w:tcMar>
+              <w:top w:w="90" w:type="dxa"/>
+              <w:start w:w="110" w:type="dxa"/>
+              <w:bottom w:w="90" w:type="dxa"/>
+              <w:end w:w="110" w:type="dxa"/>
+            </w:tcMar>
           </w:tcPr>
           <w:p>
+            <w:pPr>
+              <w:spacing w:after="0" w:line="259" w:lineRule="auto"/>
+            </w:pPr>
             <w:r>
+              <w:rPr>
+                <w:rFonts w:ascii="Times New Roman" w:hAnsi="Times New Roman" w:eastAsia="Times New Roman"/>
+                <w:b w:val="0"/>
+                <w:color w:val="000000"/>
+                <w:sz w:val="21"/>
+              </w:rPr>
               <w:t>Cán bộ thư viện</w:t>
             </w:r>
           </w:p>
@@ -1234,9 +2335,26 @@
         <w:tc>
           <w:tcPr>
             <w:tcW w:type="dxa" w:w="4320"/>
+            <w:vAlign w:val="center"/>
+            <w:tcMar>
+              <w:top w:w="90" w:type="dxa"/>
+              <w:start w:w="110" w:type="dxa"/>
+              <w:bottom w:w="90" w:type="dxa"/>
+              <w:end w:w="110" w:type="dxa"/>
+            </w:tcMar>
+            <w:shd w:fill="D9EAF7"/>
           </w:tcPr>
           <w:p>
+            <w:pPr>
+              <w:spacing w:after="0" w:line="259" w:lineRule="auto"/>
+            </w:pPr>
             <w:r>
+              <w:rPr>
+                <w:rFonts w:ascii="Times New Roman" w:hAnsi="Times New Roman" w:eastAsia="Times New Roman"/>
+                <w:b/>
+                <w:color w:val="000000"/>
+                <w:sz w:val="21"/>
+              </w:rPr>
               <w:t>Điều kiện trước</w:t>
             </w:r>
           </w:p>
@@ -1244,9 +2362,26 @@
         <w:tc>
           <w:tcPr>
             <w:tcW w:type="dxa" w:w="4320"/>
+            <w:vAlign w:val="center"/>
+            <w:tcMar>
+              <w:top w:w="90" w:type="dxa"/>
+              <w:start w:w="110" w:type="dxa"/>
+              <w:bottom w:w="90" w:type="dxa"/>
+              <w:end w:w="110" w:type="dxa"/>
+            </w:tcMar>
+            <w:shd w:fill="F7FAFC"/>
           </w:tcPr>
           <w:p>
+            <w:pPr>
+              <w:spacing w:after="0" w:line="259" w:lineRule="auto"/>
+            </w:pPr>
             <w:r>
+              <w:rPr>
+                <w:rFonts w:ascii="Times New Roman" w:hAnsi="Times New Roman" w:eastAsia="Times New Roman"/>
+                <w:b w:val="0"/>
+                <w:color w:val="000000"/>
+                <w:sz w:val="21"/>
+              </w:rPr>
               <w:t>Có sách mới từ nhà cung cấp cần nhập kho.</w:t>
             </w:r>
           </w:p>
@@ -1256,9 +2391,26 @@
         <w:tc>
           <w:tcPr>
             <w:tcW w:type="dxa" w:w="4320"/>
+            <w:vAlign w:val="center"/>
+            <w:tcMar>
+              <w:top w:w="90" w:type="dxa"/>
+              <w:start w:w="110" w:type="dxa"/>
+              <w:bottom w:w="90" w:type="dxa"/>
+              <w:end w:w="110" w:type="dxa"/>
+            </w:tcMar>
+            <w:shd w:fill="D9EAF7"/>
           </w:tcPr>
           <w:p>
+            <w:pPr>
+              <w:spacing w:after="0" w:line="259" w:lineRule="auto"/>
+            </w:pPr>
             <w:r>
+              <w:rPr>
+                <w:rFonts w:ascii="Times New Roman" w:hAnsi="Times New Roman" w:eastAsia="Times New Roman"/>
+                <w:b/>
+                <w:color w:val="000000"/>
+                <w:sz w:val="21"/>
+              </w:rPr>
               <w:t>Các thao tác xử lý</w:t>
             </w:r>
           </w:p>
@@ -1266,36 +2418,67 @@
         <w:tc>
           <w:tcPr>
             <w:tcW w:type="dxa" w:w="4320"/>
+            <w:vAlign w:val="center"/>
+            <w:tcMar>
+              <w:top w:w="90" w:type="dxa"/>
+              <w:start w:w="110" w:type="dxa"/>
+              <w:bottom w:w="90" w:type="dxa"/>
+              <w:end w:w="110" w:type="dxa"/>
+            </w:tcMar>
           </w:tcPr>
           <w:p>
             <w:pPr>
-              <w:spacing w:after="40"/>
+              <w:spacing w:after="0" w:line="259" w:lineRule="auto"/>
             </w:pPr>
             <w:r>
+              <w:rPr>
+                <w:rFonts w:ascii="Times New Roman" w:hAnsi="Times New Roman" w:eastAsia="Times New Roman"/>
+                <w:b w:val="0"/>
+                <w:color w:val="000000"/>
+                <w:sz w:val="21"/>
+              </w:rPr>
               <w:t>1. Cán bộ thư viện chọn hoặc thêm Nhà cung cấp và tạo Phiếu nhập kho trên hệ thống.</w:t>
             </w:r>
           </w:p>
           <w:p>
             <w:pPr>
-              <w:spacing w:after="40"/>
+              <w:spacing w:after="0" w:line="259" w:lineRule="auto"/>
             </w:pPr>
             <w:r>
+              <w:rPr>
+                <w:rFonts w:ascii="Times New Roman" w:hAnsi="Times New Roman" w:eastAsia="Times New Roman"/>
+                <w:b w:val="0"/>
+                <w:color w:val="000000"/>
+                <w:sz w:val="21"/>
+              </w:rPr>
               <w:t>2. Nhập thông tin sách, phân bổ vị trí lưu trữ chi tiết đến Khu vực, Tầng, Kệ, Ngăn.</w:t>
             </w:r>
           </w:p>
           <w:p>
             <w:pPr>
-              <w:spacing w:after="40"/>
+              <w:spacing w:after="0" w:line="259" w:lineRule="auto"/>
             </w:pPr>
             <w:r>
+              <w:rPr>
+                <w:rFonts w:ascii="Times New Roman" w:hAnsi="Times New Roman" w:eastAsia="Times New Roman"/>
+                <w:b w:val="0"/>
+                <w:color w:val="000000"/>
+                <w:sz w:val="21"/>
+              </w:rPr>
               <w:t>3. Hệ thống sinh mã vạch. Cán bộ dán nhãn phân loại tùy loại tài liệu.</w:t>
             </w:r>
           </w:p>
           <w:p>
             <w:pPr>
-              <w:spacing w:after="40"/>
+              <w:spacing w:after="0" w:line="259" w:lineRule="auto"/>
             </w:pPr>
             <w:r>
+              <w:rPr>
+                <w:rFonts w:ascii="Times New Roman" w:hAnsi="Times New Roman" w:eastAsia="Times New Roman"/>
+                <w:b w:val="0"/>
+                <w:color w:val="000000"/>
+                <w:sz w:val="21"/>
+              </w:rPr>
               <w:t>4. Cập nhật số lượng tồn kho tự động dựa trên Phiếu nhập.</w:t>
             </w:r>
           </w:p>
@@ -1305,9 +2488,26 @@
         <w:tc>
           <w:tcPr>
             <w:tcW w:type="dxa" w:w="4320"/>
+            <w:vAlign w:val="center"/>
+            <w:tcMar>
+              <w:top w:w="90" w:type="dxa"/>
+              <w:start w:w="110" w:type="dxa"/>
+              <w:bottom w:w="90" w:type="dxa"/>
+              <w:end w:w="110" w:type="dxa"/>
+            </w:tcMar>
+            <w:shd w:fill="D9EAF7"/>
           </w:tcPr>
           <w:p>
+            <w:pPr>
+              <w:spacing w:after="0" w:line="259" w:lineRule="auto"/>
+            </w:pPr>
             <w:r>
+              <w:rPr>
+                <w:rFonts w:ascii="Times New Roman" w:hAnsi="Times New Roman" w:eastAsia="Times New Roman"/>
+                <w:b/>
+                <w:color w:val="000000"/>
+                <w:sz w:val="21"/>
+              </w:rPr>
               <w:t>Kết quả</w:t>
             </w:r>
           </w:p>
@@ -1315,9 +2515,26 @@
         <w:tc>
           <w:tcPr>
             <w:tcW w:type="dxa" w:w="4320"/>
+            <w:vAlign w:val="center"/>
+            <w:tcMar>
+              <w:top w:w="90" w:type="dxa"/>
+              <w:start w:w="110" w:type="dxa"/>
+              <w:bottom w:w="90" w:type="dxa"/>
+              <w:end w:w="110" w:type="dxa"/>
+            </w:tcMar>
+            <w:shd w:fill="F7FAFC"/>
           </w:tcPr>
           <w:p>
+            <w:pPr>
+              <w:spacing w:after="0" w:line="259" w:lineRule="auto"/>
+            </w:pPr>
             <w:r>
+              <w:rPr>
+                <w:rFonts w:ascii="Times New Roman" w:hAnsi="Times New Roman" w:eastAsia="Times New Roman"/>
+                <w:b w:val="0"/>
+                <w:color w:val="000000"/>
+                <w:sz w:val="21"/>
+              </w:rPr>
               <w:t>Sách được nhập kho có truy xuất nguồn gốc và vị trí chính xác.</w:t>
             </w:r>
           </w:p>
@@ -1327,32 +2544,66 @@
     <w:p/>
     <w:p>
       <w:pPr>
-        <w:jc w:val="center"/>
+        <w:keepNext/>
+        <w:spacing w:before="200" w:after="80"/>
+        <w:jc w:val="left"/>
       </w:pPr>
       <w:r>
         <w:rPr>
-          <w:i/>
+          <w:rFonts w:ascii="Times New Roman" w:hAnsi="Times New Roman" w:eastAsia="Times New Roman"/>
+          <w:b/>
+          <w:color w:val="000000"/>
+          <w:sz w:val="22"/>
         </w:rPr>
-        <w:t>Bảng 7: Bảng đặc tả yêu cầu chức năng Quản lý đối soát và báo cáo tài chính</w:t>
+        <w:t>Bảng 6  Đặc tả yêu cầu chức năng Quản lý đối soát và báo cáo tài chính</w:t>
       </w:r>
     </w:p>
     <w:tbl>
       <w:tblPr>
         <w:tblStyle w:val="TableGrid"/>
         <w:tblW w:type="auto" w:w="0"/>
+        <w:tblLayout w:type="autofit"/>
         <w:tblLook w:firstColumn="1" w:firstRow="1" w:lastColumn="0" w:lastRow="0" w:noHBand="0" w:noVBand="1" w:val="04A0"/>
+        <w:tblBorders>
+          <w:top w:val="single" w:sz="6" w:color="D9D9D9"/>
+          <w:left w:val="single" w:sz="6" w:color="D9D9D9"/>
+          <w:bottom w:val="single" w:sz="6" w:color="D9D9D9"/>
+          <w:right w:val="single" w:sz="6" w:color="D9D9D9"/>
+          <w:insideH w:val="single" w:sz="6" w:color="D9D9D9"/>
+          <w:insideV w:val="single" w:sz="6" w:color="D9D9D9"/>
+        </w:tblBorders>
       </w:tblPr>
       <w:tblGrid>
         <w:gridCol w:w="4320"/>
         <w:gridCol w:w="4320"/>
       </w:tblGrid>
       <w:tr>
+        <w:trPr>
+          <w:tblHeader w:val="true"/>
+        </w:trPr>
         <w:tc>
           <w:tcPr>
             <w:tcW w:type="dxa" w:w="4320"/>
+            <w:vAlign w:val="center"/>
+            <w:tcMar>
+              <w:top w:w="90" w:type="dxa"/>
+              <w:start w:w="110" w:type="dxa"/>
+              <w:bottom w:w="90" w:type="dxa"/>
+              <w:end w:w="110" w:type="dxa"/>
+            </w:tcMar>
+            <w:shd w:fill="D9EAF7"/>
           </w:tcPr>
           <w:p>
+            <w:pPr>
+              <w:spacing w:after="0" w:line="259" w:lineRule="auto"/>
+            </w:pPr>
             <w:r>
+              <w:rPr>
+                <w:rFonts w:ascii="Times New Roman" w:hAnsi="Times New Roman" w:eastAsia="Times New Roman"/>
+                <w:b/>
+                <w:color w:val="000000"/>
+                <w:sz w:val="21"/>
+              </w:rPr>
               <w:t>Mã yêu cầu</w:t>
             </w:r>
           </w:p>
@@ -1360,9 +2611,25 @@
         <w:tc>
           <w:tcPr>
             <w:tcW w:type="dxa" w:w="4320"/>
+            <w:vAlign w:val="center"/>
+            <w:tcMar>
+              <w:top w:w="90" w:type="dxa"/>
+              <w:start w:w="110" w:type="dxa"/>
+              <w:bottom w:w="90" w:type="dxa"/>
+              <w:end w:w="110" w:type="dxa"/>
+            </w:tcMar>
           </w:tcPr>
           <w:p>
+            <w:pPr>
+              <w:spacing w:after="0" w:line="259" w:lineRule="auto"/>
+            </w:pPr>
             <w:r>
+              <w:rPr>
+                <w:rFonts w:ascii="Times New Roman" w:hAnsi="Times New Roman" w:eastAsia="Times New Roman"/>
+                <w:b w:val="0"/>
+                <w:color w:val="000000"/>
+                <w:sz w:val="21"/>
+              </w:rPr>
               <w:t>BUC07</w:t>
             </w:r>
           </w:p>
@@ -1372,9 +2639,26 @@
         <w:tc>
           <w:tcPr>
             <w:tcW w:type="dxa" w:w="4320"/>
+            <w:vAlign w:val="center"/>
+            <w:tcMar>
+              <w:top w:w="90" w:type="dxa"/>
+              <w:start w:w="110" w:type="dxa"/>
+              <w:bottom w:w="90" w:type="dxa"/>
+              <w:end w:w="110" w:type="dxa"/>
+            </w:tcMar>
+            <w:shd w:fill="D9EAF7"/>
           </w:tcPr>
           <w:p>
+            <w:pPr>
+              <w:spacing w:after="0" w:line="259" w:lineRule="auto"/>
+            </w:pPr>
             <w:r>
+              <w:rPr>
+                <w:rFonts w:ascii="Times New Roman" w:hAnsi="Times New Roman" w:eastAsia="Times New Roman"/>
+                <w:b/>
+                <w:color w:val="000000"/>
+                <w:sz w:val="21"/>
+              </w:rPr>
               <w:t>Tên yêu cầu</w:t>
             </w:r>
           </w:p>
@@ -1382,9 +2666,26 @@
         <w:tc>
           <w:tcPr>
             <w:tcW w:type="dxa" w:w="4320"/>
+            <w:vAlign w:val="center"/>
+            <w:tcMar>
+              <w:top w:w="90" w:type="dxa"/>
+              <w:start w:w="110" w:type="dxa"/>
+              <w:bottom w:w="90" w:type="dxa"/>
+              <w:end w:w="110" w:type="dxa"/>
+            </w:tcMar>
+            <w:shd w:fill="F7FAFC"/>
           </w:tcPr>
           <w:p>
+            <w:pPr>
+              <w:spacing w:after="0" w:line="259" w:lineRule="auto"/>
+            </w:pPr>
             <w:r>
+              <w:rPr>
+                <w:rFonts w:ascii="Times New Roman" w:hAnsi="Times New Roman" w:eastAsia="Times New Roman"/>
+                <w:b w:val="0"/>
+                <w:color w:val="000000"/>
+                <w:sz w:val="21"/>
+              </w:rPr>
               <w:t>Quản lý đối soát và báo cáo tài chính</w:t>
             </w:r>
           </w:p>
@@ -1394,9 +2695,26 @@
         <w:tc>
           <w:tcPr>
             <w:tcW w:type="dxa" w:w="4320"/>
+            <w:vAlign w:val="center"/>
+            <w:tcMar>
+              <w:top w:w="90" w:type="dxa"/>
+              <w:start w:w="110" w:type="dxa"/>
+              <w:bottom w:w="90" w:type="dxa"/>
+              <w:end w:w="110" w:type="dxa"/>
+            </w:tcMar>
+            <w:shd w:fill="D9EAF7"/>
           </w:tcPr>
           <w:p>
+            <w:pPr>
+              <w:spacing w:after="0" w:line="259" w:lineRule="auto"/>
+            </w:pPr>
             <w:r>
+              <w:rPr>
+                <w:rFonts w:ascii="Times New Roman" w:hAnsi="Times New Roman" w:eastAsia="Times New Roman"/>
+                <w:b/>
+                <w:color w:val="000000"/>
+                <w:sz w:val="21"/>
+              </w:rPr>
               <w:t>Mức độ ưu tiên</w:t>
             </w:r>
           </w:p>
@@ -1404,9 +2722,551 @@
         <w:tc>
           <w:tcPr>
             <w:tcW w:type="dxa" w:w="4320"/>
+            <w:vAlign w:val="center"/>
+            <w:tcMar>
+              <w:top w:w="90" w:type="dxa"/>
+              <w:start w:w="110" w:type="dxa"/>
+              <w:bottom w:w="90" w:type="dxa"/>
+              <w:end w:w="110" w:type="dxa"/>
+            </w:tcMar>
           </w:tcPr>
           <w:p>
+            <w:pPr>
+              <w:spacing w:after="0" w:line="259" w:lineRule="auto"/>
+            </w:pPr>
             <w:r>
+              <w:rPr>
+                <w:rFonts w:ascii="Times New Roman" w:hAnsi="Times New Roman" w:eastAsia="Times New Roman"/>
+                <w:b w:val="0"/>
+                <w:color w:val="000000"/>
+                <w:sz w:val="21"/>
+              </w:rPr>
+              <w:t>Tạm hoãn</w:t>
+            </w:r>
+          </w:p>
+        </w:tc>
+      </w:tr>
+      <w:tr>
+        <w:tc>
+          <w:tcPr>
+            <w:tcW w:type="dxa" w:w="4320"/>
+            <w:vAlign w:val="center"/>
+            <w:tcMar>
+              <w:top w:w="90" w:type="dxa"/>
+              <w:start w:w="110" w:type="dxa"/>
+              <w:bottom w:w="90" w:type="dxa"/>
+              <w:end w:w="110" w:type="dxa"/>
+            </w:tcMar>
+            <w:shd w:fill="D9EAF7"/>
+          </w:tcPr>
+          <w:p>
+            <w:pPr>
+              <w:spacing w:after="0" w:line="259" w:lineRule="auto"/>
+            </w:pPr>
+            <w:r>
+              <w:rPr>
+                <w:rFonts w:ascii="Times New Roman" w:hAnsi="Times New Roman" w:eastAsia="Times New Roman"/>
+                <w:b/>
+                <w:color w:val="000000"/>
+                <w:sz w:val="21"/>
+              </w:rPr>
+              <w:t>Mô tả</w:t>
+            </w:r>
+          </w:p>
+        </w:tc>
+        <w:tc>
+          <w:tcPr>
+            <w:tcW w:type="dxa" w:w="4320"/>
+            <w:vAlign w:val="center"/>
+            <w:tcMar>
+              <w:top w:w="90" w:type="dxa"/>
+              <w:start w:w="110" w:type="dxa"/>
+              <w:bottom w:w="90" w:type="dxa"/>
+              <w:end w:w="110" w:type="dxa"/>
+            </w:tcMar>
+            <w:shd w:fill="F7FAFC"/>
+          </w:tcPr>
+          <w:p>
+            <w:pPr>
+              <w:spacing w:after="0" w:line="259" w:lineRule="auto"/>
+            </w:pPr>
+            <w:r>
+              <w:rPr>
+                <w:rFonts w:ascii="Times New Roman" w:hAnsi="Times New Roman" w:eastAsia="Times New Roman"/>
+                <w:b w:val="0"/>
+                <w:color w:val="000000"/>
+                <w:sz w:val="21"/>
+              </w:rPr>
+              <w:t>Quản lý các khoản thu, khoản đã thu và khoản xử phạt trong thư viện.</w:t>
+            </w:r>
+          </w:p>
+        </w:tc>
+      </w:tr>
+      <w:tr>
+        <w:tc>
+          <w:tcPr>
+            <w:tcW w:type="dxa" w:w="4320"/>
+            <w:vAlign w:val="center"/>
+            <w:tcMar>
+              <w:top w:w="90" w:type="dxa"/>
+              <w:start w:w="110" w:type="dxa"/>
+              <w:bottom w:w="90" w:type="dxa"/>
+              <w:end w:w="110" w:type="dxa"/>
+            </w:tcMar>
+            <w:shd w:fill="D9EAF7"/>
+          </w:tcPr>
+          <w:p>
+            <w:pPr>
+              <w:spacing w:after="0" w:line="259" w:lineRule="auto"/>
+            </w:pPr>
+            <w:r>
+              <w:rPr>
+                <w:rFonts w:ascii="Times New Roman" w:hAnsi="Times New Roman" w:eastAsia="Times New Roman"/>
+                <w:b/>
+                <w:color w:val="000000"/>
+                <w:sz w:val="21"/>
+              </w:rPr>
+              <w:t>Tác nhân</w:t>
+            </w:r>
+          </w:p>
+        </w:tc>
+        <w:tc>
+          <w:tcPr>
+            <w:tcW w:type="dxa" w:w="4320"/>
+            <w:vAlign w:val="center"/>
+            <w:tcMar>
+              <w:top w:w="90" w:type="dxa"/>
+              <w:start w:w="110" w:type="dxa"/>
+              <w:bottom w:w="90" w:type="dxa"/>
+              <w:end w:w="110" w:type="dxa"/>
+            </w:tcMar>
+          </w:tcPr>
+          <w:p>
+            <w:pPr>
+              <w:spacing w:after="0" w:line="259" w:lineRule="auto"/>
+            </w:pPr>
+            <w:r>
+              <w:rPr>
+                <w:rFonts w:ascii="Times New Roman" w:hAnsi="Times New Roman" w:eastAsia="Times New Roman"/>
+                <w:b w:val="0"/>
+                <w:color w:val="000000"/>
+                <w:sz w:val="21"/>
+              </w:rPr>
+              <w:t>Kế toán, Thủ quỹ</w:t>
+            </w:r>
+          </w:p>
+        </w:tc>
+      </w:tr>
+      <w:tr>
+        <w:tc>
+          <w:tcPr>
+            <w:tcW w:type="dxa" w:w="4320"/>
+            <w:vAlign w:val="center"/>
+            <w:tcMar>
+              <w:top w:w="90" w:type="dxa"/>
+              <w:start w:w="110" w:type="dxa"/>
+              <w:bottom w:w="90" w:type="dxa"/>
+              <w:end w:w="110" w:type="dxa"/>
+            </w:tcMar>
+            <w:shd w:fill="D9EAF7"/>
+          </w:tcPr>
+          <w:p>
+            <w:pPr>
+              <w:spacing w:after="0" w:line="259" w:lineRule="auto"/>
+            </w:pPr>
+            <w:r>
+              <w:rPr>
+                <w:rFonts w:ascii="Times New Roman" w:hAnsi="Times New Roman" w:eastAsia="Times New Roman"/>
+                <w:b/>
+                <w:color w:val="000000"/>
+                <w:sz w:val="21"/>
+              </w:rPr>
+              <w:t>Điều kiện trước</w:t>
+            </w:r>
+          </w:p>
+        </w:tc>
+        <w:tc>
+          <w:tcPr>
+            <w:tcW w:type="dxa" w:w="4320"/>
+            <w:vAlign w:val="center"/>
+            <w:tcMar>
+              <w:top w:w="90" w:type="dxa"/>
+              <w:start w:w="110" w:type="dxa"/>
+              <w:bottom w:w="90" w:type="dxa"/>
+              <w:end w:w="110" w:type="dxa"/>
+            </w:tcMar>
+            <w:shd w:fill="F7FAFC"/>
+          </w:tcPr>
+          <w:p>
+            <w:pPr>
+              <w:spacing w:after="0" w:line="259" w:lineRule="auto"/>
+            </w:pPr>
+            <w:r>
+              <w:rPr>
+                <w:rFonts w:ascii="Times New Roman" w:hAnsi="Times New Roman" w:eastAsia="Times New Roman"/>
+                <w:b w:val="0"/>
+                <w:color w:val="000000"/>
+                <w:sz w:val="21"/>
+              </w:rPr>
+              <w:t>Cán bộ quản lý tài chính đăng nhập hệ thống.</w:t>
+            </w:r>
+          </w:p>
+        </w:tc>
+      </w:tr>
+      <w:tr>
+        <w:tc>
+          <w:tcPr>
+            <w:tcW w:type="dxa" w:w="4320"/>
+            <w:vAlign w:val="center"/>
+            <w:tcMar>
+              <w:top w:w="90" w:type="dxa"/>
+              <w:start w:w="110" w:type="dxa"/>
+              <w:bottom w:w="90" w:type="dxa"/>
+              <w:end w:w="110" w:type="dxa"/>
+            </w:tcMar>
+            <w:shd w:fill="D9EAF7"/>
+          </w:tcPr>
+          <w:p>
+            <w:pPr>
+              <w:spacing w:after="0" w:line="259" w:lineRule="auto"/>
+            </w:pPr>
+            <w:r>
+              <w:rPr>
+                <w:rFonts w:ascii="Times New Roman" w:hAnsi="Times New Roman" w:eastAsia="Times New Roman"/>
+                <w:b/>
+                <w:color w:val="000000"/>
+                <w:sz w:val="21"/>
+              </w:rPr>
+              <w:t>Các thao tác xử lý</w:t>
+            </w:r>
+          </w:p>
+        </w:tc>
+        <w:tc>
+          <w:tcPr>
+            <w:tcW w:type="dxa" w:w="4320"/>
+            <w:vAlign w:val="center"/>
+            <w:tcMar>
+              <w:top w:w="90" w:type="dxa"/>
+              <w:start w:w="110" w:type="dxa"/>
+              <w:bottom w:w="90" w:type="dxa"/>
+              <w:end w:w="110" w:type="dxa"/>
+            </w:tcMar>
+          </w:tcPr>
+          <w:p>
+            <w:pPr>
+              <w:spacing w:after="0" w:line="259" w:lineRule="auto"/>
+            </w:pPr>
+            <w:r>
+              <w:rPr>
+                <w:rFonts w:ascii="Times New Roman" w:hAnsi="Times New Roman" w:eastAsia="Times New Roman"/>
+                <w:b w:val="0"/>
+                <w:color w:val="000000"/>
+                <w:sz w:val="21"/>
+              </w:rPr>
+              <w:t>1. Kế toán trích xuất dữ liệu giao dịch từ hệ thống.</w:t>
+            </w:r>
+          </w:p>
+          <w:p>
+            <w:pPr>
+              <w:spacing w:after="0" w:line="259" w:lineRule="auto"/>
+            </w:pPr>
+            <w:r>
+              <w:rPr>
+                <w:rFonts w:ascii="Times New Roman" w:hAnsi="Times New Roman" w:eastAsia="Times New Roman"/>
+                <w:b w:val="0"/>
+                <w:color w:val="000000"/>
+                <w:sz w:val="21"/>
+              </w:rPr>
+              <w:t>2. Hệ thống hiển thị chi tiết các khoản thu lệ phí, thế chân, phạt, chi hoàn cọc.</w:t>
+            </w:r>
+          </w:p>
+          <w:p>
+            <w:pPr>
+              <w:spacing w:after="0" w:line="259" w:lineRule="auto"/>
+            </w:pPr>
+            <w:r>
+              <w:rPr>
+                <w:rFonts w:ascii="Times New Roman" w:hAnsi="Times New Roman" w:eastAsia="Times New Roman"/>
+                <w:b w:val="0"/>
+                <w:color w:val="000000"/>
+                <w:sz w:val="21"/>
+              </w:rPr>
+              <w:t>3. Kế toán đối chiếu thực tế và lập báo cáo tài chính.</w:t>
+            </w:r>
+          </w:p>
+          <w:p>
+            <w:pPr>
+              <w:spacing w:after="0" w:line="259" w:lineRule="auto"/>
+            </w:pPr>
+            <w:r>
+              <w:rPr>
+                <w:rFonts w:ascii="Times New Roman" w:hAnsi="Times New Roman" w:eastAsia="Times New Roman"/>
+                <w:b w:val="0"/>
+                <w:color w:val="000000"/>
+                <w:sz w:val="21"/>
+              </w:rPr>
+              <w:t>4. Thủ quỹ kiểm tra chéo và xác nhận chốt sổ.</w:t>
+            </w:r>
+          </w:p>
+        </w:tc>
+      </w:tr>
+      <w:tr>
+        <w:tc>
+          <w:tcPr>
+            <w:tcW w:type="dxa" w:w="4320"/>
+            <w:vAlign w:val="center"/>
+            <w:tcMar>
+              <w:top w:w="90" w:type="dxa"/>
+              <w:start w:w="110" w:type="dxa"/>
+              <w:bottom w:w="90" w:type="dxa"/>
+              <w:end w:w="110" w:type="dxa"/>
+            </w:tcMar>
+            <w:shd w:fill="D9EAF7"/>
+          </w:tcPr>
+          <w:p>
+            <w:pPr>
+              <w:spacing w:after="0" w:line="259" w:lineRule="auto"/>
+            </w:pPr>
+            <w:r>
+              <w:rPr>
+                <w:rFonts w:ascii="Times New Roman" w:hAnsi="Times New Roman" w:eastAsia="Times New Roman"/>
+                <w:b/>
+                <w:color w:val="000000"/>
+                <w:sz w:val="21"/>
+              </w:rPr>
+              <w:t>Kết quả</w:t>
+            </w:r>
+          </w:p>
+        </w:tc>
+        <w:tc>
+          <w:tcPr>
+            <w:tcW w:type="dxa" w:w="4320"/>
+            <w:vAlign w:val="center"/>
+            <w:tcMar>
+              <w:top w:w="90" w:type="dxa"/>
+              <w:start w:w="110" w:type="dxa"/>
+              <w:bottom w:w="90" w:type="dxa"/>
+              <w:end w:w="110" w:type="dxa"/>
+            </w:tcMar>
+            <w:shd w:fill="F7FAFC"/>
+          </w:tcPr>
+          <w:p>
+            <w:pPr>
+              <w:spacing w:after="0" w:line="259" w:lineRule="auto"/>
+            </w:pPr>
+            <w:r>
+              <w:rPr>
+                <w:rFonts w:ascii="Times New Roman" w:hAnsi="Times New Roman" w:eastAsia="Times New Roman"/>
+                <w:b w:val="0"/>
+                <w:color w:val="000000"/>
+                <w:sz w:val="21"/>
+              </w:rPr>
+              <w:t>Dòng tiền được kiểm soát chặt chẽ.</w:t>
+            </w:r>
+          </w:p>
+        </w:tc>
+      </w:tr>
+    </w:tbl>
+    <w:p/>
+    <w:p>
+      <w:pPr>
+        <w:keepNext/>
+        <w:spacing w:before="200" w:after="80"/>
+        <w:jc w:val="left"/>
+      </w:pPr>
+      <w:r>
+        <w:rPr>
+          <w:rFonts w:ascii="Times New Roman" w:hAnsi="Times New Roman" w:eastAsia="Times New Roman"/>
+          <w:b/>
+          <w:color w:val="000000"/>
+          <w:sz w:val="22"/>
+        </w:rPr>
+        <w:t>Bảng 7  Đặc tả yêu cầu chức năng Nhắc hạn và cảnh báo quá hạn trả sách</w:t>
+      </w:r>
+    </w:p>
+    <w:tbl>
+      <w:tblPr>
+        <w:tblStyle w:val="TableGrid"/>
+        <w:tblW w:type="auto" w:w="0"/>
+        <w:tblLayout w:type="autofit"/>
+        <w:tblLook w:firstColumn="1" w:firstRow="1" w:lastColumn="0" w:lastRow="0" w:noHBand="0" w:noVBand="1" w:val="04A0"/>
+        <w:tblBorders>
+          <w:top w:val="single" w:sz="6" w:color="D9D9D9"/>
+          <w:left w:val="single" w:sz="6" w:color="D9D9D9"/>
+          <w:bottom w:val="single" w:sz="6" w:color="D9D9D9"/>
+          <w:right w:val="single" w:sz="6" w:color="D9D9D9"/>
+          <w:insideH w:val="single" w:sz="6" w:color="D9D9D9"/>
+          <w:insideV w:val="single" w:sz="6" w:color="D9D9D9"/>
+        </w:tblBorders>
+      </w:tblPr>
+      <w:tblGrid>
+        <w:gridCol w:w="4320"/>
+        <w:gridCol w:w="4320"/>
+      </w:tblGrid>
+      <w:tr>
+        <w:trPr>
+          <w:tblHeader w:val="true"/>
+        </w:trPr>
+        <w:tc>
+          <w:tcPr>
+            <w:tcW w:type="dxa" w:w="4320"/>
+            <w:vAlign w:val="center"/>
+            <w:tcMar>
+              <w:top w:w="90" w:type="dxa"/>
+              <w:start w:w="110" w:type="dxa"/>
+              <w:bottom w:w="90" w:type="dxa"/>
+              <w:end w:w="110" w:type="dxa"/>
+            </w:tcMar>
+            <w:shd w:fill="D9EAF7"/>
+          </w:tcPr>
+          <w:p>
+            <w:pPr>
+              <w:spacing w:after="0" w:line="259" w:lineRule="auto"/>
+            </w:pPr>
+            <w:r>
+              <w:rPr>
+                <w:rFonts w:ascii="Times New Roman" w:hAnsi="Times New Roman" w:eastAsia="Times New Roman"/>
+                <w:b/>
+                <w:color w:val="000000"/>
+                <w:sz w:val="21"/>
+              </w:rPr>
+              <w:t>Mã yêu cầu</w:t>
+            </w:r>
+          </w:p>
+        </w:tc>
+        <w:tc>
+          <w:tcPr>
+            <w:tcW w:type="dxa" w:w="4320"/>
+            <w:vAlign w:val="center"/>
+            <w:tcMar>
+              <w:top w:w="90" w:type="dxa"/>
+              <w:start w:w="110" w:type="dxa"/>
+              <w:bottom w:w="90" w:type="dxa"/>
+              <w:end w:w="110" w:type="dxa"/>
+            </w:tcMar>
+          </w:tcPr>
+          <w:p>
+            <w:pPr>
+              <w:spacing w:after="0" w:line="259" w:lineRule="auto"/>
+            </w:pPr>
+            <w:r>
+              <w:rPr>
+                <w:rFonts w:ascii="Times New Roman" w:hAnsi="Times New Roman" w:eastAsia="Times New Roman"/>
+                <w:b w:val="0"/>
+                <w:color w:val="000000"/>
+                <w:sz w:val="21"/>
+              </w:rPr>
+              <w:t>BUC08</w:t>
+            </w:r>
+          </w:p>
+        </w:tc>
+      </w:tr>
+      <w:tr>
+        <w:tc>
+          <w:tcPr>
+            <w:tcW w:type="dxa" w:w="4320"/>
+            <w:vAlign w:val="center"/>
+            <w:tcMar>
+              <w:top w:w="90" w:type="dxa"/>
+              <w:start w:w="110" w:type="dxa"/>
+              <w:bottom w:w="90" w:type="dxa"/>
+              <w:end w:w="110" w:type="dxa"/>
+            </w:tcMar>
+            <w:shd w:fill="D9EAF7"/>
+          </w:tcPr>
+          <w:p>
+            <w:pPr>
+              <w:spacing w:after="0" w:line="259" w:lineRule="auto"/>
+            </w:pPr>
+            <w:r>
+              <w:rPr>
+                <w:rFonts w:ascii="Times New Roman" w:hAnsi="Times New Roman" w:eastAsia="Times New Roman"/>
+                <w:b/>
+                <w:color w:val="000000"/>
+                <w:sz w:val="21"/>
+              </w:rPr>
+              <w:t>Tên yêu cầu</w:t>
+            </w:r>
+          </w:p>
+        </w:tc>
+        <w:tc>
+          <w:tcPr>
+            <w:tcW w:type="dxa" w:w="4320"/>
+            <w:vAlign w:val="center"/>
+            <w:tcMar>
+              <w:top w:w="90" w:type="dxa"/>
+              <w:start w:w="110" w:type="dxa"/>
+              <w:bottom w:w="90" w:type="dxa"/>
+              <w:end w:w="110" w:type="dxa"/>
+            </w:tcMar>
+            <w:shd w:fill="F7FAFC"/>
+          </w:tcPr>
+          <w:p>
+            <w:pPr>
+              <w:spacing w:after="0" w:line="259" w:lineRule="auto"/>
+            </w:pPr>
+            <w:r>
+              <w:rPr>
+                <w:rFonts w:ascii="Times New Roman" w:hAnsi="Times New Roman" w:eastAsia="Times New Roman"/>
+                <w:b w:val="0"/>
+                <w:color w:val="000000"/>
+                <w:sz w:val="21"/>
+              </w:rPr>
+              <w:t>Nhắc hạn và cảnh báo quá hạn trả sách</w:t>
+            </w:r>
+          </w:p>
+        </w:tc>
+      </w:tr>
+      <w:tr>
+        <w:tc>
+          <w:tcPr>
+            <w:tcW w:type="dxa" w:w="4320"/>
+            <w:vAlign w:val="center"/>
+            <w:tcMar>
+              <w:top w:w="90" w:type="dxa"/>
+              <w:start w:w="110" w:type="dxa"/>
+              <w:bottom w:w="90" w:type="dxa"/>
+              <w:end w:w="110" w:type="dxa"/>
+            </w:tcMar>
+            <w:shd w:fill="D9EAF7"/>
+          </w:tcPr>
+          <w:p>
+            <w:pPr>
+              <w:spacing w:after="0" w:line="259" w:lineRule="auto"/>
+            </w:pPr>
+            <w:r>
+              <w:rPr>
+                <w:rFonts w:ascii="Times New Roman" w:hAnsi="Times New Roman" w:eastAsia="Times New Roman"/>
+                <w:b/>
+                <w:color w:val="000000"/>
+                <w:sz w:val="21"/>
+              </w:rPr>
+              <w:t>Mức độ ưu tiên</w:t>
+            </w:r>
+          </w:p>
+        </w:tc>
+        <w:tc>
+          <w:tcPr>
+            <w:tcW w:type="dxa" w:w="4320"/>
+            <w:vAlign w:val="center"/>
+            <w:tcMar>
+              <w:top w:w="90" w:type="dxa"/>
+              <w:start w:w="110" w:type="dxa"/>
+              <w:bottom w:w="90" w:type="dxa"/>
+              <w:end w:w="110" w:type="dxa"/>
+            </w:tcMar>
+          </w:tcPr>
+          <w:p>
+            <w:pPr>
+              <w:spacing w:after="0" w:line="259" w:lineRule="auto"/>
+            </w:pPr>
+            <w:r>
+              <w:rPr>
+                <w:rFonts w:ascii="Times New Roman" w:hAnsi="Times New Roman" w:eastAsia="Times New Roman"/>
+                <w:b w:val="0"/>
+                <w:color w:val="000000"/>
+                <w:sz w:val="21"/>
+              </w:rPr>
               <w:t>Cao</w:t>
             </w:r>
           </w:p>
@@ -1416,9 +3276,26 @@
         <w:tc>
           <w:tcPr>
             <w:tcW w:type="dxa" w:w="4320"/>
+            <w:vAlign w:val="center"/>
+            <w:tcMar>
+              <w:top w:w="90" w:type="dxa"/>
+              <w:start w:w="110" w:type="dxa"/>
+              <w:bottom w:w="90" w:type="dxa"/>
+              <w:end w:w="110" w:type="dxa"/>
+            </w:tcMar>
+            <w:shd w:fill="D9EAF7"/>
           </w:tcPr>
           <w:p>
+            <w:pPr>
+              <w:spacing w:after="0" w:line="259" w:lineRule="auto"/>
+            </w:pPr>
             <w:r>
+              <w:rPr>
+                <w:rFonts w:ascii="Times New Roman" w:hAnsi="Times New Roman" w:eastAsia="Times New Roman"/>
+                <w:b/>
+                <w:color w:val="000000"/>
+                <w:sz w:val="21"/>
+              </w:rPr>
               <w:t>Mô tả</w:t>
             </w:r>
           </w:p>
@@ -1426,10 +3303,27 @@
         <w:tc>
           <w:tcPr>
             <w:tcW w:type="dxa" w:w="4320"/>
+            <w:vAlign w:val="center"/>
+            <w:tcMar>
+              <w:top w:w="90" w:type="dxa"/>
+              <w:start w:w="110" w:type="dxa"/>
+              <w:bottom w:w="90" w:type="dxa"/>
+              <w:end w:w="110" w:type="dxa"/>
+            </w:tcMar>
+            <w:shd w:fill="F7FAFC"/>
           </w:tcPr>
           <w:p>
+            <w:pPr>
+              <w:spacing w:after="0" w:line="259" w:lineRule="auto"/>
+            </w:pPr>
             <w:r>
-              <w:t>Quản lý các khoản thu, khoản đã thu và khoản xử phạt trong thư viện.</w:t>
+              <w:rPr>
+                <w:rFonts w:ascii="Times New Roman" w:hAnsi="Times New Roman" w:eastAsia="Times New Roman"/>
+                <w:b w:val="0"/>
+                <w:color w:val="000000"/>
+                <w:sz w:val="21"/>
+              </w:rPr>
+              <w:t>Gửi thông báo nhắc nhở hạn trả sách và cảnh báo qua ứng dụng.</w:t>
             </w:r>
           </w:p>
         </w:tc>
@@ -1438,9 +3332,26 @@
         <w:tc>
           <w:tcPr>
             <w:tcW w:type="dxa" w:w="4320"/>
+            <w:vAlign w:val="center"/>
+            <w:tcMar>
+              <w:top w:w="90" w:type="dxa"/>
+              <w:start w:w="110" w:type="dxa"/>
+              <w:bottom w:w="90" w:type="dxa"/>
+              <w:end w:w="110" w:type="dxa"/>
+            </w:tcMar>
+            <w:shd w:fill="D9EAF7"/>
           </w:tcPr>
           <w:p>
+            <w:pPr>
+              <w:spacing w:after="0" w:line="259" w:lineRule="auto"/>
+            </w:pPr>
             <w:r>
+              <w:rPr>
+                <w:rFonts w:ascii="Times New Roman" w:hAnsi="Times New Roman" w:eastAsia="Times New Roman"/>
+                <w:b/>
+                <w:color w:val="000000"/>
+                <w:sz w:val="21"/>
+              </w:rPr>
               <w:t>Tác nhân</w:t>
             </w:r>
           </w:p>
@@ -1448,10 +3359,26 @@
         <w:tc>
           <w:tcPr>
             <w:tcW w:type="dxa" w:w="4320"/>
+            <w:vAlign w:val="center"/>
+            <w:tcMar>
+              <w:top w:w="90" w:type="dxa"/>
+              <w:start w:w="110" w:type="dxa"/>
+              <w:bottom w:w="90" w:type="dxa"/>
+              <w:end w:w="110" w:type="dxa"/>
+            </w:tcMar>
           </w:tcPr>
           <w:p>
+            <w:pPr>
+              <w:spacing w:after="0" w:line="259" w:lineRule="auto"/>
+            </w:pPr>
             <w:r>
-              <w:t>Kế toán, Thủ quỹ</w:t>
+              <w:rPr>
+                <w:rFonts w:ascii="Times New Roman" w:hAnsi="Times New Roman" w:eastAsia="Times New Roman"/>
+                <w:b w:val="0"/>
+                <w:color w:val="000000"/>
+                <w:sz w:val="21"/>
+              </w:rPr>
+              <w:t>Hệ thống nền, Người sử dụng</w:t>
             </w:r>
           </w:p>
         </w:tc>
@@ -1460,9 +3387,26 @@
         <w:tc>
           <w:tcPr>
             <w:tcW w:type="dxa" w:w="4320"/>
+            <w:vAlign w:val="center"/>
+            <w:tcMar>
+              <w:top w:w="90" w:type="dxa"/>
+              <w:start w:w="110" w:type="dxa"/>
+              <w:bottom w:w="90" w:type="dxa"/>
+              <w:end w:w="110" w:type="dxa"/>
+            </w:tcMar>
+            <w:shd w:fill="D9EAF7"/>
           </w:tcPr>
           <w:p>
+            <w:pPr>
+              <w:spacing w:after="0" w:line="259" w:lineRule="auto"/>
+            </w:pPr>
             <w:r>
+              <w:rPr>
+                <w:rFonts w:ascii="Times New Roman" w:hAnsi="Times New Roman" w:eastAsia="Times New Roman"/>
+                <w:b/>
+                <w:color w:val="000000"/>
+                <w:sz w:val="21"/>
+              </w:rPr>
               <w:t>Điều kiện trước</w:t>
             </w:r>
           </w:p>
@@ -1470,10 +3414,27 @@
         <w:tc>
           <w:tcPr>
             <w:tcW w:type="dxa" w:w="4320"/>
+            <w:vAlign w:val="center"/>
+            <w:tcMar>
+              <w:top w:w="90" w:type="dxa"/>
+              <w:start w:w="110" w:type="dxa"/>
+              <w:bottom w:w="90" w:type="dxa"/>
+              <w:end w:w="110" w:type="dxa"/>
+            </w:tcMar>
+            <w:shd w:fill="F7FAFC"/>
           </w:tcPr>
           <w:p>
+            <w:pPr>
+              <w:spacing w:after="0" w:line="259" w:lineRule="auto"/>
+            </w:pPr>
             <w:r>
-              <w:t>Cán bộ quản lý tài chính đăng nhập hệ thống.</w:t>
+              <w:rPr>
+                <w:rFonts w:ascii="Times New Roman" w:hAnsi="Times New Roman" w:eastAsia="Times New Roman"/>
+                <w:b w:val="0"/>
+                <w:color w:val="000000"/>
+                <w:sz w:val="21"/>
+              </w:rPr>
+              <w:t>Người sử dụng đang mượn sách sắp đến hạn hoặc quá hạn.</w:t>
             </w:r>
           </w:p>
         </w:tc>
@@ -1482,9 +3443,26 @@
         <w:tc>
           <w:tcPr>
             <w:tcW w:type="dxa" w:w="4320"/>
+            <w:vAlign w:val="center"/>
+            <w:tcMar>
+              <w:top w:w="90" w:type="dxa"/>
+              <w:start w:w="110" w:type="dxa"/>
+              <w:bottom w:w="90" w:type="dxa"/>
+              <w:end w:w="110" w:type="dxa"/>
+            </w:tcMar>
+            <w:shd w:fill="D9EAF7"/>
           </w:tcPr>
           <w:p>
+            <w:pPr>
+              <w:spacing w:after="0" w:line="259" w:lineRule="auto"/>
+            </w:pPr>
             <w:r>
+              <w:rPr>
+                <w:rFonts w:ascii="Times New Roman" w:hAnsi="Times New Roman" w:eastAsia="Times New Roman"/>
+                <w:b/>
+                <w:color w:val="000000"/>
+                <w:sz w:val="21"/>
+              </w:rPr>
               <w:t>Các thao tác xử lý</w:t>
             </w:r>
           </w:p>
@@ -1492,37 +3470,68 @@
         <w:tc>
           <w:tcPr>
             <w:tcW w:type="dxa" w:w="4320"/>
+            <w:vAlign w:val="center"/>
+            <w:tcMar>
+              <w:top w:w="90" w:type="dxa"/>
+              <w:start w:w="110" w:type="dxa"/>
+              <w:bottom w:w="90" w:type="dxa"/>
+              <w:end w:w="110" w:type="dxa"/>
+            </w:tcMar>
           </w:tcPr>
           <w:p>
             <w:pPr>
-              <w:spacing w:after="40"/>
+              <w:spacing w:after="0" w:line="259" w:lineRule="auto"/>
             </w:pPr>
             <w:r>
-              <w:t>1. Kế toán trích xuất dữ liệu giao dịch từ hệ thống.</w:t>
+              <w:rPr>
+                <w:rFonts w:ascii="Times New Roman" w:hAnsi="Times New Roman" w:eastAsia="Times New Roman"/>
+                <w:b w:val="0"/>
+                <w:color w:val="000000"/>
+                <w:sz w:val="21"/>
+              </w:rPr>
+              <w:t>1. Hệ thống kiểm tra danh sách mượn hàng ngày.</w:t>
             </w:r>
           </w:p>
           <w:p>
             <w:pPr>
-              <w:spacing w:after="40"/>
+              <w:spacing w:after="0" w:line="259" w:lineRule="auto"/>
             </w:pPr>
             <w:r>
-              <w:t>2. Hệ thống hiển thị chi tiết các khoản thu lệ phí, thế chân, phạt, chi hoàn cọc.</w:t>
+              <w:rPr>
+                <w:rFonts w:ascii="Times New Roman" w:hAnsi="Times New Roman" w:eastAsia="Times New Roman"/>
+                <w:b w:val="0"/>
+                <w:color w:val="000000"/>
+                <w:sz w:val="21"/>
+              </w:rPr>
+              <w:t>2. Gửi nhắc nhở trước hạn và thông báo thu hồi đột xuất qua thông báo đẩy trên Ứng dụng di động.</w:t>
             </w:r>
           </w:p>
           <w:p>
             <w:pPr>
-              <w:spacing w:after="40"/>
+              <w:spacing w:after="0" w:line="259" w:lineRule="auto"/>
             </w:pPr>
             <w:r>
-              <w:t>3. Kế toán đối chiếu thực tế và lập báo cáo tài chính.</w:t>
+              <w:rPr>
+                <w:rFonts w:ascii="Times New Roman" w:hAnsi="Times New Roman" w:eastAsia="Times New Roman"/>
+                <w:b w:val="0"/>
+                <w:color w:val="000000"/>
+                <w:sz w:val="21"/>
+              </w:rPr>
+              <w:t>3. Quá hạn ba mươi ngày, hệ thống lập danh sách cấn trừ tiền thế chân. Nếu tiền thế chân không đủ, hệ thống tự động chuyển hồ sơ cho Phòng Công tác sinh viên, Phòng Đào tạo Sau Đại học, Phòng Tổ chức, hoặc đưa vào danh sách đen tùy theo đối tượng người sử dụng.</w:t>
             </w:r>
           </w:p>
           <w:p>
             <w:pPr>
-              <w:spacing w:after="40"/>
+              <w:spacing w:after="0" w:line="259" w:lineRule="auto"/>
             </w:pPr>
             <w:r>
-              <w:t>4. Thủ quỹ kiểm tra chéo và xác nhận chốt sổ.</w:t>
+              <w:rPr>
+                <w:rFonts w:ascii="Times New Roman" w:hAnsi="Times New Roman" w:eastAsia="Times New Roman"/>
+                <w:b w:val="0"/>
+                <w:color w:val="000000"/>
+                <w:sz w:val="21"/>
+              </w:rPr>
+              <w:t>4. Gửi biên lai điện tử thông báo trừ tiền.</w:t>
             </w:r>
           </w:p>
         </w:tc>
@@ -1531,9 +3540,26 @@
         <w:tc>
           <w:tcPr>
             <w:tcW w:type="dxa" w:w="4320"/>
+            <w:vAlign w:val="center"/>
+            <w:tcMar>
+              <w:top w:w="90" w:type="dxa"/>
+              <w:start w:w="110" w:type="dxa"/>
+              <w:bottom w:w="90" w:type="dxa"/>
+              <w:end w:w="110" w:type="dxa"/>
+            </w:tcMar>
+            <w:shd w:fill="D9EAF7"/>
           </w:tcPr>
           <w:p>
+            <w:pPr>
+              <w:spacing w:after="0" w:line="259" w:lineRule="auto"/>
+            </w:pPr>
             <w:r>
+              <w:rPr>
+                <w:rFonts w:ascii="Times New Roman" w:hAnsi="Times New Roman" w:eastAsia="Times New Roman"/>
+                <w:b/>
+                <w:color w:val="000000"/>
+                <w:sz w:val="21"/>
+              </w:rPr>
               <w:t>Kết quả</w:t>
             </w:r>
           </w:p>
@@ -1541,10 +3567,27 @@
         <w:tc>
           <w:tcPr>
             <w:tcW w:type="dxa" w:w="4320"/>
+            <w:vAlign w:val="center"/>
+            <w:tcMar>
+              <w:top w:w="90" w:type="dxa"/>
+              <w:start w:w="110" w:type="dxa"/>
+              <w:bottom w:w="90" w:type="dxa"/>
+              <w:end w:w="110" w:type="dxa"/>
+            </w:tcMar>
+            <w:shd w:fill="F7FAFC"/>
           </w:tcPr>
           <w:p>
+            <w:pPr>
+              <w:spacing w:after="0" w:line="259" w:lineRule="auto"/>
+            </w:pPr>
             <w:r>
-              <w:t>Dòng tiền được kiểm soát chặt chẽ.</w:t>
+              <w:rPr>
+                <w:rFonts w:ascii="Times New Roman" w:hAnsi="Times New Roman" w:eastAsia="Times New Roman"/>
+                <w:b w:val="0"/>
+                <w:color w:val="000000"/>
+                <w:sz w:val="21"/>
+              </w:rPr>
+              <w:t>Độc giả nhận thông báo kịp thời trên mọi nền tảng.</w:t>
             </w:r>
           </w:p>
         </w:tc>
@@ -1553,32 +3596,66 @@
     <w:p/>
     <w:p>
       <w:pPr>
-        <w:jc w:val="center"/>
+        <w:keepNext/>
+        <w:spacing w:before="200" w:after="80"/>
+        <w:jc w:val="left"/>
       </w:pPr>
       <w:r>
         <w:rPr>
-          <w:i/>
+          <w:rFonts w:ascii="Times New Roman" w:hAnsi="Times New Roman" w:eastAsia="Times New Roman"/>
+          <w:b/>
+          <w:color w:val="000000"/>
+          <w:sz w:val="22"/>
         </w:rPr>
-        <w:t>Bảng 8: Bảng đặc tả yêu cầu chức năng Nhắc hạn và cảnh báo quá hạn trả sách</w:t>
+        <w:t>Bảng 8  Đặc tả yêu cầu chức năng Quản lý sách điện tử và tài liệu số</w:t>
       </w:r>
     </w:p>
     <w:tbl>
       <w:tblPr>
         <w:tblStyle w:val="TableGrid"/>
         <w:tblW w:type="auto" w:w="0"/>
+        <w:tblLayout w:type="autofit"/>
         <w:tblLook w:firstColumn="1" w:firstRow="1" w:lastColumn="0" w:lastRow="0" w:noHBand="0" w:noVBand="1" w:val="04A0"/>
+        <w:tblBorders>
+          <w:top w:val="single" w:sz="6" w:color="D9D9D9"/>
+          <w:left w:val="single" w:sz="6" w:color="D9D9D9"/>
+          <w:bottom w:val="single" w:sz="6" w:color="D9D9D9"/>
+          <w:right w:val="single" w:sz="6" w:color="D9D9D9"/>
+          <w:insideH w:val="single" w:sz="6" w:color="D9D9D9"/>
+          <w:insideV w:val="single" w:sz="6" w:color="D9D9D9"/>
+        </w:tblBorders>
       </w:tblPr>
       <w:tblGrid>
         <w:gridCol w:w="4320"/>
         <w:gridCol w:w="4320"/>
       </w:tblGrid>
       <w:tr>
+        <w:trPr>
+          <w:tblHeader w:val="true"/>
+        </w:trPr>
         <w:tc>
           <w:tcPr>
             <w:tcW w:type="dxa" w:w="4320"/>
+            <w:vAlign w:val="center"/>
+            <w:tcMar>
+              <w:top w:w="90" w:type="dxa"/>
+              <w:start w:w="110" w:type="dxa"/>
+              <w:bottom w:w="90" w:type="dxa"/>
+              <w:end w:w="110" w:type="dxa"/>
+            </w:tcMar>
+            <w:shd w:fill="D9EAF7"/>
           </w:tcPr>
           <w:p>
+            <w:pPr>
+              <w:spacing w:after="0" w:line="259" w:lineRule="auto"/>
+            </w:pPr>
             <w:r>
+              <w:rPr>
+                <w:rFonts w:ascii="Times New Roman" w:hAnsi="Times New Roman" w:eastAsia="Times New Roman"/>
+                <w:b/>
+                <w:color w:val="000000"/>
+                <w:sz w:val="21"/>
+              </w:rPr>
               <w:t>Mã yêu cầu</w:t>
             </w:r>
           </w:p>
@@ -1586,10 +3663,26 @@
         <w:tc>
           <w:tcPr>
             <w:tcW w:type="dxa" w:w="4320"/>
+            <w:vAlign w:val="center"/>
+            <w:tcMar>
+              <w:top w:w="90" w:type="dxa"/>
+              <w:start w:w="110" w:type="dxa"/>
+              <w:bottom w:w="90" w:type="dxa"/>
+              <w:end w:w="110" w:type="dxa"/>
+            </w:tcMar>
           </w:tcPr>
           <w:p>
+            <w:pPr>
+              <w:spacing w:after="0" w:line="259" w:lineRule="auto"/>
+            </w:pPr>
             <w:r>
-              <w:t>BUC08</w:t>
+              <w:rPr>
+                <w:rFonts w:ascii="Times New Roman" w:hAnsi="Times New Roman" w:eastAsia="Times New Roman"/>
+                <w:b w:val="0"/>
+                <w:color w:val="000000"/>
+                <w:sz w:val="21"/>
+              </w:rPr>
+              <w:t>BUC09</w:t>
             </w:r>
           </w:p>
         </w:tc>
@@ -1598,9 +3691,26 @@
         <w:tc>
           <w:tcPr>
             <w:tcW w:type="dxa" w:w="4320"/>
+            <w:vAlign w:val="center"/>
+            <w:tcMar>
+              <w:top w:w="90" w:type="dxa"/>
+              <w:start w:w="110" w:type="dxa"/>
+              <w:bottom w:w="90" w:type="dxa"/>
+              <w:end w:w="110" w:type="dxa"/>
+            </w:tcMar>
+            <w:shd w:fill="D9EAF7"/>
           </w:tcPr>
           <w:p>
+            <w:pPr>
+              <w:spacing w:after="0" w:line="259" w:lineRule="auto"/>
+            </w:pPr>
             <w:r>
+              <w:rPr>
+                <w:rFonts w:ascii="Times New Roman" w:hAnsi="Times New Roman" w:eastAsia="Times New Roman"/>
+                <w:b/>
+                <w:color w:val="000000"/>
+                <w:sz w:val="21"/>
+              </w:rPr>
               <w:t>Tên yêu cầu</w:t>
             </w:r>
           </w:p>
@@ -1608,10 +3718,27 @@
         <w:tc>
           <w:tcPr>
             <w:tcW w:type="dxa" w:w="4320"/>
+            <w:vAlign w:val="center"/>
+            <w:tcMar>
+              <w:top w:w="90" w:type="dxa"/>
+              <w:start w:w="110" w:type="dxa"/>
+              <w:bottom w:w="90" w:type="dxa"/>
+              <w:end w:w="110" w:type="dxa"/>
+            </w:tcMar>
+            <w:shd w:fill="F7FAFC"/>
           </w:tcPr>
           <w:p>
+            <w:pPr>
+              <w:spacing w:after="0" w:line="259" w:lineRule="auto"/>
+            </w:pPr>
             <w:r>
-              <w:t>Nhắc hạn và cảnh báo quá hạn trả sách</w:t>
+              <w:rPr>
+                <w:rFonts w:ascii="Times New Roman" w:hAnsi="Times New Roman" w:eastAsia="Times New Roman"/>
+                <w:b w:val="0"/>
+                <w:color w:val="000000"/>
+                <w:sz w:val="21"/>
+              </w:rPr>
+              <w:t>Quản lý sách điện tử và tài liệu số</w:t>
             </w:r>
           </w:p>
         </w:tc>
@@ -1620,9 +3747,26 @@
         <w:tc>
           <w:tcPr>
             <w:tcW w:type="dxa" w:w="4320"/>
+            <w:vAlign w:val="center"/>
+            <w:tcMar>
+              <w:top w:w="90" w:type="dxa"/>
+              <w:start w:w="110" w:type="dxa"/>
+              <w:bottom w:w="90" w:type="dxa"/>
+              <w:end w:w="110" w:type="dxa"/>
+            </w:tcMar>
+            <w:shd w:fill="D9EAF7"/>
           </w:tcPr>
           <w:p>
+            <w:pPr>
+              <w:spacing w:after="0" w:line="259" w:lineRule="auto"/>
+            </w:pPr>
             <w:r>
+              <w:rPr>
+                <w:rFonts w:ascii="Times New Roman" w:hAnsi="Times New Roman" w:eastAsia="Times New Roman"/>
+                <w:b/>
+                <w:color w:val="000000"/>
+                <w:sz w:val="21"/>
+              </w:rPr>
               <w:t>Mức độ ưu tiên</w:t>
             </w:r>
           </w:p>
@@ -1630,9 +3774,25 @@
         <w:tc>
           <w:tcPr>
             <w:tcW w:type="dxa" w:w="4320"/>
+            <w:vAlign w:val="center"/>
+            <w:tcMar>
+              <w:top w:w="90" w:type="dxa"/>
+              <w:start w:w="110" w:type="dxa"/>
+              <w:bottom w:w="90" w:type="dxa"/>
+              <w:end w:w="110" w:type="dxa"/>
+            </w:tcMar>
           </w:tcPr>
           <w:p>
+            <w:pPr>
+              <w:spacing w:after="0" w:line="259" w:lineRule="auto"/>
+            </w:pPr>
             <w:r>
+              <w:rPr>
+                <w:rFonts w:ascii="Times New Roman" w:hAnsi="Times New Roman" w:eastAsia="Times New Roman"/>
+                <w:b w:val="0"/>
+                <w:color w:val="000000"/>
+                <w:sz w:val="21"/>
+              </w:rPr>
               <w:t>Cao</w:t>
             </w:r>
           </w:p>
@@ -1642,9 +3802,26 @@
         <w:tc>
           <w:tcPr>
             <w:tcW w:type="dxa" w:w="4320"/>
+            <w:vAlign w:val="center"/>
+            <w:tcMar>
+              <w:top w:w="90" w:type="dxa"/>
+              <w:start w:w="110" w:type="dxa"/>
+              <w:bottom w:w="90" w:type="dxa"/>
+              <w:end w:w="110" w:type="dxa"/>
+            </w:tcMar>
+            <w:shd w:fill="D9EAF7"/>
           </w:tcPr>
           <w:p>
+            <w:pPr>
+              <w:spacing w:after="0" w:line="259" w:lineRule="auto"/>
+            </w:pPr>
             <w:r>
+              <w:rPr>
+                <w:rFonts w:ascii="Times New Roman" w:hAnsi="Times New Roman" w:eastAsia="Times New Roman"/>
+                <w:b/>
+                <w:color w:val="000000"/>
+                <w:sz w:val="21"/>
+              </w:rPr>
               <w:t>Mô tả</w:t>
             </w:r>
           </w:p>
@@ -1652,10 +3829,27 @@
         <w:tc>
           <w:tcPr>
             <w:tcW w:type="dxa" w:w="4320"/>
+            <w:vAlign w:val="center"/>
+            <w:tcMar>
+              <w:top w:w="90" w:type="dxa"/>
+              <w:start w:w="110" w:type="dxa"/>
+              <w:bottom w:w="90" w:type="dxa"/>
+              <w:end w:w="110" w:type="dxa"/>
+            </w:tcMar>
+            <w:shd w:fill="F7FAFC"/>
           </w:tcPr>
           <w:p>
+            <w:pPr>
+              <w:spacing w:after="0" w:line="259" w:lineRule="auto"/>
+            </w:pPr>
             <w:r>
-              <w:t>Gửi thông báo nhắc nhở hạn trả sách và cảnh báo qua ứng dụng.</w:t>
+              <w:rPr>
+                <w:rFonts w:ascii="Times New Roman" w:hAnsi="Times New Roman" w:eastAsia="Times New Roman"/>
+                <w:b w:val="0"/>
+                <w:color w:val="000000"/>
+                <w:sz w:val="21"/>
+              </w:rPr>
+              <w:t>Quản lý xuất bản, lưu trữ và phân quyền truy cập tài liệu số hóa.</w:t>
             </w:r>
           </w:p>
         </w:tc>
@@ -1664,9 +3858,26 @@
         <w:tc>
           <w:tcPr>
             <w:tcW w:type="dxa" w:w="4320"/>
+            <w:vAlign w:val="center"/>
+            <w:tcMar>
+              <w:top w:w="90" w:type="dxa"/>
+              <w:start w:w="110" w:type="dxa"/>
+              <w:bottom w:w="90" w:type="dxa"/>
+              <w:end w:w="110" w:type="dxa"/>
+            </w:tcMar>
+            <w:shd w:fill="D9EAF7"/>
           </w:tcPr>
           <w:p>
+            <w:pPr>
+              <w:spacing w:after="0" w:line="259" w:lineRule="auto"/>
+            </w:pPr>
             <w:r>
+              <w:rPr>
+                <w:rFonts w:ascii="Times New Roman" w:hAnsi="Times New Roman" w:eastAsia="Times New Roman"/>
+                <w:b/>
+                <w:color w:val="000000"/>
+                <w:sz w:val="21"/>
+              </w:rPr>
               <w:t>Tác nhân</w:t>
             </w:r>
           </w:p>
@@ -1674,10 +3885,26 @@
         <w:tc>
           <w:tcPr>
             <w:tcW w:type="dxa" w:w="4320"/>
+            <w:vAlign w:val="center"/>
+            <w:tcMar>
+              <w:top w:w="90" w:type="dxa"/>
+              <w:start w:w="110" w:type="dxa"/>
+              <w:bottom w:w="90" w:type="dxa"/>
+              <w:end w:w="110" w:type="dxa"/>
+            </w:tcMar>
           </w:tcPr>
           <w:p>
+            <w:pPr>
+              <w:spacing w:after="0" w:line="259" w:lineRule="auto"/>
+            </w:pPr>
             <w:r>
-              <w:t>Hệ thống nền, Người sử dụng</w:t>
+              <w:rPr>
+                <w:rFonts w:ascii="Times New Roman" w:hAnsi="Times New Roman" w:eastAsia="Times New Roman"/>
+                <w:b w:val="0"/>
+                <w:color w:val="000000"/>
+                <w:sz w:val="21"/>
+              </w:rPr>
+              <w:t>Cán bộ thư viện, Người sử dụng</w:t>
             </w:r>
           </w:p>
         </w:tc>
@@ -1686,9 +3913,26 @@
         <w:tc>
           <w:tcPr>
             <w:tcW w:type="dxa" w:w="4320"/>
+            <w:vAlign w:val="center"/>
+            <w:tcMar>
+              <w:top w:w="90" w:type="dxa"/>
+              <w:start w:w="110" w:type="dxa"/>
+              <w:bottom w:w="90" w:type="dxa"/>
+              <w:end w:w="110" w:type="dxa"/>
+            </w:tcMar>
+            <w:shd w:fill="D9EAF7"/>
           </w:tcPr>
           <w:p>
+            <w:pPr>
+              <w:spacing w:after="0" w:line="259" w:lineRule="auto"/>
+            </w:pPr>
             <w:r>
+              <w:rPr>
+                <w:rFonts w:ascii="Times New Roman" w:hAnsi="Times New Roman" w:eastAsia="Times New Roman"/>
+                <w:b/>
+                <w:color w:val="000000"/>
+                <w:sz w:val="21"/>
+              </w:rPr>
               <w:t>Điều kiện trước</w:t>
             </w:r>
           </w:p>
@@ -1696,10 +3940,27 @@
         <w:tc>
           <w:tcPr>
             <w:tcW w:type="dxa" w:w="4320"/>
+            <w:vAlign w:val="center"/>
+            <w:tcMar>
+              <w:top w:w="90" w:type="dxa"/>
+              <w:start w:w="110" w:type="dxa"/>
+              <w:bottom w:w="90" w:type="dxa"/>
+              <w:end w:w="110" w:type="dxa"/>
+            </w:tcMar>
+            <w:shd w:fill="F7FAFC"/>
           </w:tcPr>
           <w:p>
+            <w:pPr>
+              <w:spacing w:after="0" w:line="259" w:lineRule="auto"/>
+            </w:pPr>
             <w:r>
-              <w:t>Người sử dụng đang mượn sách sắp đến hạn hoặc quá hạn.</w:t>
+              <w:rPr>
+                <w:rFonts w:ascii="Times New Roman" w:hAnsi="Times New Roman" w:eastAsia="Times New Roman"/>
+                <w:b w:val="0"/>
+                <w:color w:val="000000"/>
+                <w:sz w:val="21"/>
+              </w:rPr>
+              <w:t>Thư viện có tài liệu số hoặc sách điện tử cần phát hành.</w:t>
             </w:r>
           </w:p>
         </w:tc>
@@ -1708,9 +3969,26 @@
         <w:tc>
           <w:tcPr>
             <w:tcW w:type="dxa" w:w="4320"/>
+            <w:vAlign w:val="center"/>
+            <w:tcMar>
+              <w:top w:w="90" w:type="dxa"/>
+              <w:start w:w="110" w:type="dxa"/>
+              <w:bottom w:w="90" w:type="dxa"/>
+              <w:end w:w="110" w:type="dxa"/>
+            </w:tcMar>
+            <w:shd w:fill="D9EAF7"/>
           </w:tcPr>
           <w:p>
+            <w:pPr>
+              <w:spacing w:after="0" w:line="259" w:lineRule="auto"/>
+            </w:pPr>
             <w:r>
+              <w:rPr>
+                <w:rFonts w:ascii="Times New Roman" w:hAnsi="Times New Roman" w:eastAsia="Times New Roman"/>
+                <w:b/>
+                <w:color w:val="000000"/>
+                <w:sz w:val="21"/>
+              </w:rPr>
               <w:t>Các thao tác xử lý</w:t>
             </w:r>
           </w:p>
@@ -1718,37 +3996,68 @@
         <w:tc>
           <w:tcPr>
             <w:tcW w:type="dxa" w:w="4320"/>
+            <w:vAlign w:val="center"/>
+            <w:tcMar>
+              <w:top w:w="90" w:type="dxa"/>
+              <w:start w:w="110" w:type="dxa"/>
+              <w:bottom w:w="90" w:type="dxa"/>
+              <w:end w:w="110" w:type="dxa"/>
+            </w:tcMar>
           </w:tcPr>
           <w:p>
             <w:pPr>
-              <w:spacing w:after="40"/>
+              <w:spacing w:after="0" w:line="259" w:lineRule="auto"/>
             </w:pPr>
             <w:r>
-              <w:t>1. Hệ thống kiểm tra danh sách mượn hàng ngày.</w:t>
+              <w:rPr>
+                <w:rFonts w:ascii="Times New Roman" w:hAnsi="Times New Roman" w:eastAsia="Times New Roman"/>
+                <w:b w:val="0"/>
+                <w:color w:val="000000"/>
+                <w:sz w:val="21"/>
+              </w:rPr>
+              <w:t>1. Cán bộ khai báo thông tin nền tài liệu số, tải tệp đính kèm hoặc gắn đường dẫn truy cập ngoài.</w:t>
             </w:r>
           </w:p>
           <w:p>
             <w:pPr>
-              <w:spacing w:after="40"/>
+              <w:spacing w:after="0" w:line="259" w:lineRule="auto"/>
             </w:pPr>
             <w:r>
-              <w:t>2. Gửi nhắc nhở trước hạn và thông báo thu hồi đột xuất qua thông báo đẩy trên Ứng dụng di động.</w:t>
+              <w:rPr>
+                <w:rFonts w:ascii="Times New Roman" w:hAnsi="Times New Roman" w:eastAsia="Times New Roman"/>
+                <w:b w:val="0"/>
+                <w:color w:val="000000"/>
+                <w:sz w:val="21"/>
+              </w:rPr>
+              <w:t>2. Thiết lập trạng thái phát hành là Công khai hoặc Nội bộ và cấu hình phân quyền xem tải.</w:t>
             </w:r>
           </w:p>
           <w:p>
             <w:pPr>
-              <w:spacing w:after="40"/>
+              <w:spacing w:after="0" w:line="259" w:lineRule="auto"/>
             </w:pPr>
             <w:r>
-              <w:t>3. Quá hạn ba mươi ngày, hệ thống lập danh sách cấn trừ tiền thế chân. Nếu tiền thế chân không đủ, hệ thống tự động chuyển hồ sơ cho Phòng Công tác sinh viên, Phòng Đào tạo Sau Đại học, Phòng Tổ chức, hoặc đưa vào danh sách đen tùy theo đối tượng người sử dụng.</w:t>
+              <w:rPr>
+                <w:rFonts w:ascii="Times New Roman" w:hAnsi="Times New Roman" w:eastAsia="Times New Roman"/>
+                <w:b w:val="0"/>
+                <w:color w:val="000000"/>
+                <w:sz w:val="21"/>
+              </w:rPr>
+              <w:t>3. Hệ thống áp dụng mã hóa bảo vệ bản quyền, khóa quyền tải xuống đối với tài liệu lưu hành nội bộ, chỉ cho phép tải đối với tài liệu nguồn mở để tuân thủ Luật sở hữu trí tuệ.</w:t>
             </w:r>
           </w:p>
           <w:p>
             <w:pPr>
-              <w:spacing w:after="40"/>
+              <w:spacing w:after="0" w:line="259" w:lineRule="auto"/>
             </w:pPr>
             <w:r>
-              <w:t>4. Gửi biên lai điện tử thông báo trừ tiền.</w:t>
+              <w:rPr>
+                <w:rFonts w:ascii="Times New Roman" w:hAnsi="Times New Roman" w:eastAsia="Times New Roman"/>
+                <w:b w:val="0"/>
+                <w:color w:val="000000"/>
+                <w:sz w:val="21"/>
+              </w:rPr>
+              <w:t>4. Người sử dụng có quyền hợp lệ tìm kiếm và đọc tài liệu ngay trên thiết bị tin học.</w:t>
             </w:r>
           </w:p>
         </w:tc>
@@ -1757,9 +4066,26 @@
         <w:tc>
           <w:tcPr>
             <w:tcW w:type="dxa" w:w="4320"/>
+            <w:vAlign w:val="center"/>
+            <w:tcMar>
+              <w:top w:w="90" w:type="dxa"/>
+              <w:start w:w="110" w:type="dxa"/>
+              <w:bottom w:w="90" w:type="dxa"/>
+              <w:end w:w="110" w:type="dxa"/>
+            </w:tcMar>
+            <w:shd w:fill="D9EAF7"/>
           </w:tcPr>
           <w:p>
+            <w:pPr>
+              <w:spacing w:after="0" w:line="259" w:lineRule="auto"/>
+            </w:pPr>
             <w:r>
+              <w:rPr>
+                <w:rFonts w:ascii="Times New Roman" w:hAnsi="Times New Roman" w:eastAsia="Times New Roman"/>
+                <w:b/>
+                <w:color w:val="000000"/>
+                <w:sz w:val="21"/>
+              </w:rPr>
               <w:t>Kết quả</w:t>
             </w:r>
           </w:p>
@@ -1767,10 +4093,27 @@
         <w:tc>
           <w:tcPr>
             <w:tcW w:type="dxa" w:w="4320"/>
+            <w:vAlign w:val="center"/>
+            <w:tcMar>
+              <w:top w:w="90" w:type="dxa"/>
+              <w:start w:w="110" w:type="dxa"/>
+              <w:bottom w:w="90" w:type="dxa"/>
+              <w:end w:w="110" w:type="dxa"/>
+            </w:tcMar>
+            <w:shd w:fill="F7FAFC"/>
           </w:tcPr>
           <w:p>
+            <w:pPr>
+              <w:spacing w:after="0" w:line="259" w:lineRule="auto"/>
+            </w:pPr>
             <w:r>
-              <w:t>Độc giả nhận thông báo kịp thời trên mọi nền tảng.</w:t>
+              <w:rPr>
+                <w:rFonts w:ascii="Times New Roman" w:hAnsi="Times New Roman" w:eastAsia="Times New Roman"/>
+                <w:b w:val="0"/>
+                <w:color w:val="000000"/>
+                <w:sz w:val="21"/>
+              </w:rPr>
+              <w:t>Tài liệu số được lưu, phát hành và truy cập theo quyền đã cấu hình.</w:t>
             </w:r>
           </w:p>
         </w:tc>
@@ -1779,32 +4122,66 @@
     <w:p/>
     <w:p>
       <w:pPr>
-        <w:jc w:val="center"/>
+        <w:keepNext/>
+        <w:spacing w:before="200" w:after="80"/>
+        <w:jc w:val="left"/>
       </w:pPr>
       <w:r>
         <w:rPr>
-          <w:i/>
+          <w:rFonts w:ascii="Times New Roman" w:hAnsi="Times New Roman" w:eastAsia="Times New Roman"/>
+          <w:b/>
+          <w:color w:val="000000"/>
+          <w:sz w:val="22"/>
         </w:rPr>
-        <w:t>Bảng 9: Bảng đặc tả yêu cầu chức năng Quản lý sách điện tử và tài liệu số</w:t>
+        <w:t>Bảng 9  Đặc tả yêu cầu chức năng Đề xuất thêm sách bổ sung</w:t>
       </w:r>
     </w:p>
     <w:tbl>
       <w:tblPr>
         <w:tblStyle w:val="TableGrid"/>
         <w:tblW w:type="auto" w:w="0"/>
+        <w:tblLayout w:type="autofit"/>
         <w:tblLook w:firstColumn="1" w:firstRow="1" w:lastColumn="0" w:lastRow="0" w:noHBand="0" w:noVBand="1" w:val="04A0"/>
+        <w:tblBorders>
+          <w:top w:val="single" w:sz="6" w:color="D9D9D9"/>
+          <w:left w:val="single" w:sz="6" w:color="D9D9D9"/>
+          <w:bottom w:val="single" w:sz="6" w:color="D9D9D9"/>
+          <w:right w:val="single" w:sz="6" w:color="D9D9D9"/>
+          <w:insideH w:val="single" w:sz="6" w:color="D9D9D9"/>
+          <w:insideV w:val="single" w:sz="6" w:color="D9D9D9"/>
+        </w:tblBorders>
       </w:tblPr>
       <w:tblGrid>
         <w:gridCol w:w="4320"/>
         <w:gridCol w:w="4320"/>
       </w:tblGrid>
       <w:tr>
+        <w:trPr>
+          <w:tblHeader w:val="true"/>
+        </w:trPr>
         <w:tc>
           <w:tcPr>
             <w:tcW w:type="dxa" w:w="4320"/>
+            <w:vAlign w:val="center"/>
+            <w:tcMar>
+              <w:top w:w="90" w:type="dxa"/>
+              <w:start w:w="110" w:type="dxa"/>
+              <w:bottom w:w="90" w:type="dxa"/>
+              <w:end w:w="110" w:type="dxa"/>
+            </w:tcMar>
+            <w:shd w:fill="D9EAF7"/>
           </w:tcPr>
           <w:p>
+            <w:pPr>
+              <w:spacing w:after="0" w:line="259" w:lineRule="auto"/>
+            </w:pPr>
             <w:r>
+              <w:rPr>
+                <w:rFonts w:ascii="Times New Roman" w:hAnsi="Times New Roman" w:eastAsia="Times New Roman"/>
+                <w:b/>
+                <w:color w:val="000000"/>
+                <w:sz w:val="21"/>
+              </w:rPr>
               <w:t>Mã yêu cầu</w:t>
             </w:r>
           </w:p>
@@ -1812,10 +4189,26 @@
         <w:tc>
           <w:tcPr>
             <w:tcW w:type="dxa" w:w="4320"/>
+            <w:vAlign w:val="center"/>
+            <w:tcMar>
+              <w:top w:w="90" w:type="dxa"/>
+              <w:start w:w="110" w:type="dxa"/>
+              <w:bottom w:w="90" w:type="dxa"/>
+              <w:end w:w="110" w:type="dxa"/>
+            </w:tcMar>
           </w:tcPr>
           <w:p>
+            <w:pPr>
+              <w:spacing w:after="0" w:line="259" w:lineRule="auto"/>
+            </w:pPr>
             <w:r>
-              <w:t>BUC09</w:t>
+              <w:rPr>
+                <w:rFonts w:ascii="Times New Roman" w:hAnsi="Times New Roman" w:eastAsia="Times New Roman"/>
+                <w:b w:val="0"/>
+                <w:color w:val="000000"/>
+                <w:sz w:val="21"/>
+              </w:rPr>
+              <w:t>BUC10</w:t>
             </w:r>
           </w:p>
         </w:tc>
@@ -1824,9 +4217,26 @@
         <w:tc>
           <w:tcPr>
             <w:tcW w:type="dxa" w:w="4320"/>
+            <w:vAlign w:val="center"/>
+            <w:tcMar>
+              <w:top w:w="90" w:type="dxa"/>
+              <w:start w:w="110" w:type="dxa"/>
+              <w:bottom w:w="90" w:type="dxa"/>
+              <w:end w:w="110" w:type="dxa"/>
+            </w:tcMar>
+            <w:shd w:fill="D9EAF7"/>
           </w:tcPr>
           <w:p>
+            <w:pPr>
+              <w:spacing w:after="0" w:line="259" w:lineRule="auto"/>
+            </w:pPr>
             <w:r>
+              <w:rPr>
+                <w:rFonts w:ascii="Times New Roman" w:hAnsi="Times New Roman" w:eastAsia="Times New Roman"/>
+                <w:b/>
+                <w:color w:val="000000"/>
+                <w:sz w:val="21"/>
+              </w:rPr>
               <w:t>Tên yêu cầu</w:t>
             </w:r>
           </w:p>
@@ -1834,10 +4244,27 @@
         <w:tc>
           <w:tcPr>
             <w:tcW w:type="dxa" w:w="4320"/>
+            <w:vAlign w:val="center"/>
+            <w:tcMar>
+              <w:top w:w="90" w:type="dxa"/>
+              <w:start w:w="110" w:type="dxa"/>
+              <w:bottom w:w="90" w:type="dxa"/>
+              <w:end w:w="110" w:type="dxa"/>
+            </w:tcMar>
+            <w:shd w:fill="F7FAFC"/>
           </w:tcPr>
           <w:p>
+            <w:pPr>
+              <w:spacing w:after="0" w:line="259" w:lineRule="auto"/>
+            </w:pPr>
             <w:r>
-              <w:t>Quản lý sách điện tử và tài liệu số</w:t>
+              <w:rPr>
+                <w:rFonts w:ascii="Times New Roman" w:hAnsi="Times New Roman" w:eastAsia="Times New Roman"/>
+                <w:b w:val="0"/>
+                <w:color w:val="000000"/>
+                <w:sz w:val="21"/>
+              </w:rPr>
+              <w:t>Đề xuất thêm sách bổ sung</w:t>
             </w:r>
           </w:p>
         </w:tc>
@@ -1846,9 +4273,26 @@
         <w:tc>
           <w:tcPr>
             <w:tcW w:type="dxa" w:w="4320"/>
+            <w:vAlign w:val="center"/>
+            <w:tcMar>
+              <w:top w:w="90" w:type="dxa"/>
+              <w:start w:w="110" w:type="dxa"/>
+              <w:bottom w:w="90" w:type="dxa"/>
+              <w:end w:w="110" w:type="dxa"/>
+            </w:tcMar>
+            <w:shd w:fill="D9EAF7"/>
           </w:tcPr>
           <w:p>
+            <w:pPr>
+              <w:spacing w:after="0" w:line="259" w:lineRule="auto"/>
+            </w:pPr>
             <w:r>
+              <w:rPr>
+                <w:rFonts w:ascii="Times New Roman" w:hAnsi="Times New Roman" w:eastAsia="Times New Roman"/>
+                <w:b/>
+                <w:color w:val="000000"/>
+                <w:sz w:val="21"/>
+              </w:rPr>
               <w:t>Mức độ ưu tiên</w:t>
             </w:r>
           </w:p>
@@ -1856,9 +4300,1049 @@
         <w:tc>
           <w:tcPr>
             <w:tcW w:type="dxa" w:w="4320"/>
+            <w:vAlign w:val="center"/>
+            <w:tcMar>
+              <w:top w:w="90" w:type="dxa"/>
+              <w:start w:w="110" w:type="dxa"/>
+              <w:bottom w:w="90" w:type="dxa"/>
+              <w:end w:w="110" w:type="dxa"/>
+            </w:tcMar>
           </w:tcPr>
           <w:p>
+            <w:pPr>
+              <w:spacing w:after="0" w:line="259" w:lineRule="auto"/>
+            </w:pPr>
             <w:r>
+              <w:rPr>
+                <w:rFonts w:ascii="Times New Roman" w:hAnsi="Times New Roman" w:eastAsia="Times New Roman"/>
+                <w:b w:val="0"/>
+                <w:color w:val="000000"/>
+                <w:sz w:val="21"/>
+              </w:rPr>
+              <w:t>Trung bình</w:t>
+            </w:r>
+          </w:p>
+        </w:tc>
+      </w:tr>
+      <w:tr>
+        <w:tc>
+          <w:tcPr>
+            <w:tcW w:type="dxa" w:w="4320"/>
+            <w:vAlign w:val="center"/>
+            <w:tcMar>
+              <w:top w:w="90" w:type="dxa"/>
+              <w:start w:w="110" w:type="dxa"/>
+              <w:bottom w:w="90" w:type="dxa"/>
+              <w:end w:w="110" w:type="dxa"/>
+            </w:tcMar>
+            <w:shd w:fill="D9EAF7"/>
+          </w:tcPr>
+          <w:p>
+            <w:pPr>
+              <w:spacing w:after="0" w:line="259" w:lineRule="auto"/>
+            </w:pPr>
+            <w:r>
+              <w:rPr>
+                <w:rFonts w:ascii="Times New Roman" w:hAnsi="Times New Roman" w:eastAsia="Times New Roman"/>
+                <w:b/>
+                <w:color w:val="000000"/>
+                <w:sz w:val="21"/>
+              </w:rPr>
+              <w:t>Mô tả</w:t>
+            </w:r>
+          </w:p>
+        </w:tc>
+        <w:tc>
+          <w:tcPr>
+            <w:tcW w:type="dxa" w:w="4320"/>
+            <w:vAlign w:val="center"/>
+            <w:tcMar>
+              <w:top w:w="90" w:type="dxa"/>
+              <w:start w:w="110" w:type="dxa"/>
+              <w:bottom w:w="90" w:type="dxa"/>
+              <w:end w:w="110" w:type="dxa"/>
+            </w:tcMar>
+            <w:shd w:fill="F7FAFC"/>
+          </w:tcPr>
+          <w:p>
+            <w:pPr>
+              <w:spacing w:after="0" w:line="259" w:lineRule="auto"/>
+            </w:pPr>
+            <w:r>
+              <w:rPr>
+                <w:rFonts w:ascii="Times New Roman" w:hAnsi="Times New Roman" w:eastAsia="Times New Roman"/>
+                <w:b w:val="0"/>
+                <w:color w:val="000000"/>
+                <w:sz w:val="21"/>
+              </w:rPr>
+              <w:t>Gửi yêu cầu mua đầu sách chưa có thông qua trang thông tin.</w:t>
+            </w:r>
+          </w:p>
+        </w:tc>
+      </w:tr>
+      <w:tr>
+        <w:tc>
+          <w:tcPr>
+            <w:tcW w:type="dxa" w:w="4320"/>
+            <w:vAlign w:val="center"/>
+            <w:tcMar>
+              <w:top w:w="90" w:type="dxa"/>
+              <w:start w:w="110" w:type="dxa"/>
+              <w:bottom w:w="90" w:type="dxa"/>
+              <w:end w:w="110" w:type="dxa"/>
+            </w:tcMar>
+            <w:shd w:fill="D9EAF7"/>
+          </w:tcPr>
+          <w:p>
+            <w:pPr>
+              <w:spacing w:after="0" w:line="259" w:lineRule="auto"/>
+            </w:pPr>
+            <w:r>
+              <w:rPr>
+                <w:rFonts w:ascii="Times New Roman" w:hAnsi="Times New Roman" w:eastAsia="Times New Roman"/>
+                <w:b/>
+                <w:color w:val="000000"/>
+                <w:sz w:val="21"/>
+              </w:rPr>
+              <w:t>Tác nhân</w:t>
+            </w:r>
+          </w:p>
+        </w:tc>
+        <w:tc>
+          <w:tcPr>
+            <w:tcW w:type="dxa" w:w="4320"/>
+            <w:vAlign w:val="center"/>
+            <w:tcMar>
+              <w:top w:w="90" w:type="dxa"/>
+              <w:start w:w="110" w:type="dxa"/>
+              <w:bottom w:w="90" w:type="dxa"/>
+              <w:end w:w="110" w:type="dxa"/>
+            </w:tcMar>
+          </w:tcPr>
+          <w:p>
+            <w:pPr>
+              <w:spacing w:after="0" w:line="259" w:lineRule="auto"/>
+            </w:pPr>
+            <w:r>
+              <w:rPr>
+                <w:rFonts w:ascii="Times New Roman" w:hAnsi="Times New Roman" w:eastAsia="Times New Roman"/>
+                <w:b w:val="0"/>
+                <w:color w:val="000000"/>
+                <w:sz w:val="21"/>
+              </w:rPr>
+              <w:t>Người sử dụng, Cán bộ thư viện</w:t>
+            </w:r>
+          </w:p>
+        </w:tc>
+      </w:tr>
+      <w:tr>
+        <w:tc>
+          <w:tcPr>
+            <w:tcW w:type="dxa" w:w="4320"/>
+            <w:vAlign w:val="center"/>
+            <w:tcMar>
+              <w:top w:w="90" w:type="dxa"/>
+              <w:start w:w="110" w:type="dxa"/>
+              <w:bottom w:w="90" w:type="dxa"/>
+              <w:end w:w="110" w:type="dxa"/>
+            </w:tcMar>
+            <w:shd w:fill="D9EAF7"/>
+          </w:tcPr>
+          <w:p>
+            <w:pPr>
+              <w:spacing w:after="0" w:line="259" w:lineRule="auto"/>
+            </w:pPr>
+            <w:r>
+              <w:rPr>
+                <w:rFonts w:ascii="Times New Roman" w:hAnsi="Times New Roman" w:eastAsia="Times New Roman"/>
+                <w:b/>
+                <w:color w:val="000000"/>
+                <w:sz w:val="21"/>
+              </w:rPr>
+              <w:t>Điều kiện trước</w:t>
+            </w:r>
+          </w:p>
+        </w:tc>
+        <w:tc>
+          <w:tcPr>
+            <w:tcW w:type="dxa" w:w="4320"/>
+            <w:vAlign w:val="center"/>
+            <w:tcMar>
+              <w:top w:w="90" w:type="dxa"/>
+              <w:start w:w="110" w:type="dxa"/>
+              <w:bottom w:w="90" w:type="dxa"/>
+              <w:end w:w="110" w:type="dxa"/>
+            </w:tcMar>
+            <w:shd w:fill="F7FAFC"/>
+          </w:tcPr>
+          <w:p>
+            <w:pPr>
+              <w:spacing w:after="0" w:line="259" w:lineRule="auto"/>
+            </w:pPr>
+            <w:r>
+              <w:rPr>
+                <w:rFonts w:ascii="Times New Roman" w:hAnsi="Times New Roman" w:eastAsia="Times New Roman"/>
+                <w:b w:val="0"/>
+                <w:color w:val="000000"/>
+                <w:sz w:val="21"/>
+              </w:rPr>
+              <w:t>Người sử dụng có nhu cầu đọc sách ngoài danh mục.</w:t>
+            </w:r>
+          </w:p>
+        </w:tc>
+      </w:tr>
+      <w:tr>
+        <w:tc>
+          <w:tcPr>
+            <w:tcW w:type="dxa" w:w="4320"/>
+            <w:vAlign w:val="center"/>
+            <w:tcMar>
+              <w:top w:w="90" w:type="dxa"/>
+              <w:start w:w="110" w:type="dxa"/>
+              <w:bottom w:w="90" w:type="dxa"/>
+              <w:end w:w="110" w:type="dxa"/>
+            </w:tcMar>
+            <w:shd w:fill="D9EAF7"/>
+          </w:tcPr>
+          <w:p>
+            <w:pPr>
+              <w:spacing w:after="0" w:line="259" w:lineRule="auto"/>
+            </w:pPr>
+            <w:r>
+              <w:rPr>
+                <w:rFonts w:ascii="Times New Roman" w:hAnsi="Times New Roman" w:eastAsia="Times New Roman"/>
+                <w:b/>
+                <w:color w:val="000000"/>
+                <w:sz w:val="21"/>
+              </w:rPr>
+              <w:t>Các thao tác xử lý</w:t>
+            </w:r>
+          </w:p>
+        </w:tc>
+        <w:tc>
+          <w:tcPr>
+            <w:tcW w:type="dxa" w:w="4320"/>
+            <w:vAlign w:val="center"/>
+            <w:tcMar>
+              <w:top w:w="90" w:type="dxa"/>
+              <w:start w:w="110" w:type="dxa"/>
+              <w:bottom w:w="90" w:type="dxa"/>
+              <w:end w:w="110" w:type="dxa"/>
+            </w:tcMar>
+          </w:tcPr>
+          <w:p>
+            <w:pPr>
+              <w:spacing w:after="0" w:line="259" w:lineRule="auto"/>
+            </w:pPr>
+            <w:r>
+              <w:rPr>
+                <w:rFonts w:ascii="Times New Roman" w:hAnsi="Times New Roman" w:eastAsia="Times New Roman"/>
+                <w:b w:val="0"/>
+                <w:color w:val="000000"/>
+                <w:sz w:val="21"/>
+              </w:rPr>
+              <w:t>1. Người sử dụng điền biểu mẫu đề xuất trên trang thông tin.</w:t>
+            </w:r>
+          </w:p>
+          <w:p>
+            <w:pPr>
+              <w:spacing w:after="0" w:line="259" w:lineRule="auto"/>
+            </w:pPr>
+            <w:r>
+              <w:rPr>
+                <w:rFonts w:ascii="Times New Roman" w:hAnsi="Times New Roman" w:eastAsia="Times New Roman"/>
+                <w:b w:val="0"/>
+                <w:color w:val="000000"/>
+                <w:sz w:val="21"/>
+              </w:rPr>
+              <w:t>2. Hệ thống ghi nhận, chuyển cán bộ xem xét và tổng hợp.</w:t>
+            </w:r>
+          </w:p>
+          <w:p>
+            <w:pPr>
+              <w:spacing w:after="0" w:line="259" w:lineRule="auto"/>
+            </w:pPr>
+            <w:r>
+              <w:rPr>
+                <w:rFonts w:ascii="Times New Roman" w:hAnsi="Times New Roman" w:eastAsia="Times New Roman"/>
+                <w:b w:val="0"/>
+                <w:color w:val="000000"/>
+                <w:sz w:val="21"/>
+              </w:rPr>
+              <w:t>3. Phản hồi kết quả xét duyệt qua thông báo đẩy.</w:t>
+            </w:r>
+          </w:p>
+        </w:tc>
+      </w:tr>
+      <w:tr>
+        <w:tc>
+          <w:tcPr>
+            <w:tcW w:type="dxa" w:w="4320"/>
+            <w:vAlign w:val="center"/>
+            <w:tcMar>
+              <w:top w:w="90" w:type="dxa"/>
+              <w:start w:w="110" w:type="dxa"/>
+              <w:bottom w:w="90" w:type="dxa"/>
+              <w:end w:w="110" w:type="dxa"/>
+            </w:tcMar>
+            <w:shd w:fill="D9EAF7"/>
+          </w:tcPr>
+          <w:p>
+            <w:pPr>
+              <w:spacing w:after="0" w:line="259" w:lineRule="auto"/>
+            </w:pPr>
+            <w:r>
+              <w:rPr>
+                <w:rFonts w:ascii="Times New Roman" w:hAnsi="Times New Roman" w:eastAsia="Times New Roman"/>
+                <w:b/>
+                <w:color w:val="000000"/>
+                <w:sz w:val="21"/>
+              </w:rPr>
+              <w:t>Kết quả</w:t>
+            </w:r>
+          </w:p>
+        </w:tc>
+        <w:tc>
+          <w:tcPr>
+            <w:tcW w:type="dxa" w:w="4320"/>
+            <w:vAlign w:val="center"/>
+            <w:tcMar>
+              <w:top w:w="90" w:type="dxa"/>
+              <w:start w:w="110" w:type="dxa"/>
+              <w:bottom w:w="90" w:type="dxa"/>
+              <w:end w:w="110" w:type="dxa"/>
+            </w:tcMar>
+            <w:shd w:fill="F7FAFC"/>
+          </w:tcPr>
+          <w:p>
+            <w:pPr>
+              <w:spacing w:after="0" w:line="259" w:lineRule="auto"/>
+            </w:pPr>
+            <w:r>
+              <w:rPr>
+                <w:rFonts w:ascii="Times New Roman" w:hAnsi="Times New Roman" w:eastAsia="Times New Roman"/>
+                <w:b w:val="0"/>
+                <w:color w:val="000000"/>
+                <w:sz w:val="21"/>
+              </w:rPr>
+              <w:t>Yêu cầu đề xuất sách được theo dõi và xử lý.</w:t>
+            </w:r>
+          </w:p>
+        </w:tc>
+      </w:tr>
+    </w:tbl>
+    <w:p/>
+    <w:p>
+      <w:pPr>
+        <w:keepNext/>
+        <w:spacing w:before="200" w:after="80"/>
+        <w:jc w:val="left"/>
+      </w:pPr>
+      <w:r>
+        <w:rPr>
+          <w:rFonts w:ascii="Times New Roman" w:hAnsi="Times New Roman" w:eastAsia="Times New Roman"/>
+          <w:b/>
+          <w:color w:val="000000"/>
+          <w:sz w:val="22"/>
+        </w:rPr>
+        <w:t>Bảng 10  Đặc tả yêu cầu chức năng Phản hồi</w:t>
+      </w:r>
+    </w:p>
+    <w:tbl>
+      <w:tblPr>
+        <w:tblStyle w:val="TableGrid"/>
+        <w:tblW w:type="auto" w:w="0"/>
+        <w:tblLayout w:type="autofit"/>
+        <w:tblLook w:firstColumn="1" w:firstRow="1" w:lastColumn="0" w:lastRow="0" w:noHBand="0" w:noVBand="1" w:val="04A0"/>
+        <w:tblBorders>
+          <w:top w:val="single" w:sz="6" w:color="D9D9D9"/>
+          <w:left w:val="single" w:sz="6" w:color="D9D9D9"/>
+          <w:bottom w:val="single" w:sz="6" w:color="D9D9D9"/>
+          <w:right w:val="single" w:sz="6" w:color="D9D9D9"/>
+          <w:insideH w:val="single" w:sz="6" w:color="D9D9D9"/>
+          <w:insideV w:val="single" w:sz="6" w:color="D9D9D9"/>
+        </w:tblBorders>
+      </w:tblPr>
+      <w:tblGrid>
+        <w:gridCol w:w="4320"/>
+        <w:gridCol w:w="4320"/>
+      </w:tblGrid>
+      <w:tr>
+        <w:trPr>
+          <w:tblHeader w:val="true"/>
+        </w:trPr>
+        <w:tc>
+          <w:tcPr>
+            <w:tcW w:type="dxa" w:w="4320"/>
+            <w:vAlign w:val="center"/>
+            <w:tcMar>
+              <w:top w:w="90" w:type="dxa"/>
+              <w:start w:w="110" w:type="dxa"/>
+              <w:bottom w:w="90" w:type="dxa"/>
+              <w:end w:w="110" w:type="dxa"/>
+            </w:tcMar>
+            <w:shd w:fill="D9EAF7"/>
+          </w:tcPr>
+          <w:p>
+            <w:pPr>
+              <w:spacing w:after="0" w:line="259" w:lineRule="auto"/>
+            </w:pPr>
+            <w:r>
+              <w:rPr>
+                <w:rFonts w:ascii="Times New Roman" w:hAnsi="Times New Roman" w:eastAsia="Times New Roman"/>
+                <w:b/>
+                <w:color w:val="000000"/>
+                <w:sz w:val="21"/>
+              </w:rPr>
+              <w:t>Mã yêu cầu</w:t>
+            </w:r>
+          </w:p>
+        </w:tc>
+        <w:tc>
+          <w:tcPr>
+            <w:tcW w:type="dxa" w:w="4320"/>
+            <w:vAlign w:val="center"/>
+            <w:tcMar>
+              <w:top w:w="90" w:type="dxa"/>
+              <w:start w:w="110" w:type="dxa"/>
+              <w:bottom w:w="90" w:type="dxa"/>
+              <w:end w:w="110" w:type="dxa"/>
+            </w:tcMar>
+          </w:tcPr>
+          <w:p>
+            <w:pPr>
+              <w:spacing w:after="0" w:line="259" w:lineRule="auto"/>
+            </w:pPr>
+            <w:r>
+              <w:rPr>
+                <w:rFonts w:ascii="Times New Roman" w:hAnsi="Times New Roman" w:eastAsia="Times New Roman"/>
+                <w:b w:val="0"/>
+                <w:color w:val="000000"/>
+                <w:sz w:val="21"/>
+              </w:rPr>
+              <w:t>BUC11</w:t>
+            </w:r>
+          </w:p>
+        </w:tc>
+      </w:tr>
+      <w:tr>
+        <w:tc>
+          <w:tcPr>
+            <w:tcW w:type="dxa" w:w="4320"/>
+            <w:vAlign w:val="center"/>
+            <w:tcMar>
+              <w:top w:w="90" w:type="dxa"/>
+              <w:start w:w="110" w:type="dxa"/>
+              <w:bottom w:w="90" w:type="dxa"/>
+              <w:end w:w="110" w:type="dxa"/>
+            </w:tcMar>
+            <w:shd w:fill="D9EAF7"/>
+          </w:tcPr>
+          <w:p>
+            <w:pPr>
+              <w:spacing w:after="0" w:line="259" w:lineRule="auto"/>
+            </w:pPr>
+            <w:r>
+              <w:rPr>
+                <w:rFonts w:ascii="Times New Roman" w:hAnsi="Times New Roman" w:eastAsia="Times New Roman"/>
+                <w:b/>
+                <w:color w:val="000000"/>
+                <w:sz w:val="21"/>
+              </w:rPr>
+              <w:t>Tên yêu cầu</w:t>
+            </w:r>
+          </w:p>
+        </w:tc>
+        <w:tc>
+          <w:tcPr>
+            <w:tcW w:type="dxa" w:w="4320"/>
+            <w:vAlign w:val="center"/>
+            <w:tcMar>
+              <w:top w:w="90" w:type="dxa"/>
+              <w:start w:w="110" w:type="dxa"/>
+              <w:bottom w:w="90" w:type="dxa"/>
+              <w:end w:w="110" w:type="dxa"/>
+            </w:tcMar>
+            <w:shd w:fill="F7FAFC"/>
+          </w:tcPr>
+          <w:p>
+            <w:pPr>
+              <w:spacing w:after="0" w:line="259" w:lineRule="auto"/>
+            </w:pPr>
+            <w:r>
+              <w:rPr>
+                <w:rFonts w:ascii="Times New Roman" w:hAnsi="Times New Roman" w:eastAsia="Times New Roman"/>
+                <w:b w:val="0"/>
+                <w:color w:val="000000"/>
+                <w:sz w:val="21"/>
+              </w:rPr>
+              <w:t>Phản hồi</w:t>
+            </w:r>
+          </w:p>
+        </w:tc>
+      </w:tr>
+      <w:tr>
+        <w:tc>
+          <w:tcPr>
+            <w:tcW w:type="dxa" w:w="4320"/>
+            <w:vAlign w:val="center"/>
+            <w:tcMar>
+              <w:top w:w="90" w:type="dxa"/>
+              <w:start w:w="110" w:type="dxa"/>
+              <w:bottom w:w="90" w:type="dxa"/>
+              <w:end w:w="110" w:type="dxa"/>
+            </w:tcMar>
+            <w:shd w:fill="D9EAF7"/>
+          </w:tcPr>
+          <w:p>
+            <w:pPr>
+              <w:spacing w:after="0" w:line="259" w:lineRule="auto"/>
+            </w:pPr>
+            <w:r>
+              <w:rPr>
+                <w:rFonts w:ascii="Times New Roman" w:hAnsi="Times New Roman" w:eastAsia="Times New Roman"/>
+                <w:b/>
+                <w:color w:val="000000"/>
+                <w:sz w:val="21"/>
+              </w:rPr>
+              <w:t>Mức độ ưu tiên</w:t>
+            </w:r>
+          </w:p>
+        </w:tc>
+        <w:tc>
+          <w:tcPr>
+            <w:tcW w:type="dxa" w:w="4320"/>
+            <w:vAlign w:val="center"/>
+            <w:tcMar>
+              <w:top w:w="90" w:type="dxa"/>
+              <w:start w:w="110" w:type="dxa"/>
+              <w:bottom w:w="90" w:type="dxa"/>
+              <w:end w:w="110" w:type="dxa"/>
+            </w:tcMar>
+          </w:tcPr>
+          <w:p>
+            <w:pPr>
+              <w:spacing w:after="0" w:line="259" w:lineRule="auto"/>
+            </w:pPr>
+            <w:r>
+              <w:rPr>
+                <w:rFonts w:ascii="Times New Roman" w:hAnsi="Times New Roman" w:eastAsia="Times New Roman"/>
+                <w:b w:val="0"/>
+                <w:color w:val="000000"/>
+                <w:sz w:val="21"/>
+              </w:rPr>
+              <w:t>Trung bình</w:t>
+            </w:r>
+          </w:p>
+        </w:tc>
+      </w:tr>
+      <w:tr>
+        <w:tc>
+          <w:tcPr>
+            <w:tcW w:type="dxa" w:w="4320"/>
+            <w:vAlign w:val="center"/>
+            <w:tcMar>
+              <w:top w:w="90" w:type="dxa"/>
+              <w:start w:w="110" w:type="dxa"/>
+              <w:bottom w:w="90" w:type="dxa"/>
+              <w:end w:w="110" w:type="dxa"/>
+            </w:tcMar>
+            <w:shd w:fill="D9EAF7"/>
+          </w:tcPr>
+          <w:p>
+            <w:pPr>
+              <w:spacing w:after="0" w:line="259" w:lineRule="auto"/>
+            </w:pPr>
+            <w:r>
+              <w:rPr>
+                <w:rFonts w:ascii="Times New Roman" w:hAnsi="Times New Roman" w:eastAsia="Times New Roman"/>
+                <w:b/>
+                <w:color w:val="000000"/>
+                <w:sz w:val="21"/>
+              </w:rPr>
+              <w:t>Mô tả</w:t>
+            </w:r>
+          </w:p>
+        </w:tc>
+        <w:tc>
+          <w:tcPr>
+            <w:tcW w:type="dxa" w:w="4320"/>
+            <w:vAlign w:val="center"/>
+            <w:tcMar>
+              <w:top w:w="90" w:type="dxa"/>
+              <w:start w:w="110" w:type="dxa"/>
+              <w:bottom w:w="90" w:type="dxa"/>
+              <w:end w:w="110" w:type="dxa"/>
+            </w:tcMar>
+            <w:shd w:fill="F7FAFC"/>
+          </w:tcPr>
+          <w:p>
+            <w:pPr>
+              <w:spacing w:after="0" w:line="259" w:lineRule="auto"/>
+            </w:pPr>
+            <w:r>
+              <w:rPr>
+                <w:rFonts w:ascii="Times New Roman" w:hAnsi="Times New Roman" w:eastAsia="Times New Roman"/>
+                <w:b w:val="0"/>
+                <w:color w:val="000000"/>
+                <w:sz w:val="21"/>
+              </w:rPr>
+              <w:t>Ghi nhận góp ý và khiếu nại.</w:t>
+            </w:r>
+          </w:p>
+        </w:tc>
+      </w:tr>
+      <w:tr>
+        <w:tc>
+          <w:tcPr>
+            <w:tcW w:type="dxa" w:w="4320"/>
+            <w:vAlign w:val="center"/>
+            <w:tcMar>
+              <w:top w:w="90" w:type="dxa"/>
+              <w:start w:w="110" w:type="dxa"/>
+              <w:bottom w:w="90" w:type="dxa"/>
+              <w:end w:w="110" w:type="dxa"/>
+            </w:tcMar>
+            <w:shd w:fill="D9EAF7"/>
+          </w:tcPr>
+          <w:p>
+            <w:pPr>
+              <w:spacing w:after="0" w:line="259" w:lineRule="auto"/>
+            </w:pPr>
+            <w:r>
+              <w:rPr>
+                <w:rFonts w:ascii="Times New Roman" w:hAnsi="Times New Roman" w:eastAsia="Times New Roman"/>
+                <w:b/>
+                <w:color w:val="000000"/>
+                <w:sz w:val="21"/>
+              </w:rPr>
+              <w:t>Tác nhân</w:t>
+            </w:r>
+          </w:p>
+        </w:tc>
+        <w:tc>
+          <w:tcPr>
+            <w:tcW w:type="dxa" w:w="4320"/>
+            <w:vAlign w:val="center"/>
+            <w:tcMar>
+              <w:top w:w="90" w:type="dxa"/>
+              <w:start w:w="110" w:type="dxa"/>
+              <w:bottom w:w="90" w:type="dxa"/>
+              <w:end w:w="110" w:type="dxa"/>
+            </w:tcMar>
+          </w:tcPr>
+          <w:p>
+            <w:pPr>
+              <w:spacing w:after="0" w:line="259" w:lineRule="auto"/>
+            </w:pPr>
+            <w:r>
+              <w:rPr>
+                <w:rFonts w:ascii="Times New Roman" w:hAnsi="Times New Roman" w:eastAsia="Times New Roman"/>
+                <w:b w:val="0"/>
+                <w:color w:val="000000"/>
+                <w:sz w:val="21"/>
+              </w:rPr>
+              <w:t>Người sử dụng, Cán bộ thư viện</w:t>
+            </w:r>
+          </w:p>
+        </w:tc>
+      </w:tr>
+      <w:tr>
+        <w:tc>
+          <w:tcPr>
+            <w:tcW w:type="dxa" w:w="4320"/>
+            <w:vAlign w:val="center"/>
+            <w:tcMar>
+              <w:top w:w="90" w:type="dxa"/>
+              <w:start w:w="110" w:type="dxa"/>
+              <w:bottom w:w="90" w:type="dxa"/>
+              <w:end w:w="110" w:type="dxa"/>
+            </w:tcMar>
+            <w:shd w:fill="D9EAF7"/>
+          </w:tcPr>
+          <w:p>
+            <w:pPr>
+              <w:spacing w:after="0" w:line="259" w:lineRule="auto"/>
+            </w:pPr>
+            <w:r>
+              <w:rPr>
+                <w:rFonts w:ascii="Times New Roman" w:hAnsi="Times New Roman" w:eastAsia="Times New Roman"/>
+                <w:b/>
+                <w:color w:val="000000"/>
+                <w:sz w:val="21"/>
+              </w:rPr>
+              <w:t>Điều kiện trước</w:t>
+            </w:r>
+          </w:p>
+        </w:tc>
+        <w:tc>
+          <w:tcPr>
+            <w:tcW w:type="dxa" w:w="4320"/>
+            <w:vAlign w:val="center"/>
+            <w:tcMar>
+              <w:top w:w="90" w:type="dxa"/>
+              <w:start w:w="110" w:type="dxa"/>
+              <w:bottom w:w="90" w:type="dxa"/>
+              <w:end w:w="110" w:type="dxa"/>
+            </w:tcMar>
+            <w:shd w:fill="F7FAFC"/>
+          </w:tcPr>
+          <w:p>
+            <w:pPr>
+              <w:spacing w:after="0" w:line="259" w:lineRule="auto"/>
+            </w:pPr>
+            <w:r>
+              <w:rPr>
+                <w:rFonts w:ascii="Times New Roman" w:hAnsi="Times New Roman" w:eastAsia="Times New Roman"/>
+                <w:b w:val="0"/>
+                <w:color w:val="000000"/>
+                <w:sz w:val="21"/>
+              </w:rPr>
+              <w:t>Người sử dụng có ý kiến.</w:t>
+            </w:r>
+          </w:p>
+        </w:tc>
+      </w:tr>
+      <w:tr>
+        <w:tc>
+          <w:tcPr>
+            <w:tcW w:type="dxa" w:w="4320"/>
+            <w:vAlign w:val="center"/>
+            <w:tcMar>
+              <w:top w:w="90" w:type="dxa"/>
+              <w:start w:w="110" w:type="dxa"/>
+              <w:bottom w:w="90" w:type="dxa"/>
+              <w:end w:w="110" w:type="dxa"/>
+            </w:tcMar>
+            <w:shd w:fill="D9EAF7"/>
+          </w:tcPr>
+          <w:p>
+            <w:pPr>
+              <w:spacing w:after="0" w:line="259" w:lineRule="auto"/>
+            </w:pPr>
+            <w:r>
+              <w:rPr>
+                <w:rFonts w:ascii="Times New Roman" w:hAnsi="Times New Roman" w:eastAsia="Times New Roman"/>
+                <w:b/>
+                <w:color w:val="000000"/>
+                <w:sz w:val="21"/>
+              </w:rPr>
+              <w:t>Các thao tác xử lý</w:t>
+            </w:r>
+          </w:p>
+        </w:tc>
+        <w:tc>
+          <w:tcPr>
+            <w:tcW w:type="dxa" w:w="4320"/>
+            <w:vAlign w:val="center"/>
+            <w:tcMar>
+              <w:top w:w="90" w:type="dxa"/>
+              <w:start w:w="110" w:type="dxa"/>
+              <w:bottom w:w="90" w:type="dxa"/>
+              <w:end w:w="110" w:type="dxa"/>
+            </w:tcMar>
+          </w:tcPr>
+          <w:p>
+            <w:pPr>
+              <w:spacing w:after="0" w:line="259" w:lineRule="auto"/>
+            </w:pPr>
+            <w:r>
+              <w:rPr>
+                <w:rFonts w:ascii="Times New Roman" w:hAnsi="Times New Roman" w:eastAsia="Times New Roman"/>
+                <w:b w:val="0"/>
+                <w:color w:val="000000"/>
+                <w:sz w:val="21"/>
+              </w:rPr>
+              <w:t>1. Gửi phản hồi qua biểu mẫu.</w:t>
+            </w:r>
+          </w:p>
+          <w:p>
+            <w:pPr>
+              <w:spacing w:after="0" w:line="259" w:lineRule="auto"/>
+            </w:pPr>
+            <w:r>
+              <w:rPr>
+                <w:rFonts w:ascii="Times New Roman" w:hAnsi="Times New Roman" w:eastAsia="Times New Roman"/>
+                <w:b w:val="0"/>
+                <w:color w:val="000000"/>
+                <w:sz w:val="21"/>
+              </w:rPr>
+              <w:t>2. Hệ thống phân loại, chuyển cán bộ phụ trách.</w:t>
+            </w:r>
+          </w:p>
+          <w:p>
+            <w:pPr>
+              <w:spacing w:after="0" w:line="259" w:lineRule="auto"/>
+            </w:pPr>
+            <w:r>
+              <w:rPr>
+                <w:rFonts w:ascii="Times New Roman" w:hAnsi="Times New Roman" w:eastAsia="Times New Roman"/>
+                <w:b w:val="0"/>
+                <w:color w:val="000000"/>
+                <w:sz w:val="21"/>
+              </w:rPr>
+              <w:t>3. Cán bộ xem xét và trả lời trực tiếp trên hệ thống trong vòng ba ngày làm việc.</w:t>
+            </w:r>
+          </w:p>
+        </w:tc>
+      </w:tr>
+      <w:tr>
+        <w:tc>
+          <w:tcPr>
+            <w:tcW w:type="dxa" w:w="4320"/>
+            <w:vAlign w:val="center"/>
+            <w:tcMar>
+              <w:top w:w="90" w:type="dxa"/>
+              <w:start w:w="110" w:type="dxa"/>
+              <w:bottom w:w="90" w:type="dxa"/>
+              <w:end w:w="110" w:type="dxa"/>
+            </w:tcMar>
+            <w:shd w:fill="D9EAF7"/>
+          </w:tcPr>
+          <w:p>
+            <w:pPr>
+              <w:spacing w:after="0" w:line="259" w:lineRule="auto"/>
+            </w:pPr>
+            <w:r>
+              <w:rPr>
+                <w:rFonts w:ascii="Times New Roman" w:hAnsi="Times New Roman" w:eastAsia="Times New Roman"/>
+                <w:b/>
+                <w:color w:val="000000"/>
+                <w:sz w:val="21"/>
+              </w:rPr>
+              <w:t>Kết quả</w:t>
+            </w:r>
+          </w:p>
+        </w:tc>
+        <w:tc>
+          <w:tcPr>
+            <w:tcW w:type="dxa" w:w="4320"/>
+            <w:vAlign w:val="center"/>
+            <w:tcMar>
+              <w:top w:w="90" w:type="dxa"/>
+              <w:start w:w="110" w:type="dxa"/>
+              <w:bottom w:w="90" w:type="dxa"/>
+              <w:end w:w="110" w:type="dxa"/>
+            </w:tcMar>
+            <w:shd w:fill="F7FAFC"/>
+          </w:tcPr>
+          <w:p>
+            <w:pPr>
+              <w:spacing w:after="0" w:line="259" w:lineRule="auto"/>
+            </w:pPr>
+            <w:r>
+              <w:rPr>
+                <w:rFonts w:ascii="Times New Roman" w:hAnsi="Times New Roman" w:eastAsia="Times New Roman"/>
+                <w:b w:val="0"/>
+                <w:color w:val="000000"/>
+                <w:sz w:val="21"/>
+              </w:rPr>
+              <w:t>Khiếu nại được giải quyết.</w:t>
+            </w:r>
+          </w:p>
+        </w:tc>
+      </w:tr>
+    </w:tbl>
+    <w:p/>
+    <w:p>
+      <w:pPr>
+        <w:keepNext/>
+        <w:spacing w:before="200" w:after="80"/>
+        <w:jc w:val="left"/>
+      </w:pPr>
+      <w:r>
+        <w:rPr>
+          <w:rFonts w:ascii="Times New Roman" w:hAnsi="Times New Roman" w:eastAsia="Times New Roman"/>
+          <w:b/>
+          <w:color w:val="000000"/>
+          <w:sz w:val="22"/>
+        </w:rPr>
+        <w:t>Bảng 11  Đặc tả yêu cầu chức năng Bảng điều khiển kiểm kê tài liệu</w:t>
+      </w:r>
+    </w:p>
+    <w:tbl>
+      <w:tblPr>
+        <w:tblStyle w:val="TableGrid"/>
+        <w:tblW w:type="auto" w:w="0"/>
+        <w:tblLayout w:type="autofit"/>
+        <w:tblLook w:firstColumn="1" w:firstRow="1" w:lastColumn="0" w:lastRow="0" w:noHBand="0" w:noVBand="1" w:val="04A0"/>
+        <w:tblBorders>
+          <w:top w:val="single" w:sz="6" w:color="D9D9D9"/>
+          <w:left w:val="single" w:sz="6" w:color="D9D9D9"/>
+          <w:bottom w:val="single" w:sz="6" w:color="D9D9D9"/>
+          <w:right w:val="single" w:sz="6" w:color="D9D9D9"/>
+          <w:insideH w:val="single" w:sz="6" w:color="D9D9D9"/>
+          <w:insideV w:val="single" w:sz="6" w:color="D9D9D9"/>
+        </w:tblBorders>
+      </w:tblPr>
+      <w:tblGrid>
+        <w:gridCol w:w="4320"/>
+        <w:gridCol w:w="4320"/>
+      </w:tblGrid>
+      <w:tr>
+        <w:trPr>
+          <w:tblHeader w:val="true"/>
+        </w:trPr>
+        <w:tc>
+          <w:tcPr>
+            <w:tcW w:type="dxa" w:w="4320"/>
+            <w:vAlign w:val="center"/>
+            <w:tcMar>
+              <w:top w:w="90" w:type="dxa"/>
+              <w:start w:w="110" w:type="dxa"/>
+              <w:bottom w:w="90" w:type="dxa"/>
+              <w:end w:w="110" w:type="dxa"/>
+            </w:tcMar>
+            <w:shd w:fill="D9EAF7"/>
+          </w:tcPr>
+          <w:p>
+            <w:pPr>
+              <w:spacing w:after="0" w:line="259" w:lineRule="auto"/>
+            </w:pPr>
+            <w:r>
+              <w:rPr>
+                <w:rFonts w:ascii="Times New Roman" w:hAnsi="Times New Roman" w:eastAsia="Times New Roman"/>
+                <w:b/>
+                <w:color w:val="000000"/>
+                <w:sz w:val="21"/>
+              </w:rPr>
+              <w:t>Mã yêu cầu</w:t>
+            </w:r>
+          </w:p>
+        </w:tc>
+        <w:tc>
+          <w:tcPr>
+            <w:tcW w:type="dxa" w:w="4320"/>
+            <w:vAlign w:val="center"/>
+            <w:tcMar>
+              <w:top w:w="90" w:type="dxa"/>
+              <w:start w:w="110" w:type="dxa"/>
+              <w:bottom w:w="90" w:type="dxa"/>
+              <w:end w:w="110" w:type="dxa"/>
+            </w:tcMar>
+          </w:tcPr>
+          <w:p>
+            <w:pPr>
+              <w:spacing w:after="0" w:line="259" w:lineRule="auto"/>
+            </w:pPr>
+            <w:r>
+              <w:rPr>
+                <w:rFonts w:ascii="Times New Roman" w:hAnsi="Times New Roman" w:eastAsia="Times New Roman"/>
+                <w:b w:val="0"/>
+                <w:color w:val="000000"/>
+                <w:sz w:val="21"/>
+              </w:rPr>
+              <w:t>BUC12</w:t>
+            </w:r>
+          </w:p>
+        </w:tc>
+      </w:tr>
+      <w:tr>
+        <w:tc>
+          <w:tcPr>
+            <w:tcW w:type="dxa" w:w="4320"/>
+            <w:vAlign w:val="center"/>
+            <w:tcMar>
+              <w:top w:w="90" w:type="dxa"/>
+              <w:start w:w="110" w:type="dxa"/>
+              <w:bottom w:w="90" w:type="dxa"/>
+              <w:end w:w="110" w:type="dxa"/>
+            </w:tcMar>
+            <w:shd w:fill="D9EAF7"/>
+          </w:tcPr>
+          <w:p>
+            <w:pPr>
+              <w:spacing w:after="0" w:line="259" w:lineRule="auto"/>
+            </w:pPr>
+            <w:r>
+              <w:rPr>
+                <w:rFonts w:ascii="Times New Roman" w:hAnsi="Times New Roman" w:eastAsia="Times New Roman"/>
+                <w:b/>
+                <w:color w:val="000000"/>
+                <w:sz w:val="21"/>
+              </w:rPr>
+              <w:t>Tên yêu cầu</w:t>
+            </w:r>
+          </w:p>
+        </w:tc>
+        <w:tc>
+          <w:tcPr>
+            <w:tcW w:type="dxa" w:w="4320"/>
+            <w:vAlign w:val="center"/>
+            <w:tcMar>
+              <w:top w:w="90" w:type="dxa"/>
+              <w:start w:w="110" w:type="dxa"/>
+              <w:bottom w:w="90" w:type="dxa"/>
+              <w:end w:w="110" w:type="dxa"/>
+            </w:tcMar>
+            <w:shd w:fill="F7FAFC"/>
+          </w:tcPr>
+          <w:p>
+            <w:pPr>
+              <w:spacing w:after="0" w:line="259" w:lineRule="auto"/>
+            </w:pPr>
+            <w:r>
+              <w:rPr>
+                <w:rFonts w:ascii="Times New Roman" w:hAnsi="Times New Roman" w:eastAsia="Times New Roman"/>
+                <w:b w:val="0"/>
+                <w:color w:val="000000"/>
+                <w:sz w:val="21"/>
+              </w:rPr>
+              <w:t>Bảng điều khiển kiểm kê tài liệu</w:t>
+            </w:r>
+          </w:p>
+        </w:tc>
+      </w:tr>
+      <w:tr>
+        <w:tc>
+          <w:tcPr>
+            <w:tcW w:type="dxa" w:w="4320"/>
+            <w:vAlign w:val="center"/>
+            <w:tcMar>
+              <w:top w:w="90" w:type="dxa"/>
+              <w:start w:w="110" w:type="dxa"/>
+              <w:bottom w:w="90" w:type="dxa"/>
+              <w:end w:w="110" w:type="dxa"/>
+            </w:tcMar>
+            <w:shd w:fill="D9EAF7"/>
+          </w:tcPr>
+          <w:p>
+            <w:pPr>
+              <w:spacing w:after="0" w:line="259" w:lineRule="auto"/>
+            </w:pPr>
+            <w:r>
+              <w:rPr>
+                <w:rFonts w:ascii="Times New Roman" w:hAnsi="Times New Roman" w:eastAsia="Times New Roman"/>
+                <w:b/>
+                <w:color w:val="000000"/>
+                <w:sz w:val="21"/>
+              </w:rPr>
+              <w:t>Mức độ ưu tiên</w:t>
+            </w:r>
+          </w:p>
+        </w:tc>
+        <w:tc>
+          <w:tcPr>
+            <w:tcW w:type="dxa" w:w="4320"/>
+            <w:vAlign w:val="center"/>
+            <w:tcMar>
+              <w:top w:w="90" w:type="dxa"/>
+              <w:start w:w="110" w:type="dxa"/>
+              <w:bottom w:w="90" w:type="dxa"/>
+              <w:end w:w="110" w:type="dxa"/>
+            </w:tcMar>
+          </w:tcPr>
+          <w:p>
+            <w:pPr>
+              <w:spacing w:after="0" w:line="259" w:lineRule="auto"/>
+            </w:pPr>
+            <w:r>
+              <w:rPr>
+                <w:rFonts w:ascii="Times New Roman" w:hAnsi="Times New Roman" w:eastAsia="Times New Roman"/>
+                <w:b w:val="0"/>
+                <w:color w:val="000000"/>
+                <w:sz w:val="21"/>
+              </w:rPr>
               <w:t>Cao</w:t>
             </w:r>
           </w:p>
@@ -1868,9 +5352,26 @@
         <w:tc>
           <w:tcPr>
             <w:tcW w:type="dxa" w:w="4320"/>
+            <w:vAlign w:val="center"/>
+            <w:tcMar>
+              <w:top w:w="90" w:type="dxa"/>
+              <w:start w:w="110" w:type="dxa"/>
+              <w:bottom w:w="90" w:type="dxa"/>
+              <w:end w:w="110" w:type="dxa"/>
+            </w:tcMar>
+            <w:shd w:fill="D9EAF7"/>
           </w:tcPr>
           <w:p>
+            <w:pPr>
+              <w:spacing w:after="0" w:line="259" w:lineRule="auto"/>
+            </w:pPr>
             <w:r>
+              <w:rPr>
+                <w:rFonts w:ascii="Times New Roman" w:hAnsi="Times New Roman" w:eastAsia="Times New Roman"/>
+                <w:b/>
+                <w:color w:val="000000"/>
+                <w:sz w:val="21"/>
+              </w:rPr>
               <w:t>Mô tả</w:t>
             </w:r>
           </w:p>
@@ -1878,10 +5379,27 @@
         <w:tc>
           <w:tcPr>
             <w:tcW w:type="dxa" w:w="4320"/>
+            <w:vAlign w:val="center"/>
+            <w:tcMar>
+              <w:top w:w="90" w:type="dxa"/>
+              <w:start w:w="110" w:type="dxa"/>
+              <w:bottom w:w="90" w:type="dxa"/>
+              <w:end w:w="110" w:type="dxa"/>
+            </w:tcMar>
+            <w:shd w:fill="F7FAFC"/>
           </w:tcPr>
           <w:p>
+            <w:pPr>
+              <w:spacing w:after="0" w:line="259" w:lineRule="auto"/>
+            </w:pPr>
             <w:r>
-              <w:t>Quản lý xuất bản, lưu trữ và phân quyền truy cập tài liệu số hóa.</w:t>
+              <w:rPr>
+                <w:rFonts w:ascii="Times New Roman" w:hAnsi="Times New Roman" w:eastAsia="Times New Roman"/>
+                <w:b w:val="0"/>
+                <w:color w:val="000000"/>
+                <w:sz w:val="21"/>
+              </w:rPr>
+              <w:t>Hiển thị báo cáo thống kê hoạt động.</w:t>
             </w:r>
           </w:p>
         </w:tc>
@@ -1890,9 +5408,26 @@
         <w:tc>
           <w:tcPr>
             <w:tcW w:type="dxa" w:w="4320"/>
+            <w:vAlign w:val="center"/>
+            <w:tcMar>
+              <w:top w:w="90" w:type="dxa"/>
+              <w:start w:w="110" w:type="dxa"/>
+              <w:bottom w:w="90" w:type="dxa"/>
+              <w:end w:w="110" w:type="dxa"/>
+            </w:tcMar>
+            <w:shd w:fill="D9EAF7"/>
           </w:tcPr>
           <w:p>
+            <w:pPr>
+              <w:spacing w:after="0" w:line="259" w:lineRule="auto"/>
+            </w:pPr>
             <w:r>
+              <w:rPr>
+                <w:rFonts w:ascii="Times New Roman" w:hAnsi="Times New Roman" w:eastAsia="Times New Roman"/>
+                <w:b/>
+                <w:color w:val="000000"/>
+                <w:sz w:val="21"/>
+              </w:rPr>
               <w:t>Tác nhân</w:t>
             </w:r>
           </w:p>
@@ -1900,10 +5435,26 @@
         <w:tc>
           <w:tcPr>
             <w:tcW w:type="dxa" w:w="4320"/>
+            <w:vAlign w:val="center"/>
+            <w:tcMar>
+              <w:top w:w="90" w:type="dxa"/>
+              <w:start w:w="110" w:type="dxa"/>
+              <w:bottom w:w="90" w:type="dxa"/>
+              <w:end w:w="110" w:type="dxa"/>
+            </w:tcMar>
           </w:tcPr>
           <w:p>
+            <w:pPr>
+              <w:spacing w:after="0" w:line="259" w:lineRule="auto"/>
+            </w:pPr>
             <w:r>
-              <w:t>Cán bộ thư viện, Người sử dụng</w:t>
+              <w:rPr>
+                <w:rFonts w:ascii="Times New Roman" w:hAnsi="Times New Roman" w:eastAsia="Times New Roman"/>
+                <w:b w:val="0"/>
+                <w:color w:val="000000"/>
+                <w:sz w:val="21"/>
+              </w:rPr>
+              <w:t>Cán bộ thư viện, Quản trị viên</w:t>
             </w:r>
           </w:p>
         </w:tc>
@@ -1912,9 +5463,26 @@
         <w:tc>
           <w:tcPr>
             <w:tcW w:type="dxa" w:w="4320"/>
+            <w:vAlign w:val="center"/>
+            <w:tcMar>
+              <w:top w:w="90" w:type="dxa"/>
+              <w:start w:w="110" w:type="dxa"/>
+              <w:bottom w:w="90" w:type="dxa"/>
+              <w:end w:w="110" w:type="dxa"/>
+            </w:tcMar>
+            <w:shd w:fill="D9EAF7"/>
           </w:tcPr>
           <w:p>
+            <w:pPr>
+              <w:spacing w:after="0" w:line="259" w:lineRule="auto"/>
+            </w:pPr>
             <w:r>
+              <w:rPr>
+                <w:rFonts w:ascii="Times New Roman" w:hAnsi="Times New Roman" w:eastAsia="Times New Roman"/>
+                <w:b/>
+                <w:color w:val="000000"/>
+                <w:sz w:val="21"/>
+              </w:rPr>
               <w:t>Điều kiện trước</w:t>
             </w:r>
           </w:p>
@@ -1922,10 +5490,27 @@
         <w:tc>
           <w:tcPr>
             <w:tcW w:type="dxa" w:w="4320"/>
+            <w:vAlign w:val="center"/>
+            <w:tcMar>
+              <w:top w:w="90" w:type="dxa"/>
+              <w:start w:w="110" w:type="dxa"/>
+              <w:bottom w:w="90" w:type="dxa"/>
+              <w:end w:w="110" w:type="dxa"/>
+            </w:tcMar>
+            <w:shd w:fill="F7FAFC"/>
           </w:tcPr>
           <w:p>
+            <w:pPr>
+              <w:spacing w:after="0" w:line="259" w:lineRule="auto"/>
+            </w:pPr>
             <w:r>
-              <w:t>Thư viện có tài liệu số hoặc sách điện tử cần phát hành.</w:t>
+              <w:rPr>
+                <w:rFonts w:ascii="Times New Roman" w:hAnsi="Times New Roman" w:eastAsia="Times New Roman"/>
+                <w:b w:val="0"/>
+                <w:color w:val="000000"/>
+                <w:sz w:val="21"/>
+              </w:rPr>
+              <w:t>Đăng nhập trang quản trị nội bộ.</w:t>
             </w:r>
           </w:p>
         </w:tc>
@@ -1934,9 +5519,26 @@
         <w:tc>
           <w:tcPr>
             <w:tcW w:type="dxa" w:w="4320"/>
+            <w:vAlign w:val="center"/>
+            <w:tcMar>
+              <w:top w:w="90" w:type="dxa"/>
+              <w:start w:w="110" w:type="dxa"/>
+              <w:bottom w:w="90" w:type="dxa"/>
+              <w:end w:w="110" w:type="dxa"/>
+            </w:tcMar>
+            <w:shd w:fill="D9EAF7"/>
           </w:tcPr>
           <w:p>
+            <w:pPr>
+              <w:spacing w:after="0" w:line="259" w:lineRule="auto"/>
+            </w:pPr>
             <w:r>
+              <w:rPr>
+                <w:rFonts w:ascii="Times New Roman" w:hAnsi="Times New Roman" w:eastAsia="Times New Roman"/>
+                <w:b/>
+                <w:color w:val="000000"/>
+                <w:sz w:val="21"/>
+              </w:rPr>
               <w:t>Các thao tác xử lý</w:t>
             </w:r>
           </w:p>
@@ -1944,37 +5546,32 @@
         <w:tc>
           <w:tcPr>
             <w:tcW w:type="dxa" w:w="4320"/>
+            <w:vAlign w:val="center"/>
+            <w:tcMar>
+              <w:top w:w="90" w:type="dxa"/>
+              <w:start w:w="110" w:type="dxa"/>
+              <w:bottom w:w="90" w:type="dxa"/>
+              <w:end w:w="110" w:type="dxa"/>
+            </w:tcMar>
           </w:tcPr>
           <w:p>
             <w:pPr>
-              <w:spacing w:after="40"/>
+              <w:spacing w:after="0" w:line="259" w:lineRule="auto"/>
             </w:pPr>
             <w:r>
-              <w:t>1. Cán bộ khai báo thông tin nền tài liệu số, tải tệp đính kèm hoặc gắn đường dẫn truy cập ngoài.</w:t>
-            </w:r>
-          </w:p>
-          <w:p>
-            <w:pPr>
-              <w:spacing w:after="40"/>
-            </w:pPr>
-            <w:r>
-              <w:t>2. Thiết lập trạng thái phát hành là Công khai hoặc Nội bộ và cấu hình phân quyền xem tải.</w:t>
-            </w:r>
-          </w:p>
-          <w:p>
-            <w:pPr>
-              <w:spacing w:after="40"/>
-            </w:pPr>
-            <w:r>
-              <w:t>3. Hệ thống áp dụng mã hóa bảo vệ bản quyền, khóa quyền tải xuống đối với tài liệu lưu hành nội bộ, chỉ cho phép tải đối với tài liệu nguồn mở để tuân thủ Luật sở hữu trí tuệ.</w:t>
-            </w:r>
-          </w:p>
-          <w:p>
-            <w:pPr>
-              <w:spacing w:after="40"/>
-            </w:pPr>
-            <w:r>
-              <w:t>4. Người sử dụng có quyền hợp lệ tìm kiếm và đọc tài liệu ngay trên thiết bị tin học.</w:t>
+              <w:rPr>
+                <w:rFonts w:ascii="Times New Roman" w:hAnsi="Times New Roman" w:eastAsia="Times New Roman"/>
+                <w:b w:val="0"/>
+                <w:color w:val="000000"/>
+                <w:sz w:val="21"/>
+              </w:rPr>
+              <w:t>1. Cán bộ truy cập bảng điều khiển theo đúng vai trò.</w:t>
+              <w:br/>
+              <w:t>2. Hệ thống tổng hợp số liệu từ bản sao, phiếu mượn, hoạt động gần đây và dữ liệu kiểm kê.</w:t>
+              <w:br/>
+              <w:t>3. Cán bộ tạo phiên kiểm kê, quét barcode, đối chiếu vị trí, ghi nhận bản sao lạ hoặc sai vị trí và chốt phiên.</w:t>
+              <w:br/>
+              <w:t>4. Xuất báo cáo nâng cao chỉ thực hiện sau khi các luồng lõi đã hoàn tất.</w:t>
             </w:r>
           </w:p>
         </w:tc>
@@ -1983,9 +5580,26 @@
         <w:tc>
           <w:tcPr>
             <w:tcW w:type="dxa" w:w="4320"/>
+            <w:vAlign w:val="center"/>
+            <w:tcMar>
+              <w:top w:w="90" w:type="dxa"/>
+              <w:start w:w="110" w:type="dxa"/>
+              <w:bottom w:w="90" w:type="dxa"/>
+              <w:end w:w="110" w:type="dxa"/>
+            </w:tcMar>
+            <w:shd w:fill="D9EAF7"/>
           </w:tcPr>
           <w:p>
+            <w:pPr>
+              <w:spacing w:after="0" w:line="259" w:lineRule="auto"/>
+            </w:pPr>
             <w:r>
+              <w:rPr>
+                <w:rFonts w:ascii="Times New Roman" w:hAnsi="Times New Roman" w:eastAsia="Times New Roman"/>
+                <w:b/>
+                <w:color w:val="000000"/>
+                <w:sz w:val="21"/>
+              </w:rPr>
               <w:t>Kết quả</w:t>
             </w:r>
           </w:p>
@@ -1993,10 +5607,27 @@
         <w:tc>
           <w:tcPr>
             <w:tcW w:type="dxa" w:w="4320"/>
+            <w:vAlign w:val="center"/>
+            <w:tcMar>
+              <w:top w:w="90" w:type="dxa"/>
+              <w:start w:w="110" w:type="dxa"/>
+              <w:bottom w:w="90" w:type="dxa"/>
+              <w:end w:w="110" w:type="dxa"/>
+            </w:tcMar>
+            <w:shd w:fill="F7FAFC"/>
           </w:tcPr>
           <w:p>
+            <w:pPr>
+              <w:spacing w:after="0" w:line="259" w:lineRule="auto"/>
+            </w:pPr>
             <w:r>
-              <w:t>Tài liệu số được xuất bản, quản lý bản quyền tuyệt đối.</w:t>
+              <w:rPr>
+                <w:rFonts w:ascii="Times New Roman" w:hAnsi="Times New Roman" w:eastAsia="Times New Roman"/>
+                <w:b w:val="0"/>
+                <w:color w:val="000000"/>
+                <w:sz w:val="21"/>
+              </w:rPr>
+              <w:t>Nắm bắt toàn cảnh hoạt động thư viện.</w:t>
             </w:r>
           </w:p>
         </w:tc>
@@ -2005,32 +5636,66 @@
     <w:p/>
     <w:p>
       <w:pPr>
-        <w:jc w:val="center"/>
+        <w:keepNext/>
+        <w:spacing w:before="200" w:after="80"/>
+        <w:jc w:val="left"/>
       </w:pPr>
       <w:r>
         <w:rPr>
-          <w:i/>
+          <w:rFonts w:ascii="Times New Roman" w:hAnsi="Times New Roman" w:eastAsia="Times New Roman"/>
+          <w:b/>
+          <w:color w:val="000000"/>
+          <w:sz w:val="22"/>
         </w:rPr>
-        <w:t>Bảng 10: Bảng đặc tả yêu cầu chức năng Đề xuất thêm sách bổ sung</w:t>
+        <w:t>Bảng 12  Đặc tả yêu cầu chức năng Gợi ý sách cá nhân hóa và đánh giá tài liệu</w:t>
       </w:r>
     </w:p>
     <w:tbl>
       <w:tblPr>
         <w:tblStyle w:val="TableGrid"/>
         <w:tblW w:type="auto" w:w="0"/>
+        <w:tblLayout w:type="autofit"/>
         <w:tblLook w:firstColumn="1" w:firstRow="1" w:lastColumn="0" w:lastRow="0" w:noHBand="0" w:noVBand="1" w:val="04A0"/>
+        <w:tblBorders>
+          <w:top w:val="single" w:sz="6" w:color="D9D9D9"/>
+          <w:left w:val="single" w:sz="6" w:color="D9D9D9"/>
+          <w:bottom w:val="single" w:sz="6" w:color="D9D9D9"/>
+          <w:right w:val="single" w:sz="6" w:color="D9D9D9"/>
+          <w:insideH w:val="single" w:sz="6" w:color="D9D9D9"/>
+          <w:insideV w:val="single" w:sz="6" w:color="D9D9D9"/>
+        </w:tblBorders>
       </w:tblPr>
       <w:tblGrid>
         <w:gridCol w:w="4320"/>
         <w:gridCol w:w="4320"/>
       </w:tblGrid>
       <w:tr>
+        <w:trPr>
+          <w:tblHeader w:val="true"/>
+        </w:trPr>
         <w:tc>
           <w:tcPr>
             <w:tcW w:type="dxa" w:w="4320"/>
+            <w:vAlign w:val="center"/>
+            <w:tcMar>
+              <w:top w:w="90" w:type="dxa"/>
+              <w:start w:w="110" w:type="dxa"/>
+              <w:bottom w:w="90" w:type="dxa"/>
+              <w:end w:w="110" w:type="dxa"/>
+            </w:tcMar>
+            <w:shd w:fill="D9EAF7"/>
           </w:tcPr>
           <w:p>
+            <w:pPr>
+              <w:spacing w:after="0" w:line="259" w:lineRule="auto"/>
+            </w:pPr>
             <w:r>
+              <w:rPr>
+                <w:rFonts w:ascii="Times New Roman" w:hAnsi="Times New Roman" w:eastAsia="Times New Roman"/>
+                <w:b/>
+                <w:color w:val="000000"/>
+                <w:sz w:val="21"/>
+              </w:rPr>
               <w:t>Mã yêu cầu</w:t>
             </w:r>
           </w:p>
@@ -2038,10 +5703,26 @@
         <w:tc>
           <w:tcPr>
             <w:tcW w:type="dxa" w:w="4320"/>
+            <w:vAlign w:val="center"/>
+            <w:tcMar>
+              <w:top w:w="90" w:type="dxa"/>
+              <w:start w:w="110" w:type="dxa"/>
+              <w:bottom w:w="90" w:type="dxa"/>
+              <w:end w:w="110" w:type="dxa"/>
+            </w:tcMar>
           </w:tcPr>
           <w:p>
+            <w:pPr>
+              <w:spacing w:after="0" w:line="259" w:lineRule="auto"/>
+            </w:pPr>
             <w:r>
-              <w:t>BUC10</w:t>
+              <w:rPr>
+                <w:rFonts w:ascii="Times New Roman" w:hAnsi="Times New Roman" w:eastAsia="Times New Roman"/>
+                <w:b w:val="0"/>
+                <w:color w:val="000000"/>
+                <w:sz w:val="21"/>
+              </w:rPr>
+              <w:t>BUC13</w:t>
             </w:r>
           </w:p>
         </w:tc>
@@ -2050,9 +5731,26 @@
         <w:tc>
           <w:tcPr>
             <w:tcW w:type="dxa" w:w="4320"/>
+            <w:vAlign w:val="center"/>
+            <w:tcMar>
+              <w:top w:w="90" w:type="dxa"/>
+              <w:start w:w="110" w:type="dxa"/>
+              <w:bottom w:w="90" w:type="dxa"/>
+              <w:end w:w="110" w:type="dxa"/>
+            </w:tcMar>
+            <w:shd w:fill="D9EAF7"/>
           </w:tcPr>
           <w:p>
+            <w:pPr>
+              <w:spacing w:after="0" w:line="259" w:lineRule="auto"/>
+            </w:pPr>
             <w:r>
+              <w:rPr>
+                <w:rFonts w:ascii="Times New Roman" w:hAnsi="Times New Roman" w:eastAsia="Times New Roman"/>
+                <w:b/>
+                <w:color w:val="000000"/>
+                <w:sz w:val="21"/>
+              </w:rPr>
               <w:t>Tên yêu cầu</w:t>
             </w:r>
           </w:p>
@@ -2060,10 +5758,27 @@
         <w:tc>
           <w:tcPr>
             <w:tcW w:type="dxa" w:w="4320"/>
+            <w:vAlign w:val="center"/>
+            <w:tcMar>
+              <w:top w:w="90" w:type="dxa"/>
+              <w:start w:w="110" w:type="dxa"/>
+              <w:bottom w:w="90" w:type="dxa"/>
+              <w:end w:w="110" w:type="dxa"/>
+            </w:tcMar>
+            <w:shd w:fill="F7FAFC"/>
           </w:tcPr>
           <w:p>
+            <w:pPr>
+              <w:spacing w:after="0" w:line="259" w:lineRule="auto"/>
+            </w:pPr>
             <w:r>
-              <w:t>Đề xuất thêm sách bổ sung</w:t>
+              <w:rPr>
+                <w:rFonts w:ascii="Times New Roman" w:hAnsi="Times New Roman" w:eastAsia="Times New Roman"/>
+                <w:b w:val="0"/>
+                <w:color w:val="000000"/>
+                <w:sz w:val="21"/>
+              </w:rPr>
+              <w:t>Gợi ý sách cá nhân hóa và đánh giá tài liệu</w:t>
             </w:r>
           </w:p>
         </w:tc>
@@ -2072,9 +5787,26 @@
         <w:tc>
           <w:tcPr>
             <w:tcW w:type="dxa" w:w="4320"/>
+            <w:vAlign w:val="center"/>
+            <w:tcMar>
+              <w:top w:w="90" w:type="dxa"/>
+              <w:start w:w="110" w:type="dxa"/>
+              <w:bottom w:w="90" w:type="dxa"/>
+              <w:end w:w="110" w:type="dxa"/>
+            </w:tcMar>
+            <w:shd w:fill="D9EAF7"/>
           </w:tcPr>
           <w:p>
+            <w:pPr>
+              <w:spacing w:after="0" w:line="259" w:lineRule="auto"/>
+            </w:pPr>
             <w:r>
+              <w:rPr>
+                <w:rFonts w:ascii="Times New Roman" w:hAnsi="Times New Roman" w:eastAsia="Times New Roman"/>
+                <w:b/>
+                <w:color w:val="000000"/>
+                <w:sz w:val="21"/>
+              </w:rPr>
               <w:t>Mức độ ưu tiên</w:t>
             </w:r>
           </w:p>
@@ -2082,445 +5814,25 @@
         <w:tc>
           <w:tcPr>
             <w:tcW w:type="dxa" w:w="4320"/>
-          </w:tcPr>
-          <w:p>
-            <w:r>
-              <w:t>Trung bình</w:t>
-            </w:r>
-          </w:p>
-        </w:tc>
-      </w:tr>
-      <w:tr>
-        <w:tc>
-          <w:tcPr>
-            <w:tcW w:type="dxa" w:w="4320"/>
-          </w:tcPr>
-          <w:p>
-            <w:r>
-              <w:t>Mô tả</w:t>
-            </w:r>
-          </w:p>
-        </w:tc>
-        <w:tc>
-          <w:tcPr>
-            <w:tcW w:type="dxa" w:w="4320"/>
-          </w:tcPr>
-          <w:p>
-            <w:r>
-              <w:t>Gửi yêu cầu mua đầu sách chưa có thông qua trang thông tin.</w:t>
-            </w:r>
-          </w:p>
-        </w:tc>
-      </w:tr>
-      <w:tr>
-        <w:tc>
-          <w:tcPr>
-            <w:tcW w:type="dxa" w:w="4320"/>
-          </w:tcPr>
-          <w:p>
-            <w:r>
-              <w:t>Tác nhân</w:t>
-            </w:r>
-          </w:p>
-        </w:tc>
-        <w:tc>
-          <w:tcPr>
-            <w:tcW w:type="dxa" w:w="4320"/>
-          </w:tcPr>
-          <w:p>
-            <w:r>
-              <w:t>Người sử dụng, Cán bộ thư viện</w:t>
-            </w:r>
-          </w:p>
-        </w:tc>
-      </w:tr>
-      <w:tr>
-        <w:tc>
-          <w:tcPr>
-            <w:tcW w:type="dxa" w:w="4320"/>
-          </w:tcPr>
-          <w:p>
-            <w:r>
-              <w:t>Điều kiện trước</w:t>
-            </w:r>
-          </w:p>
-        </w:tc>
-        <w:tc>
-          <w:tcPr>
-            <w:tcW w:type="dxa" w:w="4320"/>
-          </w:tcPr>
-          <w:p>
-            <w:r>
-              <w:t>Người sử dụng có nhu cầu đọc sách ngoài danh mục.</w:t>
-            </w:r>
-          </w:p>
-        </w:tc>
-      </w:tr>
-      <w:tr>
-        <w:tc>
-          <w:tcPr>
-            <w:tcW w:type="dxa" w:w="4320"/>
-          </w:tcPr>
-          <w:p>
-            <w:r>
-              <w:t>Các thao tác xử lý</w:t>
-            </w:r>
-          </w:p>
-        </w:tc>
-        <w:tc>
-          <w:tcPr>
-            <w:tcW w:type="dxa" w:w="4320"/>
+            <w:vAlign w:val="center"/>
+            <w:tcMar>
+              <w:top w:w="90" w:type="dxa"/>
+              <w:start w:w="110" w:type="dxa"/>
+              <w:bottom w:w="90" w:type="dxa"/>
+              <w:end w:w="110" w:type="dxa"/>
+            </w:tcMar>
           </w:tcPr>
           <w:p>
             <w:pPr>
-              <w:spacing w:after="40"/>
+              <w:spacing w:after="0" w:line="259" w:lineRule="auto"/>
             </w:pPr>
             <w:r>
-              <w:t>1. Người sử dụng điền biểu mẫu đề xuất trên trang thông tin.</w:t>
-            </w:r>
-          </w:p>
-          <w:p>
-            <w:pPr>
-              <w:spacing w:after="40"/>
-            </w:pPr>
-            <w:r>
-              <w:t>2. Hệ thống ghi nhận, chuyển cán bộ xem xét và tổng hợp.</w:t>
-            </w:r>
-          </w:p>
-          <w:p>
-            <w:pPr>
-              <w:spacing w:after="40"/>
-            </w:pPr>
-            <w:r>
-              <w:t>3. Phản hồi kết quả xét duyệt qua thông báo đẩy.</w:t>
-            </w:r>
-          </w:p>
-        </w:tc>
-      </w:tr>
-      <w:tr>
-        <w:tc>
-          <w:tcPr>
-            <w:tcW w:type="dxa" w:w="4320"/>
-          </w:tcPr>
-          <w:p>
-            <w:r>
-              <w:t>Kết quả</w:t>
-            </w:r>
-          </w:p>
-        </w:tc>
-        <w:tc>
-          <w:tcPr>
-            <w:tcW w:type="dxa" w:w="4320"/>
-          </w:tcPr>
-          <w:p>
-            <w:r>
-              <w:t>Yêu cầu đề xuất sách được theo dõi và xử lý.</w:t>
-            </w:r>
-          </w:p>
-        </w:tc>
-      </w:tr>
-    </w:tbl>
-    <w:p/>
-    <w:p>
-      <w:pPr>
-        <w:jc w:val="center"/>
-      </w:pPr>
-      <w:r>
-        <w:rPr>
-          <w:i/>
-        </w:rPr>
-        <w:t>Bảng 11: Bảng đặc tả yêu cầu chức năng Phản hồi</w:t>
-      </w:r>
-    </w:p>
-    <w:tbl>
-      <w:tblPr>
-        <w:tblStyle w:val="TableGrid"/>
-        <w:tblW w:type="auto" w:w="0"/>
-        <w:tblLook w:firstColumn="1" w:firstRow="1" w:lastColumn="0" w:lastRow="0" w:noHBand="0" w:noVBand="1" w:val="04A0"/>
-      </w:tblPr>
-      <w:tblGrid>
-        <w:gridCol w:w="4320"/>
-        <w:gridCol w:w="4320"/>
-      </w:tblGrid>
-      <w:tr>
-        <w:tc>
-          <w:tcPr>
-            <w:tcW w:type="dxa" w:w="4320"/>
-          </w:tcPr>
-          <w:p>
-            <w:r>
-              <w:t>Mã yêu cầu</w:t>
-            </w:r>
-          </w:p>
-        </w:tc>
-        <w:tc>
-          <w:tcPr>
-            <w:tcW w:type="dxa" w:w="4320"/>
-          </w:tcPr>
-          <w:p>
-            <w:r>
-              <w:t>BUC11</w:t>
-            </w:r>
-          </w:p>
-        </w:tc>
-      </w:tr>
-      <w:tr>
-        <w:tc>
-          <w:tcPr>
-            <w:tcW w:type="dxa" w:w="4320"/>
-          </w:tcPr>
-          <w:p>
-            <w:r>
-              <w:t>Tên yêu cầu</w:t>
-            </w:r>
-          </w:p>
-        </w:tc>
-        <w:tc>
-          <w:tcPr>
-            <w:tcW w:type="dxa" w:w="4320"/>
-          </w:tcPr>
-          <w:p>
-            <w:r>
-              <w:t>Phản hồi</w:t>
-            </w:r>
-          </w:p>
-        </w:tc>
-      </w:tr>
-      <w:tr>
-        <w:tc>
-          <w:tcPr>
-            <w:tcW w:type="dxa" w:w="4320"/>
-          </w:tcPr>
-          <w:p>
-            <w:r>
-              <w:t>Mức độ ưu tiên</w:t>
-            </w:r>
-          </w:p>
-        </w:tc>
-        <w:tc>
-          <w:tcPr>
-            <w:tcW w:type="dxa" w:w="4320"/>
-          </w:tcPr>
-          <w:p>
-            <w:r>
-              <w:t>Trung bình</w:t>
-            </w:r>
-          </w:p>
-        </w:tc>
-      </w:tr>
-      <w:tr>
-        <w:tc>
-          <w:tcPr>
-            <w:tcW w:type="dxa" w:w="4320"/>
-          </w:tcPr>
-          <w:p>
-            <w:r>
-              <w:t>Mô tả</w:t>
-            </w:r>
-          </w:p>
-        </w:tc>
-        <w:tc>
-          <w:tcPr>
-            <w:tcW w:type="dxa" w:w="4320"/>
-          </w:tcPr>
-          <w:p>
-            <w:r>
-              <w:t>Ghi nhận góp ý và khiếu nại.</w:t>
-            </w:r>
-          </w:p>
-        </w:tc>
-      </w:tr>
-      <w:tr>
-        <w:tc>
-          <w:tcPr>
-            <w:tcW w:type="dxa" w:w="4320"/>
-          </w:tcPr>
-          <w:p>
-            <w:r>
-              <w:t>Tác nhân</w:t>
-            </w:r>
-          </w:p>
-        </w:tc>
-        <w:tc>
-          <w:tcPr>
-            <w:tcW w:type="dxa" w:w="4320"/>
-          </w:tcPr>
-          <w:p>
-            <w:r>
-              <w:t>Người sử dụng, Cán bộ thư viện</w:t>
-            </w:r>
-          </w:p>
-        </w:tc>
-      </w:tr>
-      <w:tr>
-        <w:tc>
-          <w:tcPr>
-            <w:tcW w:type="dxa" w:w="4320"/>
-          </w:tcPr>
-          <w:p>
-            <w:r>
-              <w:t>Điều kiện trước</w:t>
-            </w:r>
-          </w:p>
-        </w:tc>
-        <w:tc>
-          <w:tcPr>
-            <w:tcW w:type="dxa" w:w="4320"/>
-          </w:tcPr>
-          <w:p>
-            <w:r>
-              <w:t>Người sử dụng có ý kiến.</w:t>
-            </w:r>
-          </w:p>
-        </w:tc>
-      </w:tr>
-      <w:tr>
-        <w:tc>
-          <w:tcPr>
-            <w:tcW w:type="dxa" w:w="4320"/>
-          </w:tcPr>
-          <w:p>
-            <w:r>
-              <w:t>Các thao tác xử lý</w:t>
-            </w:r>
-          </w:p>
-        </w:tc>
-        <w:tc>
-          <w:tcPr>
-            <w:tcW w:type="dxa" w:w="4320"/>
-          </w:tcPr>
-          <w:p>
-            <w:pPr>
-              <w:spacing w:after="40"/>
-            </w:pPr>
-            <w:r>
-              <w:t>1. Gửi phản hồi qua biểu mẫu.</w:t>
-            </w:r>
-          </w:p>
-          <w:p>
-            <w:pPr>
-              <w:spacing w:after="40"/>
-            </w:pPr>
-            <w:r>
-              <w:t>2. Hệ thống phân loại, chuyển cán bộ phụ trách.</w:t>
-            </w:r>
-          </w:p>
-          <w:p>
-            <w:pPr>
-              <w:spacing w:after="40"/>
-            </w:pPr>
-            <w:r>
-              <w:t>3. Cán bộ xem xét và trả lời trực tiếp trên hệ thống trong vòng ba ngày làm việc.</w:t>
-            </w:r>
-          </w:p>
-        </w:tc>
-      </w:tr>
-      <w:tr>
-        <w:tc>
-          <w:tcPr>
-            <w:tcW w:type="dxa" w:w="4320"/>
-          </w:tcPr>
-          <w:p>
-            <w:r>
-              <w:t>Kết quả</w:t>
-            </w:r>
-          </w:p>
-        </w:tc>
-        <w:tc>
-          <w:tcPr>
-            <w:tcW w:type="dxa" w:w="4320"/>
-          </w:tcPr>
-          <w:p>
-            <w:r>
-              <w:t>Khiếu nại được giải quyết.</w:t>
-            </w:r>
-          </w:p>
-        </w:tc>
-      </w:tr>
-    </w:tbl>
-    <w:p/>
-    <w:p>
-      <w:pPr>
-        <w:jc w:val="center"/>
-      </w:pPr>
-      <w:r>
-        <w:rPr>
-          <w:i/>
-        </w:rPr>
-        <w:t>Bảng 12: Bảng đặc tả yêu cầu chức năng Bảng điều khiển kiểm kê tài liệu</w:t>
-      </w:r>
-    </w:p>
-    <w:tbl>
-      <w:tblPr>
-        <w:tblStyle w:val="TableGrid"/>
-        <w:tblW w:type="auto" w:w="0"/>
-        <w:tblLook w:firstColumn="1" w:firstRow="1" w:lastColumn="0" w:lastRow="0" w:noHBand="0" w:noVBand="1" w:val="04A0"/>
-      </w:tblPr>
-      <w:tblGrid>
-        <w:gridCol w:w="4320"/>
-        <w:gridCol w:w="4320"/>
-      </w:tblGrid>
-      <w:tr>
-        <w:tc>
-          <w:tcPr>
-            <w:tcW w:type="dxa" w:w="4320"/>
-          </w:tcPr>
-          <w:p>
-            <w:r>
-              <w:t>Mã yêu cầu</w:t>
-            </w:r>
-          </w:p>
-        </w:tc>
-        <w:tc>
-          <w:tcPr>
-            <w:tcW w:type="dxa" w:w="4320"/>
-          </w:tcPr>
-          <w:p>
-            <w:r>
-              <w:t>BUC12</w:t>
-            </w:r>
-          </w:p>
-        </w:tc>
-      </w:tr>
-      <w:tr>
-        <w:tc>
-          <w:tcPr>
-            <w:tcW w:type="dxa" w:w="4320"/>
-          </w:tcPr>
-          <w:p>
-            <w:r>
-              <w:t>Tên yêu cầu</w:t>
-            </w:r>
-          </w:p>
-        </w:tc>
-        <w:tc>
-          <w:tcPr>
-            <w:tcW w:type="dxa" w:w="4320"/>
-          </w:tcPr>
-          <w:p>
-            <w:r>
-              <w:t>Bảng điều khiển kiểm kê tài liệu</w:t>
-            </w:r>
-          </w:p>
-        </w:tc>
-      </w:tr>
-      <w:tr>
-        <w:tc>
-          <w:tcPr>
-            <w:tcW w:type="dxa" w:w="4320"/>
-          </w:tcPr>
-          <w:p>
-            <w:r>
-              <w:t>Mức độ ưu tiên</w:t>
-            </w:r>
-          </w:p>
-        </w:tc>
-        <w:tc>
-          <w:tcPr>
-            <w:tcW w:type="dxa" w:w="4320"/>
-          </w:tcPr>
-          <w:p>
-            <w:r>
+              <w:rPr>
+                <w:rFonts w:ascii="Times New Roman" w:hAnsi="Times New Roman" w:eastAsia="Times New Roman"/>
+                <w:b w:val="0"/>
+                <w:color w:val="000000"/>
+                <w:sz w:val="21"/>
+              </w:rPr>
               <w:t>Cao</w:t>
             </w:r>
           </w:p>
@@ -2530,9 +5842,26 @@
         <w:tc>
           <w:tcPr>
             <w:tcW w:type="dxa" w:w="4320"/>
+            <w:vAlign w:val="center"/>
+            <w:tcMar>
+              <w:top w:w="90" w:type="dxa"/>
+              <w:start w:w="110" w:type="dxa"/>
+              <w:bottom w:w="90" w:type="dxa"/>
+              <w:end w:w="110" w:type="dxa"/>
+            </w:tcMar>
+            <w:shd w:fill="D9EAF7"/>
           </w:tcPr>
           <w:p>
+            <w:pPr>
+              <w:spacing w:after="0" w:line="259" w:lineRule="auto"/>
+            </w:pPr>
             <w:r>
+              <w:rPr>
+                <w:rFonts w:ascii="Times New Roman" w:hAnsi="Times New Roman" w:eastAsia="Times New Roman"/>
+                <w:b/>
+                <w:color w:val="000000"/>
+                <w:sz w:val="21"/>
+              </w:rPr>
               <w:t>Mô tả</w:t>
             </w:r>
           </w:p>
@@ -2540,10 +5869,27 @@
         <w:tc>
           <w:tcPr>
             <w:tcW w:type="dxa" w:w="4320"/>
+            <w:vAlign w:val="center"/>
+            <w:tcMar>
+              <w:top w:w="90" w:type="dxa"/>
+              <w:start w:w="110" w:type="dxa"/>
+              <w:bottom w:w="90" w:type="dxa"/>
+              <w:end w:w="110" w:type="dxa"/>
+            </w:tcMar>
+            <w:shd w:fill="F7FAFC"/>
           </w:tcPr>
           <w:p>
+            <w:pPr>
+              <w:spacing w:after="0" w:line="259" w:lineRule="auto"/>
+            </w:pPr>
             <w:r>
-              <w:t>Hiển thị báo cáo thống kê hoạt động.</w:t>
+              <w:rPr>
+                <w:rFonts w:ascii="Times New Roman" w:hAnsi="Times New Roman" w:eastAsia="Times New Roman"/>
+                <w:b w:val="0"/>
+                <w:color w:val="000000"/>
+                <w:sz w:val="21"/>
+              </w:rPr>
+              <w:t>Gợi ý sách theo nội dung, chuyên ngành và lịch sử tương tác; hỗ trợ đánh giá khi còn đủ thời gian triển khai.</w:t>
             </w:r>
           </w:p>
         </w:tc>
@@ -2552,9 +5898,26 @@
         <w:tc>
           <w:tcPr>
             <w:tcW w:type="dxa" w:w="4320"/>
+            <w:vAlign w:val="center"/>
+            <w:tcMar>
+              <w:top w:w="90" w:type="dxa"/>
+              <w:start w:w="110" w:type="dxa"/>
+              <w:bottom w:w="90" w:type="dxa"/>
+              <w:end w:w="110" w:type="dxa"/>
+            </w:tcMar>
+            <w:shd w:fill="D9EAF7"/>
           </w:tcPr>
           <w:p>
+            <w:pPr>
+              <w:spacing w:after="0" w:line="259" w:lineRule="auto"/>
+            </w:pPr>
             <w:r>
+              <w:rPr>
+                <w:rFonts w:ascii="Times New Roman" w:hAnsi="Times New Roman" w:eastAsia="Times New Roman"/>
+                <w:b/>
+                <w:color w:val="000000"/>
+                <w:sz w:val="21"/>
+              </w:rPr>
               <w:t>Tác nhân</w:t>
             </w:r>
           </w:p>
@@ -2562,227 +5925,25 @@
         <w:tc>
           <w:tcPr>
             <w:tcW w:type="dxa" w:w="4320"/>
-          </w:tcPr>
-          <w:p>
-            <w:r>
-              <w:t>Cán bộ thư viện, Quản trị viên</w:t>
-            </w:r>
-          </w:p>
-        </w:tc>
-      </w:tr>
-      <w:tr>
-        <w:tc>
-          <w:tcPr>
-            <w:tcW w:type="dxa" w:w="4320"/>
-          </w:tcPr>
-          <w:p>
-            <w:r>
-              <w:t>Điều kiện trước</w:t>
-            </w:r>
-          </w:p>
-        </w:tc>
-        <w:tc>
-          <w:tcPr>
-            <w:tcW w:type="dxa" w:w="4320"/>
-          </w:tcPr>
-          <w:p>
-            <w:r>
-              <w:t>Đăng nhập trang quản trị nội bộ.</w:t>
-            </w:r>
-          </w:p>
-        </w:tc>
-      </w:tr>
-      <w:tr>
-        <w:tc>
-          <w:tcPr>
-            <w:tcW w:type="dxa" w:w="4320"/>
-          </w:tcPr>
-          <w:p>
-            <w:r>
-              <w:t>Các thao tác xử lý</w:t>
-            </w:r>
-          </w:p>
-        </w:tc>
-        <w:tc>
-          <w:tcPr>
-            <w:tcW w:type="dxa" w:w="4320"/>
+            <w:vAlign w:val="center"/>
+            <w:tcMar>
+              <w:top w:w="90" w:type="dxa"/>
+              <w:start w:w="110" w:type="dxa"/>
+              <w:bottom w:w="90" w:type="dxa"/>
+              <w:end w:w="110" w:type="dxa"/>
+            </w:tcMar>
           </w:tcPr>
           <w:p>
             <w:pPr>
-              <w:spacing w:after="40"/>
+              <w:spacing w:after="0" w:line="259" w:lineRule="auto"/>
             </w:pPr>
             <w:r>
-              <w:t>1. Truy cập Bảng điều khiển.</w:t>
-            </w:r>
-          </w:p>
-          <w:p>
-            <w:pPr>
-              <w:spacing w:after="40"/>
-            </w:pPr>
-            <w:r>
-              <w:t>2. Tổng hợp dữ liệu vị trí sách từ Khu vực đến Ngăn kệ, phiếu mượn trả, quá hạn, tiền phạt.</w:t>
-            </w:r>
-          </w:p>
-          <w:p>
-            <w:pPr>
-              <w:spacing w:after="40"/>
-            </w:pPr>
-            <w:r>
-              <w:t>3. Hiển thị báo cáo trực quan, hỗ trợ xuất tệp tin văn bản.</w:t>
-            </w:r>
-          </w:p>
-        </w:tc>
-      </w:tr>
-      <w:tr>
-        <w:tc>
-          <w:tcPr>
-            <w:tcW w:type="dxa" w:w="4320"/>
-          </w:tcPr>
-          <w:p>
-            <w:r>
-              <w:t>Kết quả</w:t>
-            </w:r>
-          </w:p>
-        </w:tc>
-        <w:tc>
-          <w:tcPr>
-            <w:tcW w:type="dxa" w:w="4320"/>
-          </w:tcPr>
-          <w:p>
-            <w:r>
-              <w:t>Nắm bắt toàn cảnh hoạt động thư viện.</w:t>
-            </w:r>
-          </w:p>
-        </w:tc>
-      </w:tr>
-    </w:tbl>
-    <w:p/>
-    <w:p>
-      <w:pPr>
-        <w:jc w:val="center"/>
-      </w:pPr>
-      <w:r>
-        <w:rPr>
-          <w:i/>
-        </w:rPr>
-        <w:t>Bảng 13: Bảng đặc tả yêu cầu chức năng Đề xuất tài liệu thông minh và Đánh giá xếp hạng</w:t>
-      </w:r>
-    </w:p>
-    <w:tbl>
-      <w:tblPr>
-        <w:tblStyle w:val="TableGrid"/>
-        <w:tblW w:type="auto" w:w="0"/>
-        <w:tblLook w:firstColumn="1" w:firstRow="1" w:lastColumn="0" w:lastRow="0" w:noHBand="0" w:noVBand="1" w:val="04A0"/>
-      </w:tblPr>
-      <w:tblGrid>
-        <w:gridCol w:w="4320"/>
-        <w:gridCol w:w="4320"/>
-      </w:tblGrid>
-      <w:tr>
-        <w:tc>
-          <w:tcPr>
-            <w:tcW w:type="dxa" w:w="4320"/>
-          </w:tcPr>
-          <w:p>
-            <w:r>
-              <w:t>Mã yêu cầu</w:t>
-            </w:r>
-          </w:p>
-        </w:tc>
-        <w:tc>
-          <w:tcPr>
-            <w:tcW w:type="dxa" w:w="4320"/>
-          </w:tcPr>
-          <w:p>
-            <w:r>
-              <w:t>BUC13</w:t>
-            </w:r>
-          </w:p>
-        </w:tc>
-      </w:tr>
-      <w:tr>
-        <w:tc>
-          <w:tcPr>
-            <w:tcW w:type="dxa" w:w="4320"/>
-          </w:tcPr>
-          <w:p>
-            <w:r>
-              <w:t>Tên yêu cầu</w:t>
-            </w:r>
-          </w:p>
-        </w:tc>
-        <w:tc>
-          <w:tcPr>
-            <w:tcW w:type="dxa" w:w="4320"/>
-          </w:tcPr>
-          <w:p>
-            <w:r>
-              <w:t>Đề xuất tài liệu thông minh và Đánh giá xếp hạng</w:t>
-            </w:r>
-          </w:p>
-        </w:tc>
-      </w:tr>
-      <w:tr>
-        <w:tc>
-          <w:tcPr>
-            <w:tcW w:type="dxa" w:w="4320"/>
-          </w:tcPr>
-          <w:p>
-            <w:r>
-              <w:t>Mức độ ưu tiên</w:t>
-            </w:r>
-          </w:p>
-        </w:tc>
-        <w:tc>
-          <w:tcPr>
-            <w:tcW w:type="dxa" w:w="4320"/>
-          </w:tcPr>
-          <w:p>
-            <w:r>
-              <w:t>Trung bình</w:t>
-            </w:r>
-          </w:p>
-        </w:tc>
-      </w:tr>
-      <w:tr>
-        <w:tc>
-          <w:tcPr>
-            <w:tcW w:type="dxa" w:w="4320"/>
-          </w:tcPr>
-          <w:p>
-            <w:r>
-              <w:t>Mô tả</w:t>
-            </w:r>
-          </w:p>
-        </w:tc>
-        <w:tc>
-          <w:tcPr>
-            <w:tcW w:type="dxa" w:w="4320"/>
-          </w:tcPr>
-          <w:p>
-            <w:r>
-              <w:t>Gợi ý sách cá nhân hóa bằng trí tuệ nhân tạo, quản lý đánh giá và danh sách quan tâm của người dùng.</w:t>
-            </w:r>
-          </w:p>
-        </w:tc>
-      </w:tr>
-      <w:tr>
-        <w:tc>
-          <w:tcPr>
-            <w:tcW w:type="dxa" w:w="4320"/>
-          </w:tcPr>
-          <w:p>
-            <w:r>
-              <w:t>Tác nhân</w:t>
-            </w:r>
-          </w:p>
-        </w:tc>
-        <w:tc>
-          <w:tcPr>
-            <w:tcW w:type="dxa" w:w="4320"/>
-          </w:tcPr>
-          <w:p>
-            <w:r>
+              <w:rPr>
+                <w:rFonts w:ascii="Times New Roman" w:hAnsi="Times New Roman" w:eastAsia="Times New Roman"/>
+                <w:b w:val="0"/>
+                <w:color w:val="000000"/>
+                <w:sz w:val="21"/>
+              </w:rPr>
               <w:t>Hệ thống nền, Độc giả</w:t>
             </w:r>
           </w:p>
@@ -2792,9 +5953,26 @@
         <w:tc>
           <w:tcPr>
             <w:tcW w:type="dxa" w:w="4320"/>
+            <w:vAlign w:val="center"/>
+            <w:tcMar>
+              <w:top w:w="90" w:type="dxa"/>
+              <w:start w:w="110" w:type="dxa"/>
+              <w:bottom w:w="90" w:type="dxa"/>
+              <w:end w:w="110" w:type="dxa"/>
+            </w:tcMar>
+            <w:shd w:fill="D9EAF7"/>
           </w:tcPr>
           <w:p>
+            <w:pPr>
+              <w:spacing w:after="0" w:line="259" w:lineRule="auto"/>
+            </w:pPr>
             <w:r>
+              <w:rPr>
+                <w:rFonts w:ascii="Times New Roman" w:hAnsi="Times New Roman" w:eastAsia="Times New Roman"/>
+                <w:b/>
+                <w:color w:val="000000"/>
+                <w:sz w:val="21"/>
+              </w:rPr>
               <w:t>Điều kiện trước</w:t>
             </w:r>
           </w:p>
@@ -2802,9 +5980,26 @@
         <w:tc>
           <w:tcPr>
             <w:tcW w:type="dxa" w:w="4320"/>
+            <w:vAlign w:val="center"/>
+            <w:tcMar>
+              <w:top w:w="90" w:type="dxa"/>
+              <w:start w:w="110" w:type="dxa"/>
+              <w:bottom w:w="90" w:type="dxa"/>
+              <w:end w:w="110" w:type="dxa"/>
+            </w:tcMar>
+            <w:shd w:fill="F7FAFC"/>
           </w:tcPr>
           <w:p>
+            <w:pPr>
+              <w:spacing w:after="0" w:line="259" w:lineRule="auto"/>
+            </w:pPr>
             <w:r>
+              <w:rPr>
+                <w:rFonts w:ascii="Times New Roman" w:hAnsi="Times New Roman" w:eastAsia="Times New Roman"/>
+                <w:b w:val="0"/>
+                <w:color w:val="000000"/>
+                <w:sz w:val="21"/>
+              </w:rPr>
               <w:t>Độc giả đăng nhập vào hệ thống.</w:t>
             </w:r>
           </w:p>
@@ -2814,9 +6009,26 @@
         <w:tc>
           <w:tcPr>
             <w:tcW w:type="dxa" w:w="4320"/>
+            <w:vAlign w:val="center"/>
+            <w:tcMar>
+              <w:top w:w="90" w:type="dxa"/>
+              <w:start w:w="110" w:type="dxa"/>
+              <w:bottom w:w="90" w:type="dxa"/>
+              <w:end w:w="110" w:type="dxa"/>
+            </w:tcMar>
+            <w:shd w:fill="D9EAF7"/>
           </w:tcPr>
           <w:p>
+            <w:pPr>
+              <w:spacing w:after="0" w:line="259" w:lineRule="auto"/>
+            </w:pPr>
             <w:r>
+              <w:rPr>
+                <w:rFonts w:ascii="Times New Roman" w:hAnsi="Times New Roman" w:eastAsia="Times New Roman"/>
+                <w:b/>
+                <w:color w:val="000000"/>
+                <w:sz w:val="21"/>
+              </w:rPr>
               <w:t>Các thao tác xử lý</w:t>
             </w:r>
           </w:p>
@@ -2824,29 +6036,34 @@
         <w:tc>
           <w:tcPr>
             <w:tcW w:type="dxa" w:w="4320"/>
+            <w:vAlign w:val="center"/>
+            <w:tcMar>
+              <w:top w:w="90" w:type="dxa"/>
+              <w:start w:w="110" w:type="dxa"/>
+              <w:bottom w:w="90" w:type="dxa"/>
+              <w:end w:w="110" w:type="dxa"/>
+            </w:tcMar>
           </w:tcPr>
           <w:p>
             <w:pPr>
-              <w:spacing w:after="40"/>
+              <w:spacing w:after="0" w:line="259" w:lineRule="auto"/>
             </w:pPr>
             <w:r>
-              <w:t>1. Hệ thống tự động phân tích lịch sử mượn và chuyên ngành để đề xuất sách cá nhân hóa cho từng độc giả trên giao diện.</w:t>
-            </w:r>
-          </w:p>
-          <w:p>
-            <w:pPr>
-              <w:spacing w:after="40"/>
-            </w:pPr>
-            <w:r>
-              <w:t>2. Độc giả có quyền đánh giá điểm xếp hạng cho tài liệu sau khi sử dụng. Hệ thống lưu trữ và tự động tính toán lại điểm trung bình của đầu sách.</w:t>
-            </w:r>
-          </w:p>
-          <w:p>
-            <w:pPr>
-              <w:spacing w:after="40"/>
-            </w:pPr>
-            <w:r>
-              <w:t>3. Độc giả có thể lưu hoặc bỏ lưu tài liệu vào danh sách quan tâm cá nhân để tra cứu nhanh sau này.</w:t>
+              <w:rPr>
+                <w:rFonts w:ascii="Times New Roman" w:hAnsi="Times New Roman" w:eastAsia="Times New Roman"/>
+                <w:b w:val="0"/>
+                <w:color w:val="000000"/>
+                <w:sz w:val="21"/>
+              </w:rPr>
+              <w:t>1. Hệ thống tạo đặc trưng từ tiêu đề, tác giả, thể loại, mô tả, chuyên ngành và lịch sử tương tác.</w:t>
+              <w:br/>
+              <w:t>2. Baseline dùng TF IDF và cosine similarity để xếp hạng top K; sách phổ biến là phương án dự phòng cho người dùng mới.</w:t>
+              <w:br/>
+              <w:t>3. Khi đủ dữ liệu, hệ thống có thể bổ sung tín hiệu cộng tác để tạo điểm hybrid.</w:t>
+              <w:br/>
+              <w:t>4. Web và Mobile hiển thị kết quả từ API, không dùng danh sách hard code.</w:t>
+              <w:br/>
+              <w:t>5. Đánh giá và danh sách quan tâm là phần mở rộng sau luồng gợi ý cốt lõi.</w:t>
             </w:r>
           </w:p>
         </w:tc>
@@ -2855,9 +6072,26 @@
         <w:tc>
           <w:tcPr>
             <w:tcW w:type="dxa" w:w="4320"/>
+            <w:vAlign w:val="center"/>
+            <w:tcMar>
+              <w:top w:w="90" w:type="dxa"/>
+              <w:start w:w="110" w:type="dxa"/>
+              <w:bottom w:w="90" w:type="dxa"/>
+              <w:end w:w="110" w:type="dxa"/>
+            </w:tcMar>
+            <w:shd w:fill="D9EAF7"/>
           </w:tcPr>
           <w:p>
+            <w:pPr>
+              <w:spacing w:after="0" w:line="259" w:lineRule="auto"/>
+            </w:pPr>
             <w:r>
+              <w:rPr>
+                <w:rFonts w:ascii="Times New Roman" w:hAnsi="Times New Roman" w:eastAsia="Times New Roman"/>
+                <w:b/>
+                <w:color w:val="000000"/>
+                <w:sz w:val="21"/>
+              </w:rPr>
               <w:t>Kết quả</w:t>
             </w:r>
           </w:p>
@@ -2865,10 +6099,27 @@
         <w:tc>
           <w:tcPr>
             <w:tcW w:type="dxa" w:w="4320"/>
+            <w:vAlign w:val="center"/>
+            <w:tcMar>
+              <w:top w:w="90" w:type="dxa"/>
+              <w:start w:w="110" w:type="dxa"/>
+              <w:bottom w:w="90" w:type="dxa"/>
+              <w:end w:w="110" w:type="dxa"/>
+            </w:tcMar>
+            <w:shd w:fill="F7FAFC"/>
           </w:tcPr>
           <w:p>
+            <w:pPr>
+              <w:spacing w:after="0" w:line="259" w:lineRule="auto"/>
+            </w:pPr>
             <w:r>
-              <w:t>Tăng cường trải nghiệm tương tác thông minh với hệ thống.</w:t>
+              <w:rPr>
+                <w:rFonts w:ascii="Times New Roman" w:hAnsi="Times New Roman" w:eastAsia="Times New Roman"/>
+                <w:b w:val="0"/>
+                <w:color w:val="000000"/>
+                <w:sz w:val="21"/>
+              </w:rPr>
+              <w:t>Danh sách gợi ý có thể giải thích và đánh giá bằng metric phù hợp.</w:t>
             </w:r>
           </w:p>
         </w:tc>
@@ -2877,7 +6128,7 @@
     <w:p/>
     <w:sectPr>
       <w:pgSz w:w="12240" w:h="15840"/>
-      <w:pgMar w:top="1440" w:right="1800" w:bottom="1440" w:left="1800" w:header="720" w:footer="720" w:gutter="0"/>
+      <w:pgMar w:top="1134" w:right="1134" w:bottom="1134" w:left="1247" w:header="720" w:footer="720" w:gutter="0"/>
       <w:cols w:space="720"/>
       <w:docGrid w:linePitch="360"/>
     </w:sectPr>
@@ -3248,6 +6499,14 @@
     <w:name w:val="Normal"/>
     <w:qFormat/>
     <w:rsid w:val="00FC693F"/>
+    <w:pPr>
+      <w:spacing w:after="120" w:line="276" w:lineRule="auto"/>
+    </w:pPr>
+    <w:rPr>
+      <w:rFonts w:ascii="Times New Roman" w:hAnsi="Times New Roman" w:eastAsia="Times New Roman"/>
+      <w:color w:val="000000"/>
+      <w:sz w:val="22"/>
+    </w:rPr>
   </w:style>
   <w:style w:type="paragraph" w:styleId="Header">
     <w:name w:val="header"/>
@@ -3308,10 +6567,10 @@
       <w:outlineLvl w:val="0"/>
     </w:pPr>
     <w:rPr>
-      <w:rFonts w:asciiTheme="majorHAnsi" w:eastAsiaTheme="majorEastAsia" w:hAnsiTheme="majorHAnsi" w:cstheme="majorBidi"/>
+      <w:rFonts w:asciiTheme="majorHAnsi" w:eastAsiaTheme="majorEastAsia" w:hAnsiTheme="majorHAnsi" w:cstheme="majorBidi" w:ascii="Times New Roman" w:hAnsi="Times New Roman" w:eastAsia="Times New Roman"/>
       <w:b/>
       <w:bCs/>
-      <w:color w:val="365F91" w:themeColor="accent1" w:themeShade="BF"/>
+      <w:color w:val="000000"/>
       <w:sz w:val="28"/>
       <w:szCs w:val="28"/>
     </w:rPr>
@@ -3332,11 +6591,11 @@
       <w:outlineLvl w:val="1"/>
     </w:pPr>
     <w:rPr>
-      <w:rFonts w:asciiTheme="majorHAnsi" w:eastAsiaTheme="majorEastAsia" w:hAnsiTheme="majorHAnsi" w:cstheme="majorBidi"/>
+      <w:rFonts w:asciiTheme="majorHAnsi" w:eastAsiaTheme="majorEastAsia" w:hAnsiTheme="majorHAnsi" w:cstheme="majorBidi" w:ascii="Times New Roman" w:hAnsi="Times New Roman" w:eastAsia="Times New Roman"/>
       <w:b/>
       <w:bCs/>
-      <w:color w:val="4F81BD" w:themeColor="accent1"/>
-      <w:sz w:val="26"/>
+      <w:color w:val="000000"/>
+      <w:sz w:val="24"/>
       <w:szCs w:val="26"/>
     </w:rPr>
   </w:style>
@@ -3590,18 +6849,16 @@
     <w:qFormat/>
     <w:rsid w:val="00FC693F"/>
     <w:pPr>
-      <w:pBdr>
-        <w:bottom w:val="single" w:sz="8" w:space="4" w:color="4F81BD" w:themeColor="accent1"/>
-      </w:pBdr>
       <w:spacing w:after="300" w:line="240" w:lineRule="auto"/>
       <w:contextualSpacing/>
     </w:pPr>
     <w:rPr>
-      <w:rFonts w:asciiTheme="majorHAnsi" w:eastAsiaTheme="majorEastAsia" w:hAnsiTheme="majorHAnsi" w:cstheme="majorBidi"/>
-      <w:color w:val="17365D" w:themeColor="text2" w:themeShade="BF"/>
+      <w:rFonts w:asciiTheme="majorHAnsi" w:eastAsiaTheme="majorEastAsia" w:hAnsiTheme="majorHAnsi" w:cstheme="majorBidi" w:ascii="Times New Roman" w:hAnsi="Times New Roman" w:eastAsia="Times New Roman"/>
+      <w:b/>
+      <w:color w:val="000000"/>
       <w:spacing w:val="5"/>
       <w:kern w:val="28"/>
-      <w:sz w:val="52"/>
+      <w:sz w:val="32"/>
       <w:szCs w:val="52"/>
     </w:rPr>
   </w:style>
